--- a/4to Año/Comunicaciones II/TP7.docx
+++ b/4to Año/Comunicaciones II/TP7.docx
@@ -14,8 +14,4755 @@
       <w:pPr>
         <w:pStyle w:val="Textoindependiente"/>
         <w:spacing w:before="197"/>
+        <w:ind w:firstLine="447"/>
+        <w:rPr>
+          <w:b/>
+          <w:bCs/>
+          <w:sz w:val="32"/>
+          <w:szCs w:val="32"/>
+        </w:rPr>
+      </w:pPr>
+      <w:r>
+        <w:rPr>
+          <w:b/>
+          <w:bCs/>
+          <w:sz w:val="32"/>
+          <w:szCs w:val="32"/>
+        </w:rPr>
+        <w:t>Módulo 7 – Protocolos de Ruteo</w:t>
+      </w:r>
+    </w:p>
+    <w:p>
+      <w:pPr>
+        <w:pStyle w:val="Textoindependiente"/>
+        <w:spacing w:before="197"/>
+        <w:ind w:firstLine="447"/>
+        <w:rPr>
+          <w:b/>
+          <w:bCs/>
+          <w:sz w:val="32"/>
+          <w:szCs w:val="32"/>
+        </w:rPr>
+      </w:pPr>
+    </w:p>
+    <w:p>
+      <w:pPr>
+        <w:pStyle w:val="Ttulo3"/>
+        <w:ind w:left="447"/>
+        <w:rPr>
+          <w:lang w:val="es-AR"/>
+        </w:rPr>
+      </w:pPr>
+      <w:r>
+        <w:t>1. Concepto general de ruteo</w:t>
+      </w:r>
+    </w:p>
+    <w:p>
+      <w:pPr>
+        <w:pStyle w:val="NormalWeb"/>
+        <w:ind w:left="447"/>
+        <w:rPr>
+          <w:lang w:val="es-AR"/>
+        </w:rPr>
+      </w:pPr>
+      <w:r>
+        <w:rPr>
+          <w:lang w:val="es-AR"/>
+        </w:rPr>
+        <w:t xml:space="preserve">El </w:t>
+      </w:r>
+      <w:r>
+        <w:rPr>
+          <w:rStyle w:val="Textoennegrita"/>
+          <w:lang w:val="es-AR"/>
+        </w:rPr>
+        <w:t>ruteo (</w:t>
+      </w:r>
+      <w:proofErr w:type="spellStart"/>
+      <w:r>
+        <w:rPr>
+          <w:rStyle w:val="Textoennegrita"/>
+          <w:lang w:val="es-AR"/>
+        </w:rPr>
+        <w:t>routing</w:t>
+      </w:r>
+      <w:proofErr w:type="spellEnd"/>
+      <w:r>
+        <w:rPr>
+          <w:rStyle w:val="Textoennegrita"/>
+          <w:lang w:val="es-AR"/>
+        </w:rPr>
+        <w:t>)</w:t>
+      </w:r>
+      <w:r>
+        <w:rPr>
+          <w:lang w:val="es-AR"/>
+        </w:rPr>
+        <w:t xml:space="preserve"> es el proceso mediante el cual se determina la mejor ruta para enviar paquetes desde un </w:t>
+      </w:r>
+      <w:r>
+        <w:rPr>
+          <w:rStyle w:val="Textoennegrita"/>
+          <w:lang w:val="es-AR"/>
+        </w:rPr>
+        <w:t>origen</w:t>
+      </w:r>
+      <w:r>
+        <w:rPr>
+          <w:lang w:val="es-AR"/>
+        </w:rPr>
+        <w:t xml:space="preserve"> a un </w:t>
+      </w:r>
+      <w:r>
+        <w:rPr>
+          <w:rStyle w:val="Textoennegrita"/>
+          <w:lang w:val="es-AR"/>
+        </w:rPr>
+        <w:t>destino</w:t>
+      </w:r>
+      <w:r>
+        <w:rPr>
+          <w:lang w:val="es-AR"/>
+        </w:rPr>
+        <w:t xml:space="preserve"> dentro de una red o entre redes interconectadas (interred).</w:t>
+      </w:r>
+    </w:p>
+    <w:p>
+      <w:pPr>
+        <w:pStyle w:val="NormalWeb"/>
+        <w:numPr>
+          <w:ilvl w:val="0"/>
+          <w:numId w:val="15"/>
+        </w:numPr>
+        <w:tabs>
+          <w:tab w:val="clear" w:pos="720"/>
+          <w:tab w:val="num" w:pos="1167"/>
+        </w:tabs>
+        <w:ind w:left="1167"/>
+        <w:rPr>
+          <w:lang w:val="es-AR"/>
+        </w:rPr>
+      </w:pPr>
+      <w:r>
+        <w:rPr>
+          <w:rStyle w:val="Textoennegrita"/>
+          <w:lang w:val="es-AR"/>
+        </w:rPr>
+        <w:t>Encaminamiento (ruteo):</w:t>
+      </w:r>
+      <w:r>
+        <w:rPr>
+          <w:lang w:val="es-AR"/>
+        </w:rPr>
+        <w:t xml:space="preserve"> construcción de la tabla de ruteo.</w:t>
+      </w:r>
+    </w:p>
+    <w:p>
+      <w:pPr>
+        <w:pStyle w:val="NormalWeb"/>
+        <w:numPr>
+          <w:ilvl w:val="0"/>
+          <w:numId w:val="15"/>
+        </w:numPr>
+        <w:tabs>
+          <w:tab w:val="clear" w:pos="720"/>
+          <w:tab w:val="num" w:pos="1167"/>
+        </w:tabs>
+        <w:ind w:left="1167"/>
+        <w:rPr>
+          <w:lang w:val="es-AR"/>
+        </w:rPr>
+      </w:pPr>
+      <w:proofErr w:type="spellStart"/>
+      <w:r>
+        <w:rPr>
+          <w:rStyle w:val="Textoennegrita"/>
+          <w:lang w:val="es-AR"/>
+        </w:rPr>
+        <w:t>Forwarding</w:t>
+      </w:r>
+      <w:proofErr w:type="spellEnd"/>
+      <w:r>
+        <w:rPr>
+          <w:rStyle w:val="Textoennegrita"/>
+          <w:lang w:val="es-AR"/>
+        </w:rPr>
+        <w:t>:</w:t>
+      </w:r>
+      <w:r>
+        <w:rPr>
+          <w:lang w:val="es-AR"/>
+        </w:rPr>
+        <w:t xml:space="preserve"> selección del puerto de salida para un paquete entrante según la tabla de ruteo.</w:t>
+      </w:r>
+    </w:p>
+    <w:p>
+      <w:pPr>
+        <w:pStyle w:val="NormalWeb"/>
+        <w:numPr>
+          <w:ilvl w:val="0"/>
+          <w:numId w:val="15"/>
+        </w:numPr>
+        <w:tabs>
+          <w:tab w:val="clear" w:pos="720"/>
+          <w:tab w:val="num" w:pos="1167"/>
+        </w:tabs>
+        <w:ind w:left="1167"/>
+        <w:rPr>
+          <w:lang w:val="es-AR"/>
+        </w:rPr>
+      </w:pPr>
+      <w:proofErr w:type="spellStart"/>
+      <w:r>
+        <w:rPr>
+          <w:rStyle w:val="Textoennegrita"/>
+          <w:lang w:val="es-AR"/>
+        </w:rPr>
+        <w:t>Router</w:t>
+      </w:r>
+      <w:proofErr w:type="spellEnd"/>
+      <w:r>
+        <w:rPr>
+          <w:rStyle w:val="Textoennegrita"/>
+          <w:lang w:val="es-AR"/>
+        </w:rPr>
+        <w:t>:</w:t>
+      </w:r>
+      <w:r>
+        <w:rPr>
+          <w:lang w:val="es-AR"/>
+        </w:rPr>
+        <w:t xml:space="preserve"> dispositivo que interconecta redes heterogéneas y decide el camino de los datagramas.</w:t>
+      </w:r>
+    </w:p>
+    <w:p>
+      <w:pPr>
+        <w:pStyle w:val="Ttulo3"/>
+        <w:rPr>
+          <w:lang w:val="es-AR"/>
+        </w:rPr>
+      </w:pPr>
+      <w:r>
+        <w:t xml:space="preserve">        </w:t>
+      </w:r>
+      <w:r>
+        <w:t>2. Fundamentos del ruteo</w:t>
+      </w:r>
+    </w:p>
+    <w:p>
+      <w:pPr>
+        <w:pStyle w:val="Ttulo4"/>
+        <w:ind w:left="720"/>
+      </w:pPr>
+      <w:r>
+        <w:t>Requisitos básicos:</w:t>
+      </w:r>
+    </w:p>
+    <w:p>
+      <w:pPr>
+        <w:pStyle w:val="NormalWeb"/>
+        <w:numPr>
+          <w:ilvl w:val="0"/>
+          <w:numId w:val="16"/>
+        </w:numPr>
+        <w:tabs>
+          <w:tab w:val="clear" w:pos="720"/>
+          <w:tab w:val="num" w:pos="1440"/>
+        </w:tabs>
+        <w:ind w:left="1440"/>
+        <w:rPr>
+          <w:lang w:val="es-AR"/>
+        </w:rPr>
+      </w:pPr>
+      <w:r>
+        <w:rPr>
+          <w:rStyle w:val="Textoennegrita"/>
+          <w:lang w:val="es-AR"/>
+        </w:rPr>
+        <w:t>Consistencia:</w:t>
+      </w:r>
+      <w:r>
+        <w:rPr>
+          <w:lang w:val="es-AR"/>
+        </w:rPr>
+        <w:t xml:space="preserve"> siempre debe existir una ruta entre dos nodos (salvo fallos graves).</w:t>
+      </w:r>
+    </w:p>
+    <w:p>
+      <w:pPr>
+        <w:pStyle w:val="NormalWeb"/>
+        <w:numPr>
+          <w:ilvl w:val="0"/>
+          <w:numId w:val="16"/>
+        </w:numPr>
+        <w:tabs>
+          <w:tab w:val="clear" w:pos="720"/>
+          <w:tab w:val="num" w:pos="1440"/>
+        </w:tabs>
+        <w:ind w:left="1440"/>
+        <w:rPr>
+          <w:lang w:val="es-AR"/>
+        </w:rPr>
+      </w:pPr>
+      <w:r>
+        <w:rPr>
+          <w:rStyle w:val="Textoennegrita"/>
+          <w:lang w:val="es-AR"/>
+        </w:rPr>
+        <w:t>Mínima información necesaria:</w:t>
+      </w:r>
+      <w:r>
+        <w:rPr>
+          <w:lang w:val="es-AR"/>
+        </w:rPr>
+        <w:t xml:space="preserve"> evitar tablas de ruteo enormes (usar jerarquías, resúmenes).</w:t>
+      </w:r>
+    </w:p>
+    <w:p>
+      <w:pPr>
+        <w:pStyle w:val="NormalWeb"/>
+        <w:numPr>
+          <w:ilvl w:val="0"/>
+          <w:numId w:val="16"/>
+        </w:numPr>
+        <w:tabs>
+          <w:tab w:val="clear" w:pos="720"/>
+          <w:tab w:val="num" w:pos="1440"/>
+        </w:tabs>
+        <w:ind w:left="1440"/>
+        <w:rPr>
+          <w:lang w:val="es-AR"/>
+        </w:rPr>
+      </w:pPr>
+      <w:r>
+        <w:rPr>
+          <w:rStyle w:val="Textoennegrita"/>
+          <w:lang w:val="es-AR"/>
+        </w:rPr>
+        <w:t>Elección de la mejor ruta:</w:t>
+      </w:r>
+      <w:r>
+        <w:rPr>
+          <w:lang w:val="es-AR"/>
+        </w:rPr>
+        <w:t xml:space="preserve"> rapidez, confiabilidad y balance del tráfico.</w:t>
+      </w:r>
+    </w:p>
+    <w:p>
+      <w:pPr>
+        <w:pStyle w:val="NormalWeb"/>
+        <w:numPr>
+          <w:ilvl w:val="0"/>
+          <w:numId w:val="16"/>
+        </w:numPr>
+        <w:tabs>
+          <w:tab w:val="clear" w:pos="720"/>
+          <w:tab w:val="num" w:pos="1440"/>
+        </w:tabs>
+        <w:ind w:left="1440"/>
+        <w:rPr>
+          <w:lang w:val="es-AR"/>
+        </w:rPr>
+      </w:pPr>
+      <w:r>
+        <w:rPr>
+          <w:rStyle w:val="Textoennegrita"/>
+          <w:lang w:val="es-AR"/>
+        </w:rPr>
+        <w:t>Completitud:</w:t>
+      </w:r>
+      <w:r>
+        <w:rPr>
+          <w:lang w:val="es-AR"/>
+        </w:rPr>
+        <w:t xml:space="preserve"> cada nodo debe tener suficiente información para hallar todos los caminos.</w:t>
+      </w:r>
+    </w:p>
+    <w:p>
+      <w:pPr>
+        <w:pStyle w:val="NormalWeb"/>
+        <w:numPr>
+          <w:ilvl w:val="0"/>
+          <w:numId w:val="16"/>
+        </w:numPr>
+        <w:tabs>
+          <w:tab w:val="clear" w:pos="720"/>
+          <w:tab w:val="num" w:pos="1440"/>
+        </w:tabs>
+        <w:ind w:left="1440"/>
+        <w:rPr>
+          <w:lang w:val="es-AR"/>
+        </w:rPr>
+      </w:pPr>
+      <w:r>
+        <w:rPr>
+          <w:rStyle w:val="Textoennegrita"/>
+          <w:lang w:val="es-AR"/>
+        </w:rPr>
+        <w:t>Escalabilidad:</w:t>
+      </w:r>
+      <w:r>
+        <w:rPr>
+          <w:lang w:val="es-AR"/>
+        </w:rPr>
+        <w:t xml:space="preserve"> debe adaptarse al crecimiento de la red.</w:t>
+      </w:r>
+    </w:p>
+    <w:p>
+      <w:pPr>
+        <w:pStyle w:val="Ttulo3"/>
+        <w:ind w:firstLine="360"/>
+        <w:rPr>
+          <w:lang w:val="es-AR"/>
+        </w:rPr>
+      </w:pPr>
+      <w:r>
+        <w:t>3. Tipos de ruteo según alcance</w:t>
+      </w:r>
+    </w:p>
+    <w:p>
+      <w:pPr>
+        <w:pStyle w:val="Prrafodelista"/>
+        <w:widowControl/>
+        <w:numPr>
+          <w:ilvl w:val="0"/>
+          <w:numId w:val="18"/>
+        </w:numPr>
+        <w:autoSpaceDE/>
+        <w:autoSpaceDN/>
+        <w:spacing w:before="100" w:beforeAutospacing="1" w:after="100" w:afterAutospacing="1"/>
+        <w:rPr>
+          <w:sz w:val="24"/>
+          <w:szCs w:val="24"/>
+          <w:lang w:val="es-AR"/>
+        </w:rPr>
+      </w:pPr>
+      <w:r>
+        <w:rPr>
+          <w:rStyle w:val="Textoennegrita"/>
+          <w:lang w:val="es-AR"/>
+        </w:rPr>
+        <w:t xml:space="preserve">Ruteo Interno (IGP – Interior Gateway </w:t>
+      </w:r>
+      <w:proofErr w:type="spellStart"/>
+      <w:r>
+        <w:rPr>
+          <w:rStyle w:val="Textoennegrita"/>
+          <w:lang w:val="es-AR"/>
+        </w:rPr>
+        <w:t>Protocol</w:t>
+      </w:r>
+      <w:proofErr w:type="spellEnd"/>
+      <w:r>
+        <w:rPr>
+          <w:rStyle w:val="Textoennegrita"/>
+          <w:lang w:val="es-AR"/>
+        </w:rPr>
+        <w:t>):</w:t>
+      </w:r>
+      <w:r>
+        <w:rPr>
+          <w:lang w:val="es-AR"/>
+        </w:rPr>
+        <w:t xml:space="preserve"> </w:t>
+      </w:r>
+      <w:r>
+        <w:rPr>
+          <w:sz w:val="24"/>
+          <w:szCs w:val="24"/>
+          <w:lang w:val="es-AR"/>
+        </w:rPr>
+        <w:t xml:space="preserve">es el que se lleva a cabo dentro de un Sistema Autónomo (AS, </w:t>
+      </w:r>
+      <w:proofErr w:type="spellStart"/>
+      <w:r>
+        <w:rPr>
+          <w:sz w:val="24"/>
+          <w:szCs w:val="24"/>
+          <w:lang w:val="es-AR"/>
+        </w:rPr>
+        <w:t>Autonomous</w:t>
+      </w:r>
+      <w:proofErr w:type="spellEnd"/>
+      <w:r>
+        <w:rPr>
+          <w:sz w:val="24"/>
+          <w:szCs w:val="24"/>
+          <w:lang w:val="es-AR"/>
+        </w:rPr>
+        <w:t xml:space="preserve"> </w:t>
+      </w:r>
+      <w:proofErr w:type="spellStart"/>
+      <w:r>
+        <w:rPr>
+          <w:sz w:val="24"/>
+          <w:szCs w:val="24"/>
+          <w:lang w:val="es-AR"/>
+        </w:rPr>
+        <w:t>System</w:t>
+      </w:r>
+      <w:proofErr w:type="spellEnd"/>
+      <w:r>
+        <w:rPr>
+          <w:sz w:val="24"/>
+          <w:szCs w:val="24"/>
+          <w:lang w:val="es-AR"/>
+        </w:rPr>
+        <w:t>).</w:t>
+      </w:r>
+      <w:r>
+        <w:rPr>
+          <w:sz w:val="24"/>
+          <w:szCs w:val="24"/>
+          <w:lang w:val="es-AR"/>
+        </w:rPr>
+        <w:br/>
+        <w:t xml:space="preserve">Un </w:t>
+      </w:r>
+      <w:r>
+        <w:rPr>
+          <w:b/>
+          <w:bCs/>
+          <w:sz w:val="24"/>
+          <w:szCs w:val="24"/>
+          <w:lang w:val="es-AR"/>
+        </w:rPr>
+        <w:t>sistema autónomo</w:t>
+      </w:r>
+      <w:r>
+        <w:rPr>
+          <w:sz w:val="24"/>
+          <w:szCs w:val="24"/>
+          <w:lang w:val="es-AR"/>
+        </w:rPr>
+        <w:t xml:space="preserve"> es un conjunto de redes IP bajo el control de una misma organización o entidad administrativa que comparte una política de enrutamiento común.</w:t>
+      </w:r>
+    </w:p>
+    <w:p>
+      <w:pPr>
+        <w:widowControl/>
+        <w:autoSpaceDE/>
+        <w:autoSpaceDN/>
+        <w:spacing w:before="100" w:beforeAutospacing="1" w:after="100" w:afterAutospacing="1"/>
+        <w:ind w:left="1080"/>
+        <w:rPr>
+          <w:sz w:val="24"/>
+          <w:szCs w:val="24"/>
+          <w:lang w:val="es-AR"/>
+        </w:rPr>
+      </w:pPr>
+      <w:r>
+        <w:rPr>
+          <w:sz w:val="24"/>
+          <w:szCs w:val="24"/>
+          <w:lang w:val="es-AR"/>
+        </w:rPr>
+        <w:t>Dentro de este ámbito, el objetivo principal del ruteo interno es encontrar las rutas más eficientes para el tráfico dentro del propio dominio, garantizando:</w:t>
+      </w:r>
+    </w:p>
+    <w:p>
+      <w:pPr>
+        <w:widowControl/>
+        <w:numPr>
+          <w:ilvl w:val="0"/>
+          <w:numId w:val="5"/>
+        </w:numPr>
+        <w:tabs>
+          <w:tab w:val="num" w:pos="1440"/>
+        </w:tabs>
+        <w:autoSpaceDE/>
+        <w:autoSpaceDN/>
+        <w:spacing w:before="100" w:beforeAutospacing="1" w:after="100" w:afterAutospacing="1"/>
+        <w:ind w:left="1440"/>
+        <w:rPr>
+          <w:sz w:val="24"/>
+          <w:szCs w:val="24"/>
+          <w:lang w:val="es-AR"/>
+        </w:rPr>
+      </w:pPr>
+      <w:r>
+        <w:rPr>
+          <w:b/>
+          <w:bCs/>
+          <w:sz w:val="24"/>
+          <w:szCs w:val="24"/>
+          <w:lang w:val="es-AR"/>
+        </w:rPr>
+        <w:t>Rapidez en la convergencia</w:t>
+      </w:r>
+      <w:r>
+        <w:rPr>
+          <w:sz w:val="24"/>
+          <w:szCs w:val="24"/>
+          <w:lang w:val="es-AR"/>
+        </w:rPr>
+        <w:t xml:space="preserve">: que los </w:t>
+      </w:r>
+      <w:proofErr w:type="spellStart"/>
+      <w:r>
+        <w:rPr>
+          <w:sz w:val="24"/>
+          <w:szCs w:val="24"/>
+          <w:lang w:val="es-AR"/>
+        </w:rPr>
+        <w:t>routers</w:t>
+      </w:r>
+      <w:proofErr w:type="spellEnd"/>
+      <w:r>
+        <w:rPr>
+          <w:sz w:val="24"/>
+          <w:szCs w:val="24"/>
+          <w:lang w:val="es-AR"/>
+        </w:rPr>
+        <w:t xml:space="preserve"> detecten rápidamente los cambios en la red (como caídas de enlaces o incorporación de nuevos nodos) y actualicen sus tablas.</w:t>
+      </w:r>
+    </w:p>
+    <w:p>
+      <w:pPr>
+        <w:widowControl/>
+        <w:numPr>
+          <w:ilvl w:val="0"/>
+          <w:numId w:val="5"/>
+        </w:numPr>
+        <w:tabs>
+          <w:tab w:val="num" w:pos="1440"/>
+        </w:tabs>
+        <w:autoSpaceDE/>
+        <w:autoSpaceDN/>
+        <w:spacing w:before="100" w:beforeAutospacing="1" w:after="100" w:afterAutospacing="1"/>
+        <w:ind w:left="1440"/>
+        <w:rPr>
+          <w:sz w:val="24"/>
+          <w:szCs w:val="24"/>
+          <w:lang w:val="es-AR"/>
+        </w:rPr>
+      </w:pPr>
+      <w:r>
+        <w:rPr>
+          <w:b/>
+          <w:bCs/>
+          <w:sz w:val="24"/>
+          <w:szCs w:val="24"/>
+          <w:lang w:val="es-AR"/>
+        </w:rPr>
+        <w:t>Optimización del rendimiento:</w:t>
+      </w:r>
+      <w:r>
+        <w:rPr>
+          <w:sz w:val="24"/>
+          <w:szCs w:val="24"/>
+          <w:lang w:val="es-AR"/>
+        </w:rPr>
+        <w:t xml:space="preserve"> elegir la ruta con menor costo, retardo o carga.</w:t>
+      </w:r>
+    </w:p>
+    <w:p>
+      <w:pPr>
+        <w:widowControl/>
+        <w:numPr>
+          <w:ilvl w:val="0"/>
+          <w:numId w:val="5"/>
+        </w:numPr>
+        <w:tabs>
+          <w:tab w:val="num" w:pos="1440"/>
+        </w:tabs>
+        <w:autoSpaceDE/>
+        <w:autoSpaceDN/>
+        <w:spacing w:before="100" w:beforeAutospacing="1" w:after="100" w:afterAutospacing="1"/>
+        <w:ind w:left="1440"/>
+        <w:rPr>
+          <w:sz w:val="24"/>
+          <w:szCs w:val="24"/>
+          <w:lang w:val="es-AR"/>
+        </w:rPr>
+      </w:pPr>
+      <w:r>
+        <w:rPr>
+          <w:b/>
+          <w:bCs/>
+          <w:sz w:val="24"/>
+          <w:szCs w:val="24"/>
+          <w:lang w:val="es-AR"/>
+        </w:rPr>
+        <w:t>Escalabilidad y estabilidad</w:t>
+      </w:r>
+      <w:r>
+        <w:rPr>
+          <w:sz w:val="24"/>
+          <w:szCs w:val="24"/>
+          <w:lang w:val="es-AR"/>
+        </w:rPr>
+        <w:t>: permitir que la red crezca sin perder eficiencia.</w:t>
+      </w:r>
+    </w:p>
+    <w:p>
+      <w:pPr>
+        <w:pStyle w:val="NormalWeb"/>
+        <w:ind w:left="1080"/>
+      </w:pPr>
+      <w:proofErr w:type="spellStart"/>
+      <w:r>
+        <w:rPr>
+          <w:b/>
+          <w:bCs/>
+        </w:rPr>
+        <w:t>Ejemplos</w:t>
+      </w:r>
+      <w:proofErr w:type="spellEnd"/>
+      <w:r>
+        <w:rPr>
+          <w:b/>
+          <w:bCs/>
+        </w:rPr>
+        <w:t>:</w:t>
+      </w:r>
+      <w:r>
+        <w:t xml:space="preserve"> RIP, OSPF, IGRP, EIGRP, IS-IS.</w:t>
+      </w:r>
+    </w:p>
+    <w:p>
+      <w:pPr>
+        <w:pStyle w:val="Prrafodelista"/>
+        <w:widowControl/>
+        <w:numPr>
+          <w:ilvl w:val="0"/>
+          <w:numId w:val="18"/>
+        </w:numPr>
+        <w:autoSpaceDE/>
+        <w:autoSpaceDN/>
+        <w:spacing w:before="100" w:beforeAutospacing="1" w:after="100" w:afterAutospacing="1"/>
+        <w:rPr>
+          <w:sz w:val="24"/>
+          <w:szCs w:val="24"/>
+          <w:lang w:val="es-AR"/>
+        </w:rPr>
+      </w:pPr>
+      <w:r>
+        <w:rPr>
+          <w:rStyle w:val="Textoennegrita"/>
+          <w:lang w:val="es-AR"/>
+        </w:rPr>
+        <w:lastRenderedPageBreak/>
+        <w:t xml:space="preserve">Ruteo Externo (EGP – Exterior Gateway </w:t>
+      </w:r>
+      <w:proofErr w:type="spellStart"/>
+      <w:r>
+        <w:rPr>
+          <w:rStyle w:val="Textoennegrita"/>
+          <w:lang w:val="es-AR"/>
+        </w:rPr>
+        <w:t>Protocol</w:t>
+      </w:r>
+      <w:proofErr w:type="spellEnd"/>
+      <w:r>
+        <w:rPr>
+          <w:rStyle w:val="Textoennegrita"/>
+          <w:lang w:val="es-AR"/>
+        </w:rPr>
+        <w:t>):</w:t>
+      </w:r>
+      <w:r>
+        <w:rPr>
+          <w:lang w:val="es-AR"/>
+        </w:rPr>
+        <w:t xml:space="preserve"> </w:t>
+      </w:r>
+      <w:r>
+        <w:rPr>
+          <w:b/>
+          <w:bCs/>
+          <w:sz w:val="24"/>
+          <w:szCs w:val="24"/>
+          <w:lang w:val="es-AR"/>
+        </w:rPr>
+        <w:t>externo</w:t>
+      </w:r>
+      <w:r>
+        <w:rPr>
+          <w:sz w:val="24"/>
+          <w:szCs w:val="24"/>
+          <w:lang w:val="es-AR"/>
+        </w:rPr>
+        <w:t xml:space="preserve"> se utiliza para interconectar distintos sistemas autónomos.</w:t>
+      </w:r>
+      <w:r>
+        <w:rPr>
+          <w:sz w:val="24"/>
+          <w:szCs w:val="24"/>
+          <w:lang w:val="es-AR"/>
+        </w:rPr>
+        <w:br/>
+        <w:t>En este contexto, ya no se trata de una sola organización, sino de redes independientes, cada una con sus propias políticas, intereses económicos y medidas de seguridad.</w:t>
+      </w:r>
+    </w:p>
+    <w:p>
+      <w:pPr>
+        <w:widowControl/>
+        <w:autoSpaceDE/>
+        <w:autoSpaceDN/>
+        <w:spacing w:before="100" w:beforeAutospacing="1" w:after="100" w:afterAutospacing="1"/>
+        <w:ind w:left="1080"/>
+        <w:rPr>
+          <w:sz w:val="24"/>
+          <w:szCs w:val="24"/>
+          <w:lang w:val="es-AR"/>
+        </w:rPr>
+      </w:pPr>
+      <w:r>
+        <w:rPr>
+          <w:sz w:val="24"/>
+          <w:szCs w:val="24"/>
+          <w:lang w:val="es-AR"/>
+        </w:rPr>
+        <w:t>El objetivo no es sólo la eficiencia técnica, sino también el control y la política de enrutamiento.</w:t>
+      </w:r>
+      <w:r>
+        <w:rPr>
+          <w:sz w:val="24"/>
+          <w:szCs w:val="24"/>
+          <w:lang w:val="es-AR"/>
+        </w:rPr>
+        <w:br/>
+        <w:t>Por ejemplo, un proveedor de Internet (ISP) puede decidir:</w:t>
+      </w:r>
+    </w:p>
+    <w:p>
+      <w:pPr>
+        <w:widowControl/>
+        <w:numPr>
+          <w:ilvl w:val="0"/>
+          <w:numId w:val="6"/>
+        </w:numPr>
+        <w:tabs>
+          <w:tab w:val="num" w:pos="720"/>
+        </w:tabs>
+        <w:autoSpaceDE/>
+        <w:autoSpaceDN/>
+        <w:spacing w:before="100" w:beforeAutospacing="1" w:after="100" w:afterAutospacing="1"/>
+        <w:rPr>
+          <w:sz w:val="24"/>
+          <w:szCs w:val="24"/>
+          <w:lang w:val="es-AR"/>
+        </w:rPr>
+      </w:pPr>
+      <w:r>
+        <w:rPr>
+          <w:sz w:val="24"/>
+          <w:szCs w:val="24"/>
+          <w:lang w:val="es-AR"/>
+        </w:rPr>
+        <w:t>No aceptar tráfico de tránsito entre dos redes que no sean sus clientes.</w:t>
+      </w:r>
+    </w:p>
+    <w:p>
+      <w:pPr>
+        <w:widowControl/>
+        <w:numPr>
+          <w:ilvl w:val="0"/>
+          <w:numId w:val="6"/>
+        </w:numPr>
+        <w:tabs>
+          <w:tab w:val="num" w:pos="720"/>
+        </w:tabs>
+        <w:autoSpaceDE/>
+        <w:autoSpaceDN/>
+        <w:spacing w:before="100" w:beforeAutospacing="1" w:after="100" w:afterAutospacing="1"/>
+        <w:rPr>
+          <w:sz w:val="24"/>
+          <w:szCs w:val="24"/>
+          <w:lang w:val="es-AR"/>
+        </w:rPr>
+      </w:pPr>
+      <w:r>
+        <w:rPr>
+          <w:sz w:val="24"/>
+          <w:szCs w:val="24"/>
+          <w:lang w:val="es-AR"/>
+        </w:rPr>
+        <w:t>Priorizar ciertas rutas por acuerdos comerciales.</w:t>
+      </w:r>
+    </w:p>
+    <w:p>
+      <w:pPr>
+        <w:widowControl/>
+        <w:numPr>
+          <w:ilvl w:val="0"/>
+          <w:numId w:val="6"/>
+        </w:numPr>
+        <w:tabs>
+          <w:tab w:val="num" w:pos="720"/>
+        </w:tabs>
+        <w:autoSpaceDE/>
+        <w:autoSpaceDN/>
+        <w:spacing w:before="100" w:beforeAutospacing="1" w:after="100" w:afterAutospacing="1"/>
+        <w:rPr>
+          <w:sz w:val="24"/>
+          <w:szCs w:val="24"/>
+          <w:lang w:val="es-AR"/>
+        </w:rPr>
+      </w:pPr>
+      <w:r>
+        <w:rPr>
+          <w:sz w:val="24"/>
+          <w:szCs w:val="24"/>
+          <w:lang w:val="es-AR"/>
+        </w:rPr>
+        <w:t>Bloquear rutas por motivos de seguridad o regulación.</w:t>
+      </w:r>
+    </w:p>
+    <w:p>
+      <w:pPr>
+        <w:widowControl/>
+        <w:autoSpaceDE/>
+        <w:autoSpaceDN/>
+        <w:spacing w:before="100" w:beforeAutospacing="1" w:after="100" w:afterAutospacing="1"/>
+        <w:ind w:left="720"/>
+        <w:rPr>
+          <w:sz w:val="24"/>
+          <w:szCs w:val="24"/>
+          <w:lang w:val="es-AR"/>
+        </w:rPr>
+      </w:pPr>
+      <w:r>
+        <w:rPr>
+          <w:b/>
+          <w:bCs/>
+          <w:sz w:val="24"/>
+          <w:szCs w:val="24"/>
+          <w:lang w:val="es-AR"/>
+        </w:rPr>
+        <w:t xml:space="preserve">     </w:t>
+      </w:r>
+      <w:r>
+        <w:rPr>
+          <w:b/>
+          <w:bCs/>
+          <w:sz w:val="24"/>
+          <w:szCs w:val="24"/>
+        </w:rPr>
+        <w:t>Ejemplo</w:t>
+      </w:r>
+      <w:r>
+        <w:rPr>
+          <w:sz w:val="24"/>
+          <w:szCs w:val="24"/>
+        </w:rPr>
+        <w:t>: BGP.</w:t>
+      </w:r>
+    </w:p>
+    <w:p>
+      <w:pPr>
+        <w:pStyle w:val="Ttulo3"/>
+        <w:ind w:firstLine="720"/>
+      </w:pPr>
+      <w:r>
+        <w:t>4. Tipos de ruteo según método de actualización</w:t>
+      </w:r>
+    </w:p>
+    <w:p>
+      <w:pPr>
+        <w:rPr>
+          <w:lang w:val="es-AR"/>
+        </w:rPr>
+      </w:pPr>
+    </w:p>
+    <w:tbl>
+      <w:tblPr>
+        <w:tblW w:w="0" w:type="auto"/>
+        <w:jc w:val="center"/>
+        <w:tblCellSpacing w:w="15" w:type="dxa"/>
+        <w:tblBorders>
+          <w:top w:val="single" w:sz="4" w:space="0" w:color="auto"/>
+          <w:left w:val="single" w:sz="4" w:space="0" w:color="auto"/>
+          <w:bottom w:val="single" w:sz="4" w:space="0" w:color="auto"/>
+          <w:right w:val="single" w:sz="4" w:space="0" w:color="auto"/>
+          <w:insideH w:val="single" w:sz="4" w:space="0" w:color="auto"/>
+          <w:insideV w:val="single" w:sz="4" w:space="0" w:color="auto"/>
+        </w:tblBorders>
+        <w:tblCellMar>
+          <w:top w:w="15" w:type="dxa"/>
+          <w:left w:w="15" w:type="dxa"/>
+          <w:bottom w:w="15" w:type="dxa"/>
+          <w:right w:w="15" w:type="dxa"/>
+        </w:tblCellMar>
+        <w:tblLook w:val="04A0" w:firstRow="1" w:lastRow="0" w:firstColumn="1" w:lastColumn="0" w:noHBand="0" w:noVBand="1"/>
+      </w:tblPr>
+      <w:tblGrid>
+        <w:gridCol w:w="1557"/>
+        <w:gridCol w:w="7944"/>
+      </w:tblGrid>
+      <w:tr>
+        <w:trPr>
+          <w:tblHeader/>
+          <w:tblCellSpacing w:w="15" w:type="dxa"/>
+          <w:jc w:val="center"/>
+        </w:trPr>
+        <w:tc>
+          <w:tcPr>
+            <w:tcW w:w="0" w:type="auto"/>
+            <w:vAlign w:val="center"/>
+            <w:hideMark/>
+          </w:tcPr>
+          <w:p>
+            <w:pPr>
+              <w:jc w:val="center"/>
+              <w:rPr>
+                <w:b/>
+                <w:bCs/>
+              </w:rPr>
+            </w:pPr>
+            <w:r>
+              <w:rPr>
+                <w:b/>
+                <w:bCs/>
+              </w:rPr>
+              <w:t>Tipo</w:t>
+            </w:r>
+          </w:p>
+        </w:tc>
+        <w:tc>
+          <w:tcPr>
+            <w:tcW w:w="0" w:type="auto"/>
+            <w:vAlign w:val="center"/>
+            <w:hideMark/>
+          </w:tcPr>
+          <w:p>
+            <w:pPr>
+              <w:jc w:val="center"/>
+              <w:rPr>
+                <w:b/>
+                <w:bCs/>
+              </w:rPr>
+            </w:pPr>
+            <w:r>
+              <w:rPr>
+                <w:b/>
+                <w:bCs/>
+              </w:rPr>
+              <w:t>Características</w:t>
+            </w:r>
+          </w:p>
+        </w:tc>
+      </w:tr>
+      <w:tr>
+        <w:trPr>
+          <w:tblCellSpacing w:w="15" w:type="dxa"/>
+          <w:jc w:val="center"/>
+        </w:trPr>
+        <w:tc>
+          <w:tcPr>
+            <w:tcW w:w="0" w:type="auto"/>
+            <w:vAlign w:val="center"/>
+            <w:hideMark/>
+          </w:tcPr>
+          <w:p>
+            <w:r>
+              <w:rPr>
+                <w:rStyle w:val="Textoennegrita"/>
+              </w:rPr>
+              <w:t>Estático</w:t>
+            </w:r>
+          </w:p>
+        </w:tc>
+        <w:tc>
+          <w:tcPr>
+            <w:tcW w:w="0" w:type="auto"/>
+            <w:vAlign w:val="center"/>
+            <w:hideMark/>
+          </w:tcPr>
+          <w:p>
+            <w:r>
+              <w:t>Configurado manualmente. No se adapta a cambios. Mayor control, no escalable.</w:t>
+            </w:r>
+          </w:p>
+        </w:tc>
+      </w:tr>
+      <w:tr>
+        <w:trPr>
+          <w:tblCellSpacing w:w="15" w:type="dxa"/>
+          <w:jc w:val="center"/>
+        </w:trPr>
+        <w:tc>
+          <w:tcPr>
+            <w:tcW w:w="0" w:type="auto"/>
+            <w:vAlign w:val="center"/>
+            <w:hideMark/>
+          </w:tcPr>
+          <w:p>
+            <w:r>
+              <w:rPr>
+                <w:rStyle w:val="Textoennegrita"/>
+              </w:rPr>
+              <w:t>Dinámico (Adaptativo)</w:t>
+            </w:r>
+          </w:p>
+        </w:tc>
+        <w:tc>
+          <w:tcPr>
+            <w:tcW w:w="0" w:type="auto"/>
+            <w:vAlign w:val="center"/>
+            <w:hideMark/>
+          </w:tcPr>
+          <w:p>
+            <w:r>
+              <w:t>Ajusta rutas automáticamente. Escalable y óptimo, pero consume CPU, ancho de banda y memoria.</w:t>
+            </w:r>
+            <w:r>
+              <w:t xml:space="preserve"> </w:t>
+            </w:r>
+            <w:r>
+              <w:t>utiliza protocolos de enrutamiento que detectan cambios como caídas de enlaces o incorporación de nuevos nodos y recalculan la mejor ruta disponible sin intervención humana.</w:t>
+            </w:r>
+            <w:r>
+              <w:t xml:space="preserve"> </w:t>
+            </w:r>
+          </w:p>
+        </w:tc>
+      </w:tr>
+    </w:tbl>
+    <w:p>
+      <w:pPr>
+        <w:pStyle w:val="NormalWeb"/>
+        <w:rPr>
+          <w:lang w:val="es-AR"/>
+        </w:rPr>
+      </w:pPr>
+      <w:r>
+        <w:rPr>
+          <w:rStyle w:val="Textoennegrita"/>
+          <w:lang w:val="es-AR"/>
+        </w:rPr>
+        <w:t>La información de ruteo</w:t>
+      </w:r>
+      <w:r>
+        <w:rPr>
+          <w:lang w:val="es-AR"/>
+        </w:rPr>
+        <w:t xml:space="preserve"> depende de:</w:t>
+      </w:r>
+    </w:p>
+    <w:p>
+      <w:pPr>
+        <w:pStyle w:val="NormalWeb"/>
+        <w:numPr>
+          <w:ilvl w:val="0"/>
+          <w:numId w:val="19"/>
+        </w:numPr>
+        <w:rPr>
+          <w:lang w:val="es-AR"/>
+        </w:rPr>
+      </w:pPr>
+      <w:r>
+        <w:rPr>
+          <w:lang w:val="es-AR"/>
+        </w:rPr>
+        <w:t xml:space="preserve">La </w:t>
+      </w:r>
+      <w:r>
+        <w:rPr>
+          <w:rStyle w:val="Textoennegrita"/>
+          <w:lang w:val="es-AR"/>
+        </w:rPr>
+        <w:t>topología de la interred</w:t>
+      </w:r>
+      <w:r>
+        <w:rPr>
+          <w:lang w:val="es-AR"/>
+        </w:rPr>
+        <w:t xml:space="preserve"> (redes y enlaces).</w:t>
+      </w:r>
+    </w:p>
+    <w:p>
+      <w:pPr>
+        <w:pStyle w:val="NormalWeb"/>
+        <w:numPr>
+          <w:ilvl w:val="0"/>
+          <w:numId w:val="19"/>
+        </w:numPr>
+        <w:rPr>
+          <w:lang w:val="es-AR"/>
+        </w:rPr>
+      </w:pPr>
+      <w:r>
+        <w:rPr>
+          <w:lang w:val="es-AR"/>
+        </w:rPr>
+        <w:t xml:space="preserve">El </w:t>
+      </w:r>
+      <w:r>
+        <w:rPr>
+          <w:rStyle w:val="Textoennegrita"/>
+          <w:lang w:val="es-AR"/>
+        </w:rPr>
+        <w:t>estado actual</w:t>
+      </w:r>
+      <w:r>
+        <w:rPr>
+          <w:lang w:val="es-AR"/>
+        </w:rPr>
+        <w:t xml:space="preserve"> (costo o métrica de los enlaces).</w:t>
+      </w:r>
+    </w:p>
+    <w:p>
+      <w:pPr>
+        <w:pStyle w:val="NormalWeb"/>
+      </w:pPr>
+      <w:proofErr w:type="spellStart"/>
+      <w:r>
+        <w:rPr>
+          <w:rStyle w:val="Textoennegrita"/>
+        </w:rPr>
+        <w:t>Métricas</w:t>
+      </w:r>
+      <w:proofErr w:type="spellEnd"/>
+      <w:r>
+        <w:rPr>
+          <w:rStyle w:val="Textoennegrita"/>
+        </w:rPr>
+        <w:t xml:space="preserve"> </w:t>
+      </w:r>
+      <w:proofErr w:type="spellStart"/>
+      <w:r>
+        <w:rPr>
+          <w:rStyle w:val="Textoennegrita"/>
+        </w:rPr>
+        <w:t>comunes</w:t>
+      </w:r>
+      <w:proofErr w:type="spellEnd"/>
+      <w:r>
+        <w:rPr>
+          <w:rStyle w:val="Textoennegrita"/>
+        </w:rPr>
+        <w:t>:</w:t>
+      </w:r>
+    </w:p>
+    <w:p>
+      <w:pPr>
+        <w:pStyle w:val="NormalWeb"/>
+        <w:numPr>
+          <w:ilvl w:val="0"/>
+          <w:numId w:val="20"/>
+        </w:numPr>
+      </w:pPr>
+      <w:r>
+        <w:t xml:space="preserve">Ancho de </w:t>
+      </w:r>
+      <w:proofErr w:type="spellStart"/>
+      <w:r>
+        <w:t>banda</w:t>
+      </w:r>
+      <w:proofErr w:type="spellEnd"/>
+    </w:p>
+    <w:p>
+      <w:pPr>
+        <w:pStyle w:val="NormalWeb"/>
+        <w:numPr>
+          <w:ilvl w:val="0"/>
+          <w:numId w:val="20"/>
+        </w:numPr>
+      </w:pPr>
+      <w:proofErr w:type="spellStart"/>
+      <w:r>
+        <w:t>Retardo</w:t>
+      </w:r>
+      <w:proofErr w:type="spellEnd"/>
+      <w:r>
+        <w:t xml:space="preserve"> (RTT)</w:t>
+      </w:r>
+    </w:p>
+    <w:p>
+      <w:pPr>
+        <w:pStyle w:val="NormalWeb"/>
+        <w:numPr>
+          <w:ilvl w:val="0"/>
+          <w:numId w:val="20"/>
+        </w:numPr>
+      </w:pPr>
+      <w:r>
+        <w:t xml:space="preserve">Carga de </w:t>
+      </w:r>
+      <w:proofErr w:type="spellStart"/>
+      <w:r>
+        <w:t>trabajo</w:t>
+      </w:r>
+      <w:proofErr w:type="spellEnd"/>
+    </w:p>
+    <w:p>
+      <w:pPr>
+        <w:pStyle w:val="NormalWeb"/>
+        <w:numPr>
+          <w:ilvl w:val="0"/>
+          <w:numId w:val="20"/>
+        </w:numPr>
+      </w:pPr>
+      <w:proofErr w:type="spellStart"/>
+      <w:r>
+        <w:t>Confiabilidad</w:t>
+      </w:r>
+      <w:proofErr w:type="spellEnd"/>
+    </w:p>
+    <w:p>
+      <w:pPr>
+        <w:pStyle w:val="NormalWeb"/>
+        <w:rPr>
+          <w:lang w:val="es-AR"/>
+        </w:rPr>
+      </w:pPr>
+      <w:r>
+        <w:rPr>
+          <w:rStyle w:val="Textoennegrita"/>
+          <w:lang w:val="es-AR"/>
+        </w:rPr>
+        <w:t>Tipos de algoritmos de ruteo:</w:t>
+      </w:r>
+    </w:p>
+    <w:p>
+      <w:pPr>
+        <w:pStyle w:val="NormalWeb"/>
+        <w:numPr>
+          <w:ilvl w:val="0"/>
+          <w:numId w:val="21"/>
+        </w:numPr>
+        <w:rPr>
+          <w:lang w:val="es-AR"/>
+        </w:rPr>
+      </w:pPr>
+      <w:r>
+        <w:rPr>
+          <w:rStyle w:val="Textoennegrita"/>
+          <w:lang w:val="es-AR"/>
+        </w:rPr>
+        <w:t>Centralizado:</w:t>
+      </w:r>
+      <w:r>
+        <w:rPr>
+          <w:lang w:val="es-AR"/>
+        </w:rPr>
+        <w:t xml:space="preserve"> una entidad calcula todas las rutas.</w:t>
+      </w:r>
+    </w:p>
+    <w:p>
+      <w:pPr>
+        <w:pStyle w:val="NormalWeb"/>
+        <w:numPr>
+          <w:ilvl w:val="0"/>
+          <w:numId w:val="21"/>
+        </w:numPr>
+        <w:rPr>
+          <w:lang w:val="es-AR"/>
+        </w:rPr>
+      </w:pPr>
+      <w:r>
+        <w:rPr>
+          <w:rStyle w:val="Textoennegrita"/>
+          <w:lang w:val="es-AR"/>
+        </w:rPr>
+        <w:t>Vector Distancia (</w:t>
+      </w:r>
+      <w:proofErr w:type="spellStart"/>
+      <w:r>
+        <w:rPr>
+          <w:rStyle w:val="Textoennegrita"/>
+          <w:lang w:val="es-AR"/>
+        </w:rPr>
+        <w:t>Distance</w:t>
+      </w:r>
+      <w:proofErr w:type="spellEnd"/>
+      <w:r>
+        <w:rPr>
+          <w:rStyle w:val="Textoennegrita"/>
+          <w:lang w:val="es-AR"/>
+        </w:rPr>
+        <w:t>-Vector)</w:t>
+      </w:r>
+      <w:proofErr w:type="gramStart"/>
+      <w:r>
+        <w:rPr>
+          <w:rStyle w:val="Textoennegrita"/>
+          <w:lang w:val="es-AR"/>
+        </w:rPr>
+        <w:t>:</w:t>
+      </w:r>
+      <w:r>
+        <w:rPr>
+          <w:lang w:val="es-AR"/>
+        </w:rPr>
+        <w:t xml:space="preserve"> </w:t>
+      </w:r>
+      <w:r>
+        <w:rPr>
+          <w:b/>
+          <w:bCs/>
+          <w:lang w:val="es-AR"/>
+        </w:rPr>
+        <w:t>)</w:t>
+      </w:r>
+      <w:proofErr w:type="gramEnd"/>
+      <w:r>
+        <w:rPr>
+          <w:b/>
+          <w:bCs/>
+          <w:lang w:val="es-AR"/>
+        </w:rPr>
+        <w:t>:</w:t>
+      </w:r>
+      <w:r>
+        <w:rPr>
+          <w:lang w:val="es-AR"/>
+        </w:rPr>
+        <w:t xml:space="preserve"> cada </w:t>
+      </w:r>
+      <w:proofErr w:type="spellStart"/>
+      <w:r>
+        <w:rPr>
+          <w:lang w:val="es-AR"/>
+        </w:rPr>
+        <w:t>router</w:t>
+      </w:r>
+      <w:proofErr w:type="spellEnd"/>
+      <w:r>
+        <w:rPr>
+          <w:lang w:val="es-AR"/>
+        </w:rPr>
+        <w:t xml:space="preserve"> comunica a sus vecinos la distancia (costo) a los demás destinos y actualiza sus rutas iterativamente (ej.: </w:t>
+      </w:r>
+      <w:r>
+        <w:rPr>
+          <w:b/>
+          <w:bCs/>
+          <w:lang w:val="es-AR"/>
+        </w:rPr>
+        <w:t>RIP</w:t>
+      </w:r>
+      <w:r>
+        <w:rPr>
+          <w:lang w:val="es-AR"/>
+        </w:rPr>
+        <w:t>).</w:t>
+      </w:r>
+    </w:p>
+    <w:p>
+      <w:pPr>
+        <w:pStyle w:val="Prrafodelista"/>
+        <w:numPr>
+          <w:ilvl w:val="0"/>
+          <w:numId w:val="21"/>
+        </w:numPr>
+        <w:rPr>
+          <w:sz w:val="24"/>
+          <w:szCs w:val="24"/>
+          <w:lang w:val="es-AR"/>
+        </w:rPr>
+      </w:pPr>
+      <w:r>
+        <w:rPr>
+          <w:rStyle w:val="Textoennegrita"/>
+          <w:sz w:val="24"/>
+          <w:szCs w:val="24"/>
+          <w:lang w:val="es-AR"/>
+        </w:rPr>
+        <w:t>Estado del Enlace (Link-</w:t>
+      </w:r>
+      <w:proofErr w:type="spellStart"/>
+      <w:r>
+        <w:rPr>
+          <w:rStyle w:val="Textoennegrita"/>
+          <w:sz w:val="24"/>
+          <w:szCs w:val="24"/>
+          <w:lang w:val="es-AR"/>
+        </w:rPr>
+        <w:t>State</w:t>
+      </w:r>
+      <w:proofErr w:type="spellEnd"/>
+      <w:r>
+        <w:rPr>
+          <w:rStyle w:val="Textoennegrita"/>
+          <w:sz w:val="24"/>
+          <w:szCs w:val="24"/>
+          <w:lang w:val="es-AR"/>
+        </w:rPr>
+        <w:t>):</w:t>
+      </w:r>
+      <w:r>
+        <w:rPr>
+          <w:sz w:val="24"/>
+          <w:szCs w:val="24"/>
+          <w:lang w:val="es-AR"/>
+        </w:rPr>
+        <w:t xml:space="preserve"> cada </w:t>
+      </w:r>
+      <w:proofErr w:type="spellStart"/>
+      <w:r>
+        <w:rPr>
+          <w:sz w:val="24"/>
+          <w:szCs w:val="24"/>
+          <w:lang w:val="es-AR"/>
+        </w:rPr>
+        <w:t>router</w:t>
+      </w:r>
+      <w:proofErr w:type="spellEnd"/>
+      <w:r>
+        <w:rPr>
+          <w:sz w:val="24"/>
+          <w:szCs w:val="24"/>
+          <w:lang w:val="es-AR"/>
+        </w:rPr>
+        <w:t xml:space="preserve"> recopila información de todos los enlaces de la red, la difunde y calcula localmente el camino más corto mediante el algoritmo de Dijkstra (ej.: OSPF).</w:t>
+      </w:r>
+    </w:p>
+    <w:p>
+      <w:pPr>
+        <w:pStyle w:val="NormalWeb"/>
+        <w:ind w:left="720"/>
+        <w:rPr>
+          <w:lang w:val="es-AR"/>
+        </w:rPr>
+      </w:pPr>
+    </w:p>
+    <w:p>
+      <w:pPr>
+        <w:tabs>
+          <w:tab w:val="left" w:pos="447"/>
+        </w:tabs>
+        <w:spacing w:line="480" w:lineRule="auto"/>
+        <w:ind w:right="1317"/>
         <w:rPr>
           <w:sz w:val="28"/>
+          <w:szCs w:val="24"/>
+        </w:rPr>
+      </w:pPr>
+      <w:bookmarkStart w:id="0" w:name="Un_poco_de_teoría_"/>
+      <w:bookmarkEnd w:id="0"/>
+    </w:p>
+    <w:p>
+      <w:pPr>
+        <w:pStyle w:val="Prrafodelista"/>
+        <w:tabs>
+          <w:tab w:val="left" w:pos="447"/>
+        </w:tabs>
+        <w:spacing w:line="480" w:lineRule="auto"/>
+        <w:ind w:left="447" w:right="1317" w:firstLine="0"/>
+        <w:rPr>
+          <w:b/>
+          <w:bCs/>
+          <w:sz w:val="24"/>
+          <w:szCs w:val="24"/>
+        </w:rPr>
+      </w:pPr>
+      <w:r>
+        <w:rPr>
+          <w:b/>
+          <w:bCs/>
+          <w:sz w:val="24"/>
+          <w:szCs w:val="24"/>
+        </w:rPr>
+        <w:t>RIP (</w:t>
+      </w:r>
+      <w:proofErr w:type="spellStart"/>
+      <w:r>
+        <w:rPr>
+          <w:b/>
+          <w:bCs/>
+          <w:sz w:val="24"/>
+          <w:szCs w:val="24"/>
+        </w:rPr>
+        <w:t>Routing</w:t>
+      </w:r>
+      <w:proofErr w:type="spellEnd"/>
+      <w:r>
+        <w:rPr>
+          <w:b/>
+          <w:bCs/>
+          <w:sz w:val="24"/>
+          <w:szCs w:val="24"/>
+        </w:rPr>
+        <w:t xml:space="preserve"> </w:t>
+      </w:r>
+      <w:proofErr w:type="spellStart"/>
+      <w:r>
+        <w:rPr>
+          <w:b/>
+          <w:bCs/>
+          <w:sz w:val="24"/>
+          <w:szCs w:val="24"/>
+        </w:rPr>
+        <w:t>Information</w:t>
+      </w:r>
+      <w:proofErr w:type="spellEnd"/>
+      <w:r>
+        <w:rPr>
+          <w:b/>
+          <w:bCs/>
+          <w:sz w:val="24"/>
+          <w:szCs w:val="24"/>
+        </w:rPr>
+        <w:t xml:space="preserve"> </w:t>
+      </w:r>
+      <w:proofErr w:type="spellStart"/>
+      <w:r>
+        <w:rPr>
+          <w:b/>
+          <w:bCs/>
+          <w:sz w:val="24"/>
+          <w:szCs w:val="24"/>
+        </w:rPr>
+        <w:t>Protocol</w:t>
+      </w:r>
+      <w:proofErr w:type="spellEnd"/>
+      <w:r>
+        <w:rPr>
+          <w:b/>
+          <w:bCs/>
+          <w:sz w:val="24"/>
+          <w:szCs w:val="24"/>
+        </w:rPr>
+        <w:t>)</w:t>
+      </w:r>
+    </w:p>
+    <w:p>
+      <w:pPr>
+        <w:pStyle w:val="NormalWeb"/>
+        <w:ind w:left="447"/>
+        <w:jc w:val="both"/>
+        <w:rPr>
+          <w:lang w:val="es-AR"/>
+        </w:rPr>
+      </w:pPr>
+      <w:r>
+        <w:rPr>
+          <w:lang w:val="es-AR"/>
+        </w:rPr>
+        <w:t xml:space="preserve">RIP es un </w:t>
+      </w:r>
+      <w:r>
+        <w:rPr>
+          <w:rStyle w:val="Textoennegrita"/>
+          <w:lang w:val="es-AR"/>
+        </w:rPr>
+        <w:t>protocolo de ruteo interno (IGP)</w:t>
+      </w:r>
+      <w:r>
+        <w:rPr>
+          <w:lang w:val="es-AR"/>
+        </w:rPr>
+        <w:t xml:space="preserve">, es decir, se utiliza dentro de un sistema autónomo para intercambiar información de rutas entre </w:t>
+      </w:r>
+      <w:proofErr w:type="spellStart"/>
+      <w:r>
+        <w:rPr>
+          <w:lang w:val="es-AR"/>
+        </w:rPr>
+        <w:t>routers</w:t>
+      </w:r>
+      <w:proofErr w:type="spellEnd"/>
+      <w:r>
+        <w:rPr>
+          <w:lang w:val="es-AR"/>
+        </w:rPr>
+        <w:t xml:space="preserve"> pertenecientes a una misma organización o dominio.</w:t>
+      </w:r>
+      <w:r>
+        <w:rPr>
+          <w:lang w:val="es-AR"/>
+        </w:rPr>
+        <w:t xml:space="preserve"> </w:t>
+      </w:r>
+      <w:r>
+        <w:rPr>
+          <w:lang w:val="es-AR"/>
+        </w:rPr>
+        <w:t xml:space="preserve">Su funcionamiento se basa en el algoritmo de </w:t>
+      </w:r>
+      <w:r>
+        <w:rPr>
+          <w:b/>
+          <w:bCs/>
+          <w:lang w:val="es-AR"/>
+        </w:rPr>
+        <w:t>vector distancia (</w:t>
+      </w:r>
+      <w:proofErr w:type="spellStart"/>
+      <w:r>
+        <w:rPr>
+          <w:b/>
+          <w:bCs/>
+          <w:lang w:val="es-AR"/>
+        </w:rPr>
+        <w:t>Distance</w:t>
+      </w:r>
+      <w:proofErr w:type="spellEnd"/>
+      <w:r>
+        <w:rPr>
+          <w:b/>
+          <w:bCs/>
+          <w:lang w:val="es-AR"/>
+        </w:rPr>
+        <w:t xml:space="preserve"> Vector)</w:t>
+      </w:r>
+      <w:r>
+        <w:rPr>
+          <w:lang w:val="es-AR"/>
+        </w:rPr>
+        <w:t>, desarrollado originalmente en la red ARPANET a fines de los años 60.</w:t>
+      </w:r>
+    </w:p>
+    <w:p>
+      <w:pPr>
+        <w:pStyle w:val="NormalWeb"/>
+        <w:ind w:left="447"/>
+        <w:jc w:val="both"/>
+        <w:rPr>
+          <w:b/>
+          <w:bCs/>
+          <w:lang w:val="es-AR"/>
+        </w:rPr>
+      </w:pPr>
+      <w:proofErr w:type="spellStart"/>
+      <w:r>
+        <w:rPr>
+          <w:b/>
+          <w:bCs/>
+        </w:rPr>
+        <w:t>Funcionamiento</w:t>
+      </w:r>
+      <w:proofErr w:type="spellEnd"/>
+      <w:r>
+        <w:rPr>
+          <w:b/>
+          <w:bCs/>
+        </w:rPr>
+        <w:t xml:space="preserve"> general</w:t>
+      </w:r>
+    </w:p>
+    <w:p>
+      <w:pPr>
+        <w:pStyle w:val="NormalWeb"/>
+        <w:numPr>
+          <w:ilvl w:val="0"/>
+          <w:numId w:val="7"/>
+        </w:numPr>
+        <w:rPr>
+          <w:lang w:val="es-AR"/>
+        </w:rPr>
+      </w:pPr>
+      <w:r>
+        <w:rPr>
+          <w:lang w:val="es-AR"/>
+        </w:rPr>
+        <w:t xml:space="preserve">Cada </w:t>
+      </w:r>
+      <w:proofErr w:type="spellStart"/>
+      <w:r>
+        <w:rPr>
+          <w:lang w:val="es-AR"/>
+        </w:rPr>
+        <w:t>router</w:t>
+      </w:r>
+      <w:proofErr w:type="spellEnd"/>
+      <w:r>
+        <w:rPr>
+          <w:lang w:val="es-AR"/>
+        </w:rPr>
+        <w:t xml:space="preserve"> mantiene una </w:t>
+      </w:r>
+      <w:r>
+        <w:rPr>
+          <w:rStyle w:val="Textoennegrita"/>
+          <w:lang w:val="es-AR"/>
+        </w:rPr>
+        <w:t>tabla de ruteo</w:t>
+      </w:r>
+      <w:r>
+        <w:rPr>
+          <w:lang w:val="es-AR"/>
+        </w:rPr>
+        <w:t xml:space="preserve">, con una lista de redes conocidas, su distancia (métrica) y el </w:t>
+      </w:r>
+      <w:proofErr w:type="spellStart"/>
+      <w:r>
+        <w:rPr>
+          <w:lang w:val="es-AR"/>
+        </w:rPr>
+        <w:t>router</w:t>
+      </w:r>
+      <w:proofErr w:type="spellEnd"/>
+      <w:r>
+        <w:rPr>
+          <w:lang w:val="es-AR"/>
+        </w:rPr>
+        <w:t xml:space="preserve"> de próximo salto.</w:t>
+      </w:r>
+    </w:p>
+    <w:p>
+      <w:pPr>
+        <w:pStyle w:val="NormalWeb"/>
+        <w:numPr>
+          <w:ilvl w:val="0"/>
+          <w:numId w:val="7"/>
+        </w:numPr>
+      </w:pPr>
+      <w:r>
+        <w:rPr>
+          <w:lang w:val="es-AR"/>
+        </w:rPr>
+        <w:t xml:space="preserve">La </w:t>
+      </w:r>
+      <w:r>
+        <w:rPr>
+          <w:rStyle w:val="Textoennegrita"/>
+          <w:lang w:val="es-AR"/>
+        </w:rPr>
+        <w:t>métrica</w:t>
+      </w:r>
+      <w:r>
+        <w:rPr>
+          <w:lang w:val="es-AR"/>
+        </w:rPr>
+        <w:t xml:space="preserve"> utilizada por RIP es el </w:t>
+      </w:r>
+      <w:r>
+        <w:rPr>
+          <w:rStyle w:val="Textoennegrita"/>
+          <w:lang w:val="es-AR"/>
+        </w:rPr>
+        <w:t>número de saltos (</w:t>
+      </w:r>
+      <w:proofErr w:type="spellStart"/>
+      <w:r>
+        <w:rPr>
+          <w:rStyle w:val="Textoennegrita"/>
+          <w:lang w:val="es-AR"/>
+        </w:rPr>
+        <w:t>hops</w:t>
+      </w:r>
+      <w:proofErr w:type="spellEnd"/>
+      <w:r>
+        <w:rPr>
+          <w:rStyle w:val="Textoennegrita"/>
+          <w:lang w:val="es-AR"/>
+        </w:rPr>
+        <w:t>)</w:t>
+      </w:r>
+      <w:r>
+        <w:rPr>
+          <w:lang w:val="es-AR"/>
+        </w:rPr>
+        <w:t xml:space="preserve"> entre el origen y el destino. </w:t>
+      </w:r>
+      <w:proofErr w:type="spellStart"/>
+      <w:r>
+        <w:t>Cada</w:t>
+      </w:r>
+      <w:proofErr w:type="spellEnd"/>
+      <w:r>
+        <w:t xml:space="preserve"> router </w:t>
+      </w:r>
+      <w:proofErr w:type="spellStart"/>
+      <w:r>
+        <w:t>intermedio</w:t>
+      </w:r>
+      <w:proofErr w:type="spellEnd"/>
+      <w:r>
+        <w:t xml:space="preserve"> </w:t>
+      </w:r>
+      <w:proofErr w:type="spellStart"/>
+      <w:r>
+        <w:t>cuenta</w:t>
+      </w:r>
+      <w:proofErr w:type="spellEnd"/>
+      <w:r>
+        <w:t xml:space="preserve"> </w:t>
+      </w:r>
+      <w:proofErr w:type="spellStart"/>
+      <w:r>
+        <w:t>como</w:t>
+      </w:r>
+      <w:proofErr w:type="spellEnd"/>
+      <w:r>
+        <w:t xml:space="preserve"> un </w:t>
+      </w:r>
+      <w:proofErr w:type="spellStart"/>
+      <w:r>
+        <w:t>salto</w:t>
+      </w:r>
+      <w:proofErr w:type="spellEnd"/>
+      <w:r>
+        <w:t>.</w:t>
+      </w:r>
+    </w:p>
+    <w:p>
+      <w:pPr>
+        <w:pStyle w:val="NormalWeb"/>
+        <w:numPr>
+          <w:ilvl w:val="0"/>
+          <w:numId w:val="7"/>
+        </w:numPr>
+        <w:rPr>
+          <w:lang w:val="es-AR"/>
+        </w:rPr>
+      </w:pPr>
+      <w:r>
+        <w:rPr>
+          <w:lang w:val="es-AR"/>
+        </w:rPr>
+        <w:t xml:space="preserve">El valor máximo permitido es </w:t>
+      </w:r>
+      <w:r>
+        <w:rPr>
+          <w:rStyle w:val="Textoennegrita"/>
+          <w:lang w:val="es-AR"/>
+        </w:rPr>
+        <w:t>15 saltos</w:t>
+      </w:r>
+      <w:r>
+        <w:rPr>
+          <w:lang w:val="es-AR"/>
+        </w:rPr>
+        <w:t>; una red a 16 saltos se considera inalcanzable (esto limita su uso en redes grandes).</w:t>
+      </w:r>
+    </w:p>
+    <w:p>
+      <w:pPr>
+        <w:pStyle w:val="NormalWeb"/>
+        <w:numPr>
+          <w:ilvl w:val="0"/>
+          <w:numId w:val="7"/>
+        </w:numPr>
+        <w:rPr>
+          <w:lang w:val="es-AR"/>
+        </w:rPr>
+      </w:pPr>
+      <w:r>
+        <w:rPr>
+          <w:lang w:val="es-AR"/>
+        </w:rPr>
+        <w:t xml:space="preserve">Los </w:t>
+      </w:r>
+      <w:proofErr w:type="spellStart"/>
+      <w:r>
+        <w:rPr>
+          <w:lang w:val="es-AR"/>
+        </w:rPr>
+        <w:t>routers</w:t>
+      </w:r>
+      <w:proofErr w:type="spellEnd"/>
+      <w:r>
+        <w:rPr>
+          <w:lang w:val="es-AR"/>
+        </w:rPr>
+        <w:t xml:space="preserve"> </w:t>
+      </w:r>
+      <w:r>
+        <w:rPr>
+          <w:rStyle w:val="Textoennegrita"/>
+          <w:lang w:val="es-AR"/>
+        </w:rPr>
+        <w:t>intercambian sus tablas de ruteo completas cada 30 segundos</w:t>
+      </w:r>
+      <w:r>
+        <w:rPr>
+          <w:lang w:val="es-AR"/>
+        </w:rPr>
+        <w:t xml:space="preserve"> mediante mensajes enviados por </w:t>
+      </w:r>
+      <w:r>
+        <w:rPr>
+          <w:rStyle w:val="Textoennegrita"/>
+          <w:lang w:val="es-AR"/>
+        </w:rPr>
+        <w:t>UDP (puerto 520)</w:t>
+      </w:r>
+      <w:r>
+        <w:rPr>
+          <w:lang w:val="es-AR"/>
+        </w:rPr>
+        <w:t>.</w:t>
+      </w:r>
+    </w:p>
+    <w:p>
+      <w:pPr>
+        <w:pStyle w:val="NormalWeb"/>
+        <w:numPr>
+          <w:ilvl w:val="0"/>
+          <w:numId w:val="7"/>
+        </w:numPr>
+        <w:rPr>
+          <w:lang w:val="es-AR"/>
+        </w:rPr>
+      </w:pPr>
+      <w:r>
+        <w:rPr>
+          <w:lang w:val="es-AR"/>
+        </w:rPr>
+        <w:t xml:space="preserve">Cuando un </w:t>
+      </w:r>
+      <w:proofErr w:type="spellStart"/>
+      <w:r>
+        <w:rPr>
+          <w:lang w:val="es-AR"/>
+        </w:rPr>
+        <w:t>router</w:t>
+      </w:r>
+      <w:proofErr w:type="spellEnd"/>
+      <w:r>
+        <w:rPr>
+          <w:lang w:val="es-AR"/>
+        </w:rPr>
+        <w:t xml:space="preserve"> recibe una actualización, ajusta sus rutas si encuentra un camino más corto.</w:t>
+      </w:r>
+    </w:p>
+    <w:p>
+      <w:pPr>
+        <w:pStyle w:val="Ttulo3"/>
+        <w:ind w:firstLine="360"/>
+        <w:rPr>
+          <w:rFonts w:ascii="Times New Roman" w:hAnsi="Times New Roman" w:cs="Times New Roman"/>
+          <w:b/>
+          <w:bCs/>
+          <w:color w:val="auto"/>
+          <w:lang w:val="en-US"/>
+        </w:rPr>
+      </w:pPr>
+      <w:r>
+        <w:rPr>
+          <w:rFonts w:ascii="Times New Roman" w:hAnsi="Times New Roman" w:cs="Times New Roman"/>
+          <w:b/>
+          <w:bCs/>
+          <w:color w:val="auto"/>
+        </w:rPr>
+        <w:t>Características principales</w:t>
+      </w:r>
+    </w:p>
+    <w:p>
+      <w:pPr>
+        <w:pStyle w:val="NormalWeb"/>
+        <w:numPr>
+          <w:ilvl w:val="0"/>
+          <w:numId w:val="8"/>
+        </w:numPr>
+        <w:rPr>
+          <w:lang w:val="es-AR"/>
+        </w:rPr>
+      </w:pPr>
+      <w:r>
+        <w:rPr>
+          <w:rStyle w:val="Textoennegrita"/>
+          <w:lang w:val="es-AR"/>
+        </w:rPr>
+        <w:t>Simplicidad:</w:t>
+      </w:r>
+      <w:r>
+        <w:rPr>
+          <w:lang w:val="es-AR"/>
+        </w:rPr>
+        <w:t xml:space="preserve"> fácil de configurar y mantener.</w:t>
+      </w:r>
+    </w:p>
+    <w:p>
+      <w:pPr>
+        <w:pStyle w:val="NormalWeb"/>
+        <w:numPr>
+          <w:ilvl w:val="0"/>
+          <w:numId w:val="8"/>
+        </w:numPr>
+        <w:rPr>
+          <w:lang w:val="es-AR"/>
+        </w:rPr>
+      </w:pPr>
+      <w:r>
+        <w:rPr>
+          <w:rStyle w:val="Textoennegrita"/>
+          <w:lang w:val="es-AR"/>
+        </w:rPr>
+        <w:t>Actualizaciones periódicas:</w:t>
+      </w:r>
+      <w:r>
+        <w:rPr>
+          <w:lang w:val="es-AR"/>
+        </w:rPr>
+        <w:t xml:space="preserve"> se envían cada 30 segundos, incluso si no hay cambios (por eso se considera un protocolo “chateador”).</w:t>
+      </w:r>
+    </w:p>
+    <w:p>
+      <w:pPr>
+        <w:pStyle w:val="NormalWeb"/>
+        <w:numPr>
+          <w:ilvl w:val="0"/>
+          <w:numId w:val="8"/>
+        </w:numPr>
+        <w:rPr>
+          <w:lang w:val="es-AR"/>
+        </w:rPr>
+      </w:pPr>
+      <w:r>
+        <w:rPr>
+          <w:rStyle w:val="Textoennegrita"/>
+          <w:lang w:val="es-AR"/>
+        </w:rPr>
+        <w:t>Métrica sencilla:</w:t>
+      </w:r>
+      <w:r>
+        <w:rPr>
+          <w:lang w:val="es-AR"/>
+        </w:rPr>
+        <w:t xml:space="preserve"> sólo considera el número de saltos, sin tener en cuenta el ancho de banda ni la carga de los enlaces.</w:t>
+      </w:r>
+    </w:p>
+    <w:p>
+      <w:pPr>
+        <w:pStyle w:val="NormalWeb"/>
+        <w:numPr>
+          <w:ilvl w:val="0"/>
+          <w:numId w:val="8"/>
+        </w:numPr>
+        <w:rPr>
+          <w:lang w:val="es-AR"/>
+        </w:rPr>
+      </w:pPr>
+      <w:r>
+        <w:rPr>
+          <w:rStyle w:val="Textoennegrita"/>
+          <w:lang w:val="es-AR"/>
+        </w:rPr>
+        <w:t>Convergencia lenta:</w:t>
+      </w:r>
+      <w:r>
+        <w:rPr>
+          <w:lang w:val="es-AR"/>
+        </w:rPr>
+        <w:t xml:space="preserve"> tarda en adaptarse a cambios, especialmente cuando hay fallos en enlaces (problema conocido como </w:t>
+      </w:r>
+      <w:r>
+        <w:rPr>
+          <w:rStyle w:val="Textoennegrita"/>
+          <w:lang w:val="es-AR"/>
+        </w:rPr>
+        <w:t>“conteo al infinito”</w:t>
+      </w:r>
+      <w:r>
+        <w:rPr>
+          <w:lang w:val="es-AR"/>
+        </w:rPr>
+        <w:t>).</w:t>
+      </w:r>
+      <w:r>
+        <w:rPr>
+          <w:lang w:val="es-AR"/>
+        </w:rPr>
+        <w:t xml:space="preserve"> </w:t>
+      </w:r>
+      <w:r>
+        <w:rPr>
+          <w:lang w:val="es-AR"/>
+        </w:rPr>
+        <w:t>El problema: “Conteo al infinito”</w:t>
+      </w:r>
+    </w:p>
+    <w:p>
+      <w:pPr>
+        <w:pStyle w:val="NormalWeb"/>
+        <w:ind w:left="1080"/>
+        <w:rPr>
+          <w:lang w:val="es-AR"/>
+        </w:rPr>
+      </w:pPr>
+      <w:r>
+        <w:rPr>
+          <w:lang w:val="es-AR"/>
+        </w:rPr>
+        <w:t xml:space="preserve">El conteo al infinito ocurre cuando un enlace o red falla, y los </w:t>
+      </w:r>
+      <w:proofErr w:type="spellStart"/>
+      <w:r>
+        <w:rPr>
+          <w:lang w:val="es-AR"/>
+        </w:rPr>
+        <w:t>routers</w:t>
+      </w:r>
+      <w:proofErr w:type="spellEnd"/>
+      <w:r>
+        <w:rPr>
+          <w:lang w:val="es-AR"/>
+        </w:rPr>
+        <w:t xml:space="preserve"> no logran enterarse correctamente de ese fallo, generando un bucle de actualizaciones erróneas que aumentan indefinidamente el valor de la métrica.</w:t>
+      </w:r>
+    </w:p>
+    <w:p>
+      <w:pPr>
+        <w:widowControl/>
+        <w:autoSpaceDE/>
+        <w:autoSpaceDN/>
+        <w:spacing w:before="100" w:beforeAutospacing="1" w:after="100" w:afterAutospacing="1"/>
+        <w:ind w:left="1080"/>
+        <w:rPr>
+          <w:sz w:val="24"/>
+          <w:szCs w:val="24"/>
+          <w:lang w:val="es-AR"/>
+        </w:rPr>
+      </w:pPr>
+      <w:r>
+        <w:rPr>
+          <w:sz w:val="24"/>
+          <w:szCs w:val="24"/>
+          <w:lang w:val="es-AR"/>
+        </w:rPr>
+        <w:t xml:space="preserve">El problema se debe a la </w:t>
+      </w:r>
+      <w:r>
+        <w:rPr>
+          <w:b/>
+          <w:bCs/>
+          <w:sz w:val="24"/>
+          <w:szCs w:val="24"/>
+          <w:lang w:val="es-AR"/>
+        </w:rPr>
+        <w:t>naturaleza distribuida y asíncrona</w:t>
+      </w:r>
+      <w:r>
+        <w:rPr>
+          <w:sz w:val="24"/>
+          <w:szCs w:val="24"/>
+          <w:lang w:val="es-AR"/>
+        </w:rPr>
+        <w:t xml:space="preserve"> del protocolo:</w:t>
+      </w:r>
+    </w:p>
+    <w:p>
+      <w:pPr>
+        <w:widowControl/>
+        <w:numPr>
+          <w:ilvl w:val="0"/>
+          <w:numId w:val="13"/>
+        </w:numPr>
+        <w:tabs>
+          <w:tab w:val="clear" w:pos="720"/>
+          <w:tab w:val="num" w:pos="1800"/>
+        </w:tabs>
+        <w:autoSpaceDE/>
+        <w:autoSpaceDN/>
+        <w:spacing w:before="100" w:beforeAutospacing="1" w:after="100" w:afterAutospacing="1"/>
+        <w:ind w:left="1800"/>
+        <w:rPr>
+          <w:sz w:val="24"/>
+          <w:szCs w:val="24"/>
+          <w:lang w:val="es-AR"/>
+        </w:rPr>
+      </w:pPr>
+      <w:r>
+        <w:rPr>
+          <w:sz w:val="24"/>
+          <w:szCs w:val="24"/>
+          <w:lang w:val="es-AR"/>
+        </w:rPr>
+        <w:t xml:space="preserve">Cada </w:t>
+      </w:r>
+      <w:proofErr w:type="spellStart"/>
+      <w:r>
+        <w:rPr>
+          <w:sz w:val="24"/>
+          <w:szCs w:val="24"/>
+          <w:lang w:val="es-AR"/>
+        </w:rPr>
+        <w:t>router</w:t>
+      </w:r>
+      <w:proofErr w:type="spellEnd"/>
+      <w:r>
+        <w:rPr>
+          <w:sz w:val="24"/>
+          <w:szCs w:val="24"/>
+          <w:lang w:val="es-AR"/>
+        </w:rPr>
+        <w:t xml:space="preserve"> </w:t>
+      </w:r>
+      <w:r>
+        <w:rPr>
+          <w:b/>
+          <w:bCs/>
+          <w:sz w:val="24"/>
+          <w:szCs w:val="24"/>
+          <w:lang w:val="es-AR"/>
+        </w:rPr>
+        <w:t>solo conoce a sus vecinos directos</w:t>
+      </w:r>
+      <w:r>
+        <w:rPr>
+          <w:sz w:val="24"/>
+          <w:szCs w:val="24"/>
+          <w:lang w:val="es-AR"/>
+        </w:rPr>
+        <w:t>, no la topología completa.</w:t>
+      </w:r>
+    </w:p>
+    <w:p>
+      <w:pPr>
+        <w:widowControl/>
+        <w:numPr>
+          <w:ilvl w:val="0"/>
+          <w:numId w:val="13"/>
+        </w:numPr>
+        <w:tabs>
+          <w:tab w:val="clear" w:pos="720"/>
+          <w:tab w:val="num" w:pos="1800"/>
+        </w:tabs>
+        <w:autoSpaceDE/>
+        <w:autoSpaceDN/>
+        <w:spacing w:before="100" w:beforeAutospacing="1" w:after="100" w:afterAutospacing="1"/>
+        <w:ind w:left="1800"/>
+        <w:rPr>
+          <w:sz w:val="24"/>
+          <w:szCs w:val="24"/>
+          <w:lang w:val="es-AR"/>
+        </w:rPr>
+      </w:pPr>
+      <w:r>
+        <w:rPr>
+          <w:sz w:val="24"/>
+          <w:szCs w:val="24"/>
+          <w:lang w:val="es-AR"/>
+        </w:rPr>
+        <w:t xml:space="preserve">Los anuncios se envían </w:t>
+      </w:r>
+      <w:r>
+        <w:rPr>
+          <w:b/>
+          <w:bCs/>
+          <w:sz w:val="24"/>
+          <w:szCs w:val="24"/>
+          <w:lang w:val="es-AR"/>
+        </w:rPr>
+        <w:t>periódicamente</w:t>
+      </w:r>
+      <w:r>
+        <w:rPr>
+          <w:sz w:val="24"/>
+          <w:szCs w:val="24"/>
+          <w:lang w:val="es-AR"/>
+        </w:rPr>
+        <w:t>, no de forma instantánea.</w:t>
+      </w:r>
+    </w:p>
+    <w:p>
+      <w:pPr>
+        <w:widowControl/>
+        <w:numPr>
+          <w:ilvl w:val="0"/>
+          <w:numId w:val="13"/>
+        </w:numPr>
+        <w:tabs>
+          <w:tab w:val="clear" w:pos="720"/>
+          <w:tab w:val="num" w:pos="1800"/>
+        </w:tabs>
+        <w:autoSpaceDE/>
+        <w:autoSpaceDN/>
+        <w:spacing w:before="100" w:beforeAutospacing="1" w:after="100" w:afterAutospacing="1"/>
+        <w:ind w:left="1800"/>
+        <w:rPr>
+          <w:sz w:val="24"/>
+          <w:szCs w:val="24"/>
+          <w:lang w:val="es-AR"/>
+        </w:rPr>
+      </w:pPr>
+      <w:r>
+        <w:rPr>
+          <w:b/>
+          <w:bCs/>
+          <w:sz w:val="24"/>
+          <w:szCs w:val="24"/>
+          <w:lang w:val="es-AR"/>
+        </w:rPr>
+        <w:t>No hay una fuente central</w:t>
+      </w:r>
+      <w:r>
+        <w:rPr>
+          <w:sz w:val="24"/>
+          <w:szCs w:val="24"/>
+          <w:lang w:val="es-AR"/>
+        </w:rPr>
+        <w:t xml:space="preserve"> que indique cuándo una red dejó de existir.</w:t>
+      </w:r>
+    </w:p>
+    <w:p>
+      <w:pPr>
+        <w:widowControl/>
+        <w:numPr>
+          <w:ilvl w:val="0"/>
+          <w:numId w:val="13"/>
+        </w:numPr>
+        <w:tabs>
+          <w:tab w:val="clear" w:pos="720"/>
+          <w:tab w:val="num" w:pos="1800"/>
+        </w:tabs>
+        <w:autoSpaceDE/>
+        <w:autoSpaceDN/>
+        <w:spacing w:before="100" w:beforeAutospacing="1" w:after="100" w:afterAutospacing="1"/>
+        <w:ind w:left="1800"/>
+        <w:rPr>
+          <w:sz w:val="24"/>
+          <w:szCs w:val="24"/>
+          <w:lang w:val="es-AR"/>
+        </w:rPr>
+      </w:pPr>
+      <w:r>
+        <w:rPr>
+          <w:sz w:val="24"/>
+          <w:szCs w:val="24"/>
+          <w:lang w:val="es-AR"/>
+        </w:rPr>
+        <w:t xml:space="preserve">Los </w:t>
+      </w:r>
+      <w:proofErr w:type="spellStart"/>
+      <w:r>
+        <w:rPr>
+          <w:sz w:val="24"/>
+          <w:szCs w:val="24"/>
+          <w:lang w:val="es-AR"/>
+        </w:rPr>
+        <w:t>routers</w:t>
+      </w:r>
+      <w:proofErr w:type="spellEnd"/>
+      <w:r>
+        <w:rPr>
+          <w:sz w:val="24"/>
+          <w:szCs w:val="24"/>
+          <w:lang w:val="es-AR"/>
+        </w:rPr>
+        <w:t xml:space="preserve"> </w:t>
+      </w:r>
+      <w:r>
+        <w:rPr>
+          <w:b/>
+          <w:bCs/>
+          <w:sz w:val="24"/>
+          <w:szCs w:val="24"/>
+          <w:lang w:val="es-AR"/>
+        </w:rPr>
+        <w:t>confían en la información de los vecinos</w:t>
+      </w:r>
+      <w:r>
+        <w:rPr>
+          <w:sz w:val="24"/>
+          <w:szCs w:val="24"/>
+          <w:lang w:val="es-AR"/>
+        </w:rPr>
+        <w:t>, incluso si está desactualizada.</w:t>
+      </w:r>
+    </w:p>
+    <w:p>
+      <w:pPr>
+        <w:pStyle w:val="NormalWeb"/>
+        <w:rPr>
+          <w:lang w:val="es-AR"/>
+        </w:rPr>
+      </w:pPr>
+    </w:p>
+    <w:p>
+      <w:pPr>
+        <w:pStyle w:val="NormalWeb"/>
+        <w:numPr>
+          <w:ilvl w:val="0"/>
+          <w:numId w:val="8"/>
+        </w:numPr>
+        <w:rPr>
+          <w:lang w:val="es-AR"/>
+        </w:rPr>
+      </w:pPr>
+      <w:r>
+        <w:rPr>
+          <w:rStyle w:val="Textoennegrita"/>
+          <w:lang w:val="es-AR"/>
+        </w:rPr>
+        <w:lastRenderedPageBreak/>
+        <w:t>Soluciones al conteo al infinito:</w:t>
+      </w:r>
+    </w:p>
+    <w:p>
+      <w:pPr>
+        <w:pStyle w:val="NormalWeb"/>
+        <w:numPr>
+          <w:ilvl w:val="1"/>
+          <w:numId w:val="8"/>
+        </w:numPr>
+        <w:rPr>
+          <w:lang w:val="es-AR"/>
+        </w:rPr>
+      </w:pPr>
+      <w:r>
+        <w:rPr>
+          <w:rStyle w:val="nfasis"/>
+          <w:lang w:val="es-AR"/>
+        </w:rPr>
+        <w:t xml:space="preserve">Split </w:t>
+      </w:r>
+      <w:proofErr w:type="spellStart"/>
+      <w:r>
+        <w:rPr>
+          <w:rStyle w:val="nfasis"/>
+          <w:lang w:val="es-AR"/>
+        </w:rPr>
+        <w:t>Horizon</w:t>
+      </w:r>
+      <w:proofErr w:type="spellEnd"/>
+      <w:r>
+        <w:rPr>
+          <w:lang w:val="es-AR"/>
+        </w:rPr>
+        <w:t>: no se anuncia una ruta por la misma interfaz por la que se aprendió.</w:t>
+      </w:r>
+    </w:p>
+    <w:p>
+      <w:pPr>
+        <w:pStyle w:val="NormalWeb"/>
+        <w:numPr>
+          <w:ilvl w:val="1"/>
+          <w:numId w:val="8"/>
+        </w:numPr>
+        <w:rPr>
+          <w:lang w:val="es-AR"/>
+        </w:rPr>
+      </w:pPr>
+      <w:proofErr w:type="spellStart"/>
+      <w:r>
+        <w:rPr>
+          <w:rStyle w:val="nfasis"/>
+          <w:lang w:val="es-AR"/>
+        </w:rPr>
+        <w:t>Poison</w:t>
+      </w:r>
+      <w:proofErr w:type="spellEnd"/>
+      <w:r>
+        <w:rPr>
+          <w:rStyle w:val="nfasis"/>
+          <w:lang w:val="es-AR"/>
+        </w:rPr>
+        <w:t xml:space="preserve"> Reverse</w:t>
+      </w:r>
+      <w:r>
+        <w:rPr>
+          <w:lang w:val="es-AR"/>
+        </w:rPr>
+        <w:t>: se anuncia la ruta con costo infinito para evitar bucles.</w:t>
+      </w:r>
+    </w:p>
+    <w:p>
+      <w:pPr>
+        <w:pStyle w:val="NormalWeb"/>
+        <w:numPr>
+          <w:ilvl w:val="1"/>
+          <w:numId w:val="8"/>
+        </w:numPr>
+        <w:rPr>
+          <w:lang w:val="es-AR"/>
+        </w:rPr>
+      </w:pPr>
+      <w:proofErr w:type="spellStart"/>
+      <w:r>
+        <w:rPr>
+          <w:rStyle w:val="nfasis"/>
+          <w:lang w:val="es-AR"/>
+        </w:rPr>
+        <w:t>Hold-down</w:t>
+      </w:r>
+      <w:proofErr w:type="spellEnd"/>
+      <w:r>
+        <w:rPr>
+          <w:rStyle w:val="nfasis"/>
+          <w:lang w:val="es-AR"/>
+        </w:rPr>
+        <w:t xml:space="preserve"> </w:t>
+      </w:r>
+      <w:proofErr w:type="spellStart"/>
+      <w:r>
+        <w:rPr>
+          <w:rStyle w:val="nfasis"/>
+          <w:lang w:val="es-AR"/>
+        </w:rPr>
+        <w:t>timers</w:t>
+      </w:r>
+      <w:proofErr w:type="spellEnd"/>
+      <w:r>
+        <w:rPr>
+          <w:lang w:val="es-AR"/>
+        </w:rPr>
+        <w:t>: evita adoptar rutas inestables por un tiempo determinado.</w:t>
+      </w:r>
+    </w:p>
+    <w:p>
+      <w:pPr>
+        <w:pStyle w:val="NormalWeb"/>
+        <w:ind w:firstLine="447"/>
+        <w:rPr>
+          <w:b/>
+          <w:bCs/>
+        </w:rPr>
+      </w:pPr>
+      <w:r>
+        <w:rPr>
+          <w:b/>
+          <w:bCs/>
+        </w:rPr>
+        <w:t>OSPF (Open Shortest Path First)</w:t>
+      </w:r>
+    </w:p>
+    <w:p>
+      <w:pPr>
+        <w:pStyle w:val="NormalWeb"/>
+        <w:ind w:left="447"/>
+        <w:rPr>
+          <w:lang w:val="es-AR"/>
+        </w:rPr>
+      </w:pPr>
+      <w:r>
+        <w:rPr>
+          <w:lang w:val="es-AR"/>
+        </w:rPr>
+        <w:t xml:space="preserve">El </w:t>
+      </w:r>
+      <w:r>
+        <w:rPr>
+          <w:rStyle w:val="Textoennegrita"/>
+          <w:lang w:val="es-AR"/>
+        </w:rPr>
+        <w:t>OSPF</w:t>
+      </w:r>
+      <w:r>
+        <w:rPr>
+          <w:lang w:val="es-AR"/>
+        </w:rPr>
+        <w:t xml:space="preserve"> es un protocolo de </w:t>
+      </w:r>
+      <w:r>
+        <w:rPr>
+          <w:rStyle w:val="Textoennegrita"/>
+          <w:lang w:val="es-AR"/>
+        </w:rPr>
+        <w:t>ruteo interno (IGP)</w:t>
+      </w:r>
+      <w:r>
+        <w:rPr>
+          <w:lang w:val="es-AR"/>
+        </w:rPr>
+        <w:t xml:space="preserve"> basado en el algoritmo de </w:t>
+      </w:r>
+      <w:r>
+        <w:rPr>
+          <w:rStyle w:val="Textoennegrita"/>
+          <w:lang w:val="es-AR"/>
+        </w:rPr>
+        <w:t xml:space="preserve">estado del enlace (Link </w:t>
+      </w:r>
+      <w:proofErr w:type="spellStart"/>
+      <w:r>
+        <w:rPr>
+          <w:rStyle w:val="Textoennegrita"/>
+          <w:lang w:val="es-AR"/>
+        </w:rPr>
+        <w:t>State</w:t>
+      </w:r>
+      <w:proofErr w:type="spellEnd"/>
+      <w:r>
+        <w:rPr>
+          <w:rStyle w:val="Textoennegrita"/>
+          <w:lang w:val="es-AR"/>
+        </w:rPr>
+        <w:t>)</w:t>
+      </w:r>
+      <w:r>
+        <w:rPr>
+          <w:lang w:val="es-AR"/>
+        </w:rPr>
+        <w:t>, y fue diseñado para superar las limitaciones de RIP.</w:t>
+      </w:r>
+    </w:p>
+    <w:p>
+      <w:pPr>
+        <w:pStyle w:val="Ttulo3"/>
+        <w:ind w:left="447"/>
+        <w:rPr>
+          <w:rFonts w:ascii="Times New Roman" w:hAnsi="Times New Roman" w:cs="Times New Roman"/>
+          <w:b/>
+          <w:bCs/>
+          <w:color w:val="auto"/>
+          <w:lang w:val="es-AR"/>
+        </w:rPr>
+      </w:pPr>
+      <w:r>
+        <w:rPr>
+          <w:rFonts w:ascii="Times New Roman" w:hAnsi="Times New Roman" w:cs="Times New Roman"/>
+          <w:b/>
+          <w:bCs/>
+          <w:color w:val="auto"/>
+        </w:rPr>
+        <w:t>Funcionamiento general</w:t>
+      </w:r>
+    </w:p>
+    <w:p>
+      <w:pPr>
+        <w:pStyle w:val="NormalWeb"/>
+        <w:ind w:left="447"/>
+        <w:rPr>
+          <w:lang w:val="es-AR"/>
+        </w:rPr>
+      </w:pPr>
+      <w:r>
+        <w:rPr>
+          <w:lang w:val="es-AR"/>
+        </w:rPr>
+        <w:t xml:space="preserve">Cada </w:t>
+      </w:r>
+      <w:proofErr w:type="spellStart"/>
+      <w:r>
+        <w:rPr>
+          <w:lang w:val="es-AR"/>
+        </w:rPr>
+        <w:t>router</w:t>
+      </w:r>
+      <w:proofErr w:type="spellEnd"/>
+      <w:r>
+        <w:rPr>
+          <w:lang w:val="es-AR"/>
+        </w:rPr>
+        <w:t xml:space="preserve"> OSPF mantiene una </w:t>
+      </w:r>
+      <w:r>
+        <w:rPr>
+          <w:rStyle w:val="Textoennegrita"/>
+          <w:lang w:val="es-AR"/>
+        </w:rPr>
+        <w:t>base de datos del estado de la red</w:t>
+      </w:r>
+      <w:r>
+        <w:rPr>
+          <w:lang w:val="es-AR"/>
+        </w:rPr>
+        <w:t xml:space="preserve"> (Link </w:t>
+      </w:r>
+      <w:proofErr w:type="spellStart"/>
+      <w:r>
+        <w:rPr>
+          <w:lang w:val="es-AR"/>
+        </w:rPr>
+        <w:t>State</w:t>
+      </w:r>
+      <w:proofErr w:type="spellEnd"/>
+      <w:r>
+        <w:rPr>
+          <w:lang w:val="es-AR"/>
+        </w:rPr>
+        <w:t xml:space="preserve"> </w:t>
+      </w:r>
+      <w:proofErr w:type="spellStart"/>
+      <w:r>
+        <w:rPr>
+          <w:lang w:val="es-AR"/>
+        </w:rPr>
+        <w:t>Database</w:t>
+      </w:r>
+      <w:proofErr w:type="spellEnd"/>
+      <w:r>
+        <w:rPr>
+          <w:lang w:val="es-AR"/>
+        </w:rPr>
+        <w:t>, LSDB) que describe la topología completa de su área.</w:t>
+      </w:r>
+      <w:r>
+        <w:rPr>
+          <w:lang w:val="es-AR"/>
+        </w:rPr>
+        <w:br/>
+        <w:t xml:space="preserve">A partir de esa información, </w:t>
+      </w:r>
+      <w:r>
+        <w:rPr>
+          <w:rStyle w:val="Textoennegrita"/>
+          <w:lang w:val="es-AR"/>
+        </w:rPr>
+        <w:t xml:space="preserve">cada </w:t>
+      </w:r>
+      <w:proofErr w:type="spellStart"/>
+      <w:r>
+        <w:rPr>
+          <w:rStyle w:val="Textoennegrita"/>
+          <w:lang w:val="es-AR"/>
+        </w:rPr>
+        <w:t>router</w:t>
+      </w:r>
+      <w:proofErr w:type="spellEnd"/>
+      <w:r>
+        <w:rPr>
+          <w:rStyle w:val="Textoennegrita"/>
+          <w:lang w:val="es-AR"/>
+        </w:rPr>
+        <w:t xml:space="preserve"> ejecuta localmente el algoritmo de Dijkstra (</w:t>
+      </w:r>
+      <w:proofErr w:type="spellStart"/>
+      <w:r>
+        <w:rPr>
+          <w:rStyle w:val="Textoennegrita"/>
+          <w:lang w:val="es-AR"/>
+        </w:rPr>
+        <w:t>Shortest</w:t>
+      </w:r>
+      <w:proofErr w:type="spellEnd"/>
+      <w:r>
+        <w:rPr>
+          <w:rStyle w:val="Textoennegrita"/>
+          <w:lang w:val="es-AR"/>
+        </w:rPr>
+        <w:t xml:space="preserve"> </w:t>
+      </w:r>
+      <w:proofErr w:type="spellStart"/>
+      <w:r>
+        <w:rPr>
+          <w:rStyle w:val="Textoennegrita"/>
+          <w:lang w:val="es-AR"/>
+        </w:rPr>
+        <w:t>Path</w:t>
+      </w:r>
+      <w:proofErr w:type="spellEnd"/>
+      <w:r>
+        <w:rPr>
+          <w:rStyle w:val="Textoennegrita"/>
+          <w:lang w:val="es-AR"/>
+        </w:rPr>
+        <w:t xml:space="preserve"> </w:t>
+      </w:r>
+      <w:proofErr w:type="spellStart"/>
+      <w:r>
+        <w:rPr>
+          <w:rStyle w:val="Textoennegrita"/>
+          <w:lang w:val="es-AR"/>
+        </w:rPr>
+        <w:t>First</w:t>
+      </w:r>
+      <w:proofErr w:type="spellEnd"/>
+      <w:r>
+        <w:rPr>
+          <w:rStyle w:val="Textoennegrita"/>
+          <w:lang w:val="es-AR"/>
+        </w:rPr>
+        <w:t>)</w:t>
+      </w:r>
+      <w:r>
+        <w:rPr>
+          <w:lang w:val="es-AR"/>
+        </w:rPr>
+        <w:t xml:space="preserve"> para calcular la mejor ruta hacia cada destino.</w:t>
+      </w:r>
+    </w:p>
+    <w:p>
+      <w:pPr>
+        <w:pStyle w:val="NormalWeb"/>
+        <w:ind w:left="447"/>
+        <w:rPr>
+          <w:lang w:val="es-AR"/>
+        </w:rPr>
+      </w:pPr>
+      <w:r>
+        <w:rPr>
+          <w:lang w:val="es-AR"/>
+        </w:rPr>
+        <w:t>El proceso de OSPF sigue cinco pasos básicos:</w:t>
+      </w:r>
+    </w:p>
+    <w:p>
+      <w:pPr>
+        <w:pStyle w:val="NormalWeb"/>
+        <w:numPr>
+          <w:ilvl w:val="0"/>
+          <w:numId w:val="9"/>
+        </w:numPr>
+        <w:tabs>
+          <w:tab w:val="clear" w:pos="720"/>
+          <w:tab w:val="num" w:pos="1167"/>
+        </w:tabs>
+        <w:ind w:left="1167"/>
+        <w:rPr>
+          <w:lang w:val="es-AR"/>
+        </w:rPr>
+      </w:pPr>
+      <w:r>
+        <w:rPr>
+          <w:rStyle w:val="Textoennegrita"/>
+          <w:lang w:val="es-AR"/>
+        </w:rPr>
+        <w:t>Descubrir vecinos:</w:t>
+      </w:r>
+      <w:r>
+        <w:rPr>
+          <w:lang w:val="es-AR"/>
+        </w:rPr>
+        <w:t xml:space="preserve"> mediante paquetes </w:t>
+      </w:r>
+      <w:proofErr w:type="spellStart"/>
+      <w:r>
+        <w:rPr>
+          <w:rStyle w:val="nfasis"/>
+          <w:lang w:val="es-AR"/>
+        </w:rPr>
+        <w:t>Hello</w:t>
+      </w:r>
+      <w:proofErr w:type="spellEnd"/>
+      <w:r>
+        <w:rPr>
+          <w:lang w:val="es-AR"/>
+        </w:rPr>
+        <w:t xml:space="preserve"> enviados periódicamente (cada 10 segundos).</w:t>
+      </w:r>
+    </w:p>
+    <w:p>
+      <w:pPr>
+        <w:pStyle w:val="NormalWeb"/>
+        <w:numPr>
+          <w:ilvl w:val="0"/>
+          <w:numId w:val="9"/>
+        </w:numPr>
+        <w:tabs>
+          <w:tab w:val="clear" w:pos="720"/>
+          <w:tab w:val="num" w:pos="1167"/>
+        </w:tabs>
+        <w:ind w:left="1167"/>
+        <w:rPr>
+          <w:lang w:val="es-AR"/>
+        </w:rPr>
+      </w:pPr>
+      <w:r>
+        <w:rPr>
+          <w:rStyle w:val="Textoennegrita"/>
+          <w:lang w:val="es-AR"/>
+        </w:rPr>
+        <w:t>Establecer costos de enlace:</w:t>
+      </w:r>
+      <w:r>
+        <w:rPr>
+          <w:lang w:val="es-AR"/>
+        </w:rPr>
+        <w:t xml:space="preserve"> la métrica es el </w:t>
+      </w:r>
+      <w:r>
+        <w:rPr>
+          <w:rStyle w:val="nfasis"/>
+          <w:lang w:val="es-AR"/>
+        </w:rPr>
+        <w:t>costo</w:t>
+      </w:r>
+      <w:r>
+        <w:rPr>
+          <w:lang w:val="es-AR"/>
+        </w:rPr>
+        <w:t xml:space="preserve">, que depende del </w:t>
+      </w:r>
+      <w:r>
+        <w:rPr>
+          <w:rStyle w:val="Textoennegrita"/>
+          <w:lang w:val="es-AR"/>
+        </w:rPr>
+        <w:t>ancho de banda</w:t>
+      </w:r>
+      <w:r>
+        <w:rPr>
+          <w:lang w:val="es-AR"/>
+        </w:rPr>
+        <w:t xml:space="preserve"> (por defecto, costo = 10⁸ / ancho de banda en bps).</w:t>
+      </w:r>
+    </w:p>
+    <w:p>
+      <w:pPr>
+        <w:pStyle w:val="NormalWeb"/>
+        <w:numPr>
+          <w:ilvl w:val="0"/>
+          <w:numId w:val="9"/>
+        </w:numPr>
+        <w:tabs>
+          <w:tab w:val="clear" w:pos="720"/>
+          <w:tab w:val="num" w:pos="1167"/>
+        </w:tabs>
+        <w:ind w:left="1167"/>
+        <w:rPr>
+          <w:lang w:val="es-AR"/>
+        </w:rPr>
+      </w:pPr>
+      <w:r>
+        <w:rPr>
+          <w:rStyle w:val="Textoennegrita"/>
+          <w:lang w:val="es-AR"/>
+        </w:rPr>
+        <w:t>Generar paquetes de estado de enlace (LSA):</w:t>
+      </w:r>
+      <w:r>
+        <w:rPr>
+          <w:lang w:val="es-AR"/>
+        </w:rPr>
+        <w:t xml:space="preserve"> contienen información sobre los enlaces del </w:t>
+      </w:r>
+      <w:proofErr w:type="spellStart"/>
+      <w:r>
+        <w:rPr>
+          <w:lang w:val="es-AR"/>
+        </w:rPr>
+        <w:t>router</w:t>
+      </w:r>
+      <w:proofErr w:type="spellEnd"/>
+      <w:r>
+        <w:rPr>
+          <w:lang w:val="es-AR"/>
+        </w:rPr>
+        <w:t xml:space="preserve"> y su costo.</w:t>
+      </w:r>
+    </w:p>
+    <w:p>
+      <w:pPr>
+        <w:pStyle w:val="NormalWeb"/>
+        <w:numPr>
+          <w:ilvl w:val="0"/>
+          <w:numId w:val="9"/>
+        </w:numPr>
+        <w:tabs>
+          <w:tab w:val="clear" w:pos="720"/>
+          <w:tab w:val="num" w:pos="1167"/>
+        </w:tabs>
+        <w:ind w:left="1167"/>
+        <w:rPr>
+          <w:lang w:val="es-AR"/>
+        </w:rPr>
+      </w:pPr>
+      <w:r>
+        <w:rPr>
+          <w:rStyle w:val="Textoennegrita"/>
+          <w:lang w:val="es-AR"/>
+        </w:rPr>
+        <w:t>Difundir los LSA:</w:t>
+      </w:r>
+      <w:r>
+        <w:rPr>
+          <w:lang w:val="es-AR"/>
+        </w:rPr>
+        <w:t xml:space="preserve"> se envían a todos los </w:t>
+      </w:r>
+      <w:proofErr w:type="spellStart"/>
+      <w:r>
+        <w:rPr>
+          <w:lang w:val="es-AR"/>
+        </w:rPr>
+        <w:t>routers</w:t>
+      </w:r>
+      <w:proofErr w:type="spellEnd"/>
+      <w:r>
+        <w:rPr>
+          <w:lang w:val="es-AR"/>
+        </w:rPr>
+        <w:t xml:space="preserve"> del área mediante </w:t>
+      </w:r>
+      <w:proofErr w:type="spellStart"/>
+      <w:r>
+        <w:rPr>
+          <w:rStyle w:val="nfasis"/>
+          <w:lang w:val="es-AR"/>
+        </w:rPr>
+        <w:t>flooding</w:t>
+      </w:r>
+      <w:proofErr w:type="spellEnd"/>
+      <w:r>
+        <w:rPr>
+          <w:rStyle w:val="nfasis"/>
+          <w:lang w:val="es-AR"/>
+        </w:rPr>
+        <w:t xml:space="preserve"> confiable</w:t>
+      </w:r>
+      <w:r>
+        <w:rPr>
+          <w:lang w:val="es-AR"/>
+        </w:rPr>
+        <w:t>.</w:t>
+      </w:r>
+      <w:r>
+        <w:rPr>
+          <w:lang w:val="es-AR"/>
+        </w:rPr>
+        <w:t xml:space="preserve"> </w:t>
+      </w:r>
+      <w:r>
+        <w:rPr>
+          <w:lang w:val="es-AR"/>
+        </w:rPr>
+        <w:t xml:space="preserve">El término </w:t>
+      </w:r>
+      <w:proofErr w:type="spellStart"/>
+      <w:r>
+        <w:rPr>
+          <w:b/>
+          <w:bCs/>
+          <w:lang w:val="es-AR"/>
+        </w:rPr>
+        <w:t>flooding</w:t>
+      </w:r>
+      <w:proofErr w:type="spellEnd"/>
+      <w:r>
+        <w:rPr>
+          <w:b/>
+          <w:bCs/>
+          <w:lang w:val="es-AR"/>
+        </w:rPr>
+        <w:t xml:space="preserve"> </w:t>
+      </w:r>
+      <w:r>
+        <w:rPr>
+          <w:lang w:val="es-AR"/>
+        </w:rPr>
+        <w:t>describe una técnica de difusión de información en una red en la cual un nodo (</w:t>
+      </w:r>
+      <w:proofErr w:type="spellStart"/>
+      <w:r>
+        <w:rPr>
+          <w:lang w:val="es-AR"/>
+        </w:rPr>
+        <w:t>router</w:t>
+      </w:r>
+      <w:proofErr w:type="spellEnd"/>
+      <w:r>
+        <w:rPr>
+          <w:lang w:val="es-AR"/>
+        </w:rPr>
+        <w:t xml:space="preserve"> o dispositivo) envía un mensaje a todos sus vecinos, y cada uno de ellos lo reenvía nuevamente a todos sus vecinos, hasta que el mensaje se propaga por toda la red.</w:t>
+      </w:r>
+    </w:p>
+    <w:p>
+      <w:pPr>
+        <w:widowControl/>
+        <w:autoSpaceDE/>
+        <w:autoSpaceDN/>
+        <w:spacing w:before="100" w:beforeAutospacing="1" w:after="100" w:afterAutospacing="1"/>
+        <w:ind w:left="1167"/>
+        <w:rPr>
+          <w:sz w:val="24"/>
+          <w:szCs w:val="24"/>
+          <w:lang w:val="es-AR"/>
+        </w:rPr>
+      </w:pPr>
+      <w:r>
+        <w:rPr>
+          <w:sz w:val="24"/>
+          <w:szCs w:val="24"/>
+          <w:lang w:val="es-AR"/>
+        </w:rPr>
+        <w:t>Se añaden mecanismos para evitar redundancias:</w:t>
+      </w:r>
+    </w:p>
+    <w:p>
+      <w:pPr>
+        <w:widowControl/>
+        <w:numPr>
+          <w:ilvl w:val="0"/>
+          <w:numId w:val="14"/>
+        </w:numPr>
+        <w:tabs>
+          <w:tab w:val="clear" w:pos="720"/>
+          <w:tab w:val="num" w:pos="1887"/>
+        </w:tabs>
+        <w:autoSpaceDE/>
+        <w:autoSpaceDN/>
+        <w:spacing w:before="100" w:beforeAutospacing="1" w:after="100" w:afterAutospacing="1"/>
+        <w:ind w:left="1887"/>
+        <w:rPr>
+          <w:sz w:val="24"/>
+          <w:szCs w:val="24"/>
+          <w:lang w:val="es-AR"/>
+        </w:rPr>
+      </w:pPr>
+      <w:r>
+        <w:rPr>
+          <w:b/>
+          <w:bCs/>
+          <w:sz w:val="24"/>
+          <w:szCs w:val="24"/>
+          <w:lang w:val="es-AR"/>
+        </w:rPr>
+        <w:t>Número de secuencia o identificador único:</w:t>
+      </w:r>
+      <w:r>
+        <w:rPr>
+          <w:sz w:val="24"/>
+          <w:szCs w:val="24"/>
+          <w:lang w:val="es-AR"/>
+        </w:rPr>
+        <w:t xml:space="preserve"> cada paquete lleva un número (por ejemplo, ID del </w:t>
+      </w:r>
+      <w:proofErr w:type="spellStart"/>
+      <w:r>
+        <w:rPr>
+          <w:sz w:val="24"/>
+          <w:szCs w:val="24"/>
+          <w:lang w:val="es-AR"/>
+        </w:rPr>
+        <w:t>router</w:t>
+      </w:r>
+      <w:proofErr w:type="spellEnd"/>
+      <w:r>
+        <w:rPr>
+          <w:sz w:val="24"/>
+          <w:szCs w:val="24"/>
+          <w:lang w:val="es-AR"/>
+        </w:rPr>
+        <w:t xml:space="preserve"> + número de secuencia). Si un </w:t>
+      </w:r>
+      <w:proofErr w:type="spellStart"/>
+      <w:r>
+        <w:rPr>
+          <w:sz w:val="24"/>
+          <w:szCs w:val="24"/>
+          <w:lang w:val="es-AR"/>
+        </w:rPr>
+        <w:t>router</w:t>
+      </w:r>
+      <w:proofErr w:type="spellEnd"/>
+      <w:r>
+        <w:rPr>
+          <w:sz w:val="24"/>
+          <w:szCs w:val="24"/>
+          <w:lang w:val="es-AR"/>
+        </w:rPr>
+        <w:t xml:space="preserve"> recibe un paquete con un identificador que ya procesó, </w:t>
+      </w:r>
+      <w:r>
+        <w:rPr>
+          <w:b/>
+          <w:bCs/>
+          <w:sz w:val="24"/>
+          <w:szCs w:val="24"/>
+          <w:lang w:val="es-AR"/>
+        </w:rPr>
+        <w:t>no lo reenvía nuevamente</w:t>
+      </w:r>
+      <w:r>
+        <w:rPr>
+          <w:sz w:val="24"/>
+          <w:szCs w:val="24"/>
+          <w:lang w:val="es-AR"/>
+        </w:rPr>
+        <w:t>.</w:t>
+      </w:r>
+    </w:p>
+    <w:p>
+      <w:pPr>
+        <w:widowControl/>
+        <w:numPr>
+          <w:ilvl w:val="0"/>
+          <w:numId w:val="14"/>
+        </w:numPr>
+        <w:tabs>
+          <w:tab w:val="clear" w:pos="720"/>
+          <w:tab w:val="num" w:pos="1887"/>
+        </w:tabs>
+        <w:autoSpaceDE/>
+        <w:autoSpaceDN/>
+        <w:spacing w:before="100" w:beforeAutospacing="1" w:after="100" w:afterAutospacing="1"/>
+        <w:ind w:left="1887"/>
+        <w:rPr>
+          <w:sz w:val="24"/>
+          <w:szCs w:val="24"/>
+          <w:lang w:val="es-AR"/>
+        </w:rPr>
+      </w:pPr>
+      <w:r>
+        <w:rPr>
+          <w:b/>
+          <w:bCs/>
+          <w:sz w:val="24"/>
+          <w:szCs w:val="24"/>
+          <w:lang w:val="es-AR"/>
+        </w:rPr>
+        <w:t xml:space="preserve">TTL (Time </w:t>
+      </w:r>
+      <w:proofErr w:type="spellStart"/>
+      <w:r>
+        <w:rPr>
+          <w:b/>
+          <w:bCs/>
+          <w:sz w:val="24"/>
+          <w:szCs w:val="24"/>
+          <w:lang w:val="es-AR"/>
+        </w:rPr>
+        <w:t>To</w:t>
+      </w:r>
+      <w:proofErr w:type="spellEnd"/>
+      <w:r>
+        <w:rPr>
+          <w:b/>
+          <w:bCs/>
+          <w:sz w:val="24"/>
+          <w:szCs w:val="24"/>
+          <w:lang w:val="es-AR"/>
+        </w:rPr>
+        <w:t xml:space="preserve"> Live):</w:t>
+      </w:r>
+      <w:r>
+        <w:rPr>
+          <w:sz w:val="24"/>
+          <w:szCs w:val="24"/>
+          <w:lang w:val="es-AR"/>
+        </w:rPr>
+        <w:t xml:space="preserve"> cada paquete tiene un contador de saltos máximo. En cada reenvío, se decrementa en 1; cuando llega a 0, el paquete se descarta.</w:t>
+      </w:r>
+    </w:p>
+    <w:p>
+      <w:pPr>
+        <w:widowControl/>
+        <w:numPr>
+          <w:ilvl w:val="0"/>
+          <w:numId w:val="14"/>
+        </w:numPr>
+        <w:tabs>
+          <w:tab w:val="clear" w:pos="720"/>
+          <w:tab w:val="num" w:pos="1887"/>
+        </w:tabs>
+        <w:autoSpaceDE/>
+        <w:autoSpaceDN/>
+        <w:spacing w:before="100" w:beforeAutospacing="1" w:after="100" w:afterAutospacing="1"/>
+        <w:ind w:left="1887"/>
+        <w:rPr>
+          <w:sz w:val="24"/>
+          <w:szCs w:val="24"/>
+          <w:lang w:val="es-AR"/>
+        </w:rPr>
+      </w:pPr>
+      <w:r>
+        <w:rPr>
+          <w:b/>
+          <w:bCs/>
+          <w:sz w:val="24"/>
+          <w:szCs w:val="24"/>
+          <w:lang w:val="es-AR"/>
+        </w:rPr>
+        <w:t>Registros de origen:</w:t>
+      </w:r>
+      <w:r>
+        <w:rPr>
+          <w:sz w:val="24"/>
+          <w:szCs w:val="24"/>
+          <w:lang w:val="es-AR"/>
+        </w:rPr>
+        <w:t xml:space="preserve"> los </w:t>
+      </w:r>
+      <w:proofErr w:type="spellStart"/>
+      <w:r>
+        <w:rPr>
+          <w:sz w:val="24"/>
+          <w:szCs w:val="24"/>
+          <w:lang w:val="es-AR"/>
+        </w:rPr>
+        <w:t>routers</w:t>
+      </w:r>
+      <w:proofErr w:type="spellEnd"/>
+      <w:r>
+        <w:rPr>
+          <w:sz w:val="24"/>
+          <w:szCs w:val="24"/>
+          <w:lang w:val="es-AR"/>
+        </w:rPr>
+        <w:t xml:space="preserve"> almacenan temporalmente los ID de los paquetes recibidos para no reenviarlos dos veces.</w:t>
+      </w:r>
+    </w:p>
+    <w:p>
+      <w:pPr>
+        <w:pStyle w:val="NormalWeb"/>
+        <w:ind w:left="1167"/>
+        <w:rPr>
+          <w:lang w:val="es-AR"/>
+        </w:rPr>
+      </w:pPr>
+    </w:p>
+    <w:p>
+      <w:pPr>
+        <w:pStyle w:val="NormalWeb"/>
+        <w:numPr>
+          <w:ilvl w:val="0"/>
+          <w:numId w:val="9"/>
+        </w:numPr>
+        <w:tabs>
+          <w:tab w:val="clear" w:pos="720"/>
+          <w:tab w:val="num" w:pos="1167"/>
+        </w:tabs>
+        <w:ind w:left="1167"/>
+        <w:rPr>
+          <w:lang w:val="es-AR"/>
+        </w:rPr>
+      </w:pPr>
+      <w:r>
+        <w:rPr>
+          <w:rStyle w:val="Textoennegrita"/>
+          <w:lang w:val="es-AR"/>
+        </w:rPr>
+        <w:t>Calcular rutas:</w:t>
+      </w:r>
+      <w:r>
+        <w:rPr>
+          <w:lang w:val="es-AR"/>
+        </w:rPr>
+        <w:t xml:space="preserve"> cada </w:t>
+      </w:r>
+      <w:proofErr w:type="spellStart"/>
+      <w:r>
+        <w:rPr>
+          <w:lang w:val="es-AR"/>
+        </w:rPr>
+        <w:t>router</w:t>
+      </w:r>
+      <w:proofErr w:type="spellEnd"/>
+      <w:r>
+        <w:rPr>
+          <w:lang w:val="es-AR"/>
+        </w:rPr>
+        <w:t xml:space="preserve"> aplica el algoritmo SPF sobre su base de datos para crear su tabla de ruteo.</w:t>
+      </w:r>
+    </w:p>
+    <w:p>
+      <w:pPr>
+        <w:pStyle w:val="Ttulo3"/>
+        <w:ind w:left="447"/>
+        <w:rPr>
+          <w:rFonts w:ascii="Times New Roman" w:hAnsi="Times New Roman" w:cs="Times New Roman"/>
+          <w:b/>
+          <w:bCs/>
+          <w:color w:val="auto"/>
+          <w:lang w:val="en-US"/>
+        </w:rPr>
+      </w:pPr>
+      <w:r>
+        <w:rPr>
+          <w:rFonts w:ascii="Times New Roman" w:hAnsi="Times New Roman" w:cs="Times New Roman"/>
+          <w:b/>
+          <w:bCs/>
+          <w:color w:val="auto"/>
+        </w:rPr>
+        <w:lastRenderedPageBreak/>
+        <w:t>Características principales</w:t>
+      </w:r>
+    </w:p>
+    <w:p>
+      <w:pPr>
+        <w:pStyle w:val="NormalWeb"/>
+        <w:numPr>
+          <w:ilvl w:val="0"/>
+          <w:numId w:val="10"/>
+        </w:numPr>
+        <w:tabs>
+          <w:tab w:val="clear" w:pos="720"/>
+          <w:tab w:val="num" w:pos="1167"/>
+        </w:tabs>
+        <w:ind w:left="1167"/>
+        <w:rPr>
+          <w:lang w:val="es-AR"/>
+        </w:rPr>
+      </w:pPr>
+      <w:r>
+        <w:rPr>
+          <w:rStyle w:val="Textoennegrita"/>
+          <w:lang w:val="es-AR"/>
+        </w:rPr>
+        <w:t>Basado en estado de enlace:</w:t>
+      </w:r>
+      <w:r>
+        <w:rPr>
+          <w:lang w:val="es-AR"/>
+        </w:rPr>
+        <w:t xml:space="preserve"> cada </w:t>
+      </w:r>
+      <w:proofErr w:type="spellStart"/>
+      <w:r>
+        <w:rPr>
+          <w:lang w:val="es-AR"/>
+        </w:rPr>
+        <w:t>router</w:t>
+      </w:r>
+      <w:proofErr w:type="spellEnd"/>
+      <w:r>
+        <w:rPr>
+          <w:lang w:val="es-AR"/>
+        </w:rPr>
+        <w:t xml:space="preserve"> tiene una visión completa de la topología de su área.</w:t>
+      </w:r>
+    </w:p>
+    <w:p>
+      <w:pPr>
+        <w:pStyle w:val="NormalWeb"/>
+        <w:numPr>
+          <w:ilvl w:val="0"/>
+          <w:numId w:val="10"/>
+        </w:numPr>
+        <w:tabs>
+          <w:tab w:val="clear" w:pos="720"/>
+          <w:tab w:val="num" w:pos="1167"/>
+        </w:tabs>
+        <w:ind w:left="1167"/>
+        <w:rPr>
+          <w:lang w:val="es-AR"/>
+        </w:rPr>
+      </w:pPr>
+      <w:r>
+        <w:rPr>
+          <w:rStyle w:val="Textoennegrita"/>
+          <w:lang w:val="es-AR"/>
+        </w:rPr>
+        <w:t>Convergencia rápida:</w:t>
+      </w:r>
+      <w:r>
+        <w:rPr>
+          <w:lang w:val="es-AR"/>
+        </w:rPr>
+        <w:t xml:space="preserve"> los cambios se propagan inmediatamente (no hay que esperar intervalos fijos).</w:t>
+      </w:r>
+    </w:p>
+    <w:p>
+      <w:pPr>
+        <w:pStyle w:val="NormalWeb"/>
+        <w:numPr>
+          <w:ilvl w:val="0"/>
+          <w:numId w:val="10"/>
+        </w:numPr>
+        <w:tabs>
+          <w:tab w:val="clear" w:pos="720"/>
+          <w:tab w:val="num" w:pos="1167"/>
+        </w:tabs>
+        <w:ind w:left="1167"/>
+        <w:rPr>
+          <w:lang w:val="es-AR"/>
+        </w:rPr>
+      </w:pPr>
+      <w:r>
+        <w:rPr>
+          <w:rStyle w:val="Textoennegrita"/>
+          <w:lang w:val="es-AR"/>
+        </w:rPr>
+        <w:t>Actualizaciones eficientes:</w:t>
+      </w:r>
+      <w:r>
+        <w:rPr>
+          <w:lang w:val="es-AR"/>
+        </w:rPr>
+        <w:t xml:space="preserve"> sólo se envían cuando hay cambios (</w:t>
+      </w:r>
+      <w:proofErr w:type="spellStart"/>
+      <w:r>
+        <w:rPr>
+          <w:lang w:val="es-AR"/>
+        </w:rPr>
+        <w:t>Triggered</w:t>
+      </w:r>
+      <w:proofErr w:type="spellEnd"/>
+      <w:r>
+        <w:rPr>
+          <w:lang w:val="es-AR"/>
+        </w:rPr>
+        <w:t xml:space="preserve"> </w:t>
+      </w:r>
+      <w:proofErr w:type="spellStart"/>
+      <w:r>
+        <w:rPr>
+          <w:lang w:val="es-AR"/>
+        </w:rPr>
+        <w:t>Updates</w:t>
+      </w:r>
+      <w:proofErr w:type="spellEnd"/>
+      <w:r>
+        <w:rPr>
+          <w:lang w:val="es-AR"/>
+        </w:rPr>
+        <w:t>).</w:t>
+      </w:r>
+    </w:p>
+    <w:p>
+      <w:pPr>
+        <w:pStyle w:val="NormalWeb"/>
+        <w:numPr>
+          <w:ilvl w:val="0"/>
+          <w:numId w:val="10"/>
+        </w:numPr>
+        <w:tabs>
+          <w:tab w:val="clear" w:pos="720"/>
+          <w:tab w:val="num" w:pos="1167"/>
+        </w:tabs>
+        <w:ind w:left="1167"/>
+        <w:rPr>
+          <w:lang w:val="es-AR"/>
+        </w:rPr>
+      </w:pPr>
+      <w:r>
+        <w:rPr>
+          <w:rStyle w:val="Textoennegrita"/>
+          <w:lang w:val="es-AR"/>
+        </w:rPr>
+        <w:t>Jerarquía mediante áreas:</w:t>
+      </w:r>
+      <w:r>
+        <w:rPr>
+          <w:lang w:val="es-AR"/>
+        </w:rPr>
+        <w:t xml:space="preserve"> divide la red en </w:t>
+      </w:r>
+      <w:r>
+        <w:rPr>
+          <w:rStyle w:val="Textoennegrita"/>
+          <w:lang w:val="es-AR"/>
+        </w:rPr>
+        <w:t>áreas</w:t>
+      </w:r>
+      <w:r>
+        <w:rPr>
+          <w:lang w:val="es-AR"/>
+        </w:rPr>
+        <w:t xml:space="preserve"> para reducir el tamaño de las bases de datos y mejorar la escalabilidad.</w:t>
+      </w:r>
+    </w:p>
+    <w:p>
+      <w:pPr>
+        <w:pStyle w:val="NormalWeb"/>
+        <w:numPr>
+          <w:ilvl w:val="1"/>
+          <w:numId w:val="10"/>
+        </w:numPr>
+        <w:tabs>
+          <w:tab w:val="clear" w:pos="1440"/>
+          <w:tab w:val="num" w:pos="1887"/>
+        </w:tabs>
+        <w:ind w:left="1887"/>
+        <w:rPr>
+          <w:lang w:val="es-AR"/>
+        </w:rPr>
+      </w:pPr>
+      <w:r>
+        <w:rPr>
+          <w:lang w:val="es-AR"/>
+        </w:rPr>
+        <w:t xml:space="preserve">El </w:t>
+      </w:r>
+      <w:r>
+        <w:rPr>
+          <w:rStyle w:val="Textoennegrita"/>
+          <w:lang w:val="es-AR"/>
+        </w:rPr>
+        <w:t>Área 0</w:t>
+      </w:r>
+      <w:r>
+        <w:rPr>
+          <w:lang w:val="es-AR"/>
+        </w:rPr>
+        <w:t xml:space="preserve"> (</w:t>
+      </w:r>
+      <w:proofErr w:type="spellStart"/>
+      <w:r>
+        <w:rPr>
+          <w:lang w:val="es-AR"/>
+        </w:rPr>
+        <w:t>Backbone</w:t>
+      </w:r>
+      <w:proofErr w:type="spellEnd"/>
+      <w:r>
+        <w:rPr>
+          <w:lang w:val="es-AR"/>
+        </w:rPr>
+        <w:t>) conecta todas las demás áreas.</w:t>
+      </w:r>
+    </w:p>
+    <w:p>
+      <w:pPr>
+        <w:pStyle w:val="NormalWeb"/>
+        <w:numPr>
+          <w:ilvl w:val="1"/>
+          <w:numId w:val="10"/>
+        </w:numPr>
+        <w:tabs>
+          <w:tab w:val="clear" w:pos="1440"/>
+          <w:tab w:val="num" w:pos="1887"/>
+        </w:tabs>
+        <w:ind w:left="1887"/>
+        <w:rPr>
+          <w:lang w:val="es-AR"/>
+        </w:rPr>
+      </w:pPr>
+      <w:r>
+        <w:rPr>
+          <w:lang w:val="es-AR"/>
+        </w:rPr>
+        <w:t xml:space="preserve">Los </w:t>
+      </w:r>
+      <w:proofErr w:type="spellStart"/>
+      <w:r>
+        <w:rPr>
+          <w:lang w:val="es-AR"/>
+        </w:rPr>
+        <w:t>routers</w:t>
+      </w:r>
+      <w:proofErr w:type="spellEnd"/>
+      <w:r>
+        <w:rPr>
+          <w:lang w:val="es-AR"/>
+        </w:rPr>
+        <w:t xml:space="preserve"> que conectan áreas se llaman </w:t>
+      </w:r>
+      <w:r>
+        <w:rPr>
+          <w:rStyle w:val="Textoennegrita"/>
+          <w:lang w:val="es-AR"/>
+        </w:rPr>
+        <w:t>ABR (</w:t>
+      </w:r>
+      <w:proofErr w:type="spellStart"/>
+      <w:r>
+        <w:rPr>
+          <w:rStyle w:val="Textoennegrita"/>
+          <w:lang w:val="es-AR"/>
+        </w:rPr>
+        <w:t>Area</w:t>
+      </w:r>
+      <w:proofErr w:type="spellEnd"/>
+      <w:r>
+        <w:rPr>
+          <w:rStyle w:val="Textoennegrita"/>
+          <w:lang w:val="es-AR"/>
+        </w:rPr>
+        <w:t xml:space="preserve"> </w:t>
+      </w:r>
+      <w:proofErr w:type="spellStart"/>
+      <w:r>
+        <w:rPr>
+          <w:rStyle w:val="Textoennegrita"/>
+          <w:lang w:val="es-AR"/>
+        </w:rPr>
+        <w:t>Border</w:t>
+      </w:r>
+      <w:proofErr w:type="spellEnd"/>
+      <w:r>
+        <w:rPr>
+          <w:rStyle w:val="Textoennegrita"/>
+          <w:lang w:val="es-AR"/>
+        </w:rPr>
+        <w:t xml:space="preserve"> </w:t>
+      </w:r>
+      <w:proofErr w:type="spellStart"/>
+      <w:r>
+        <w:rPr>
+          <w:rStyle w:val="Textoennegrita"/>
+          <w:lang w:val="es-AR"/>
+        </w:rPr>
+        <w:t>Routers</w:t>
+      </w:r>
+      <w:proofErr w:type="spellEnd"/>
+      <w:r>
+        <w:rPr>
+          <w:rStyle w:val="Textoennegrita"/>
+          <w:lang w:val="es-AR"/>
+        </w:rPr>
+        <w:t>)</w:t>
+      </w:r>
+      <w:r>
+        <w:rPr>
+          <w:lang w:val="es-AR"/>
+        </w:rPr>
+        <w:t>.</w:t>
+      </w:r>
+    </w:p>
+    <w:p>
+      <w:pPr>
+        <w:pStyle w:val="NormalWeb"/>
+        <w:numPr>
+          <w:ilvl w:val="1"/>
+          <w:numId w:val="10"/>
+        </w:numPr>
+        <w:tabs>
+          <w:tab w:val="clear" w:pos="1440"/>
+          <w:tab w:val="num" w:pos="1887"/>
+        </w:tabs>
+        <w:ind w:left="1887"/>
+        <w:rPr>
+          <w:lang w:val="es-AR"/>
+        </w:rPr>
+      </w:pPr>
+      <w:r>
+        <w:rPr>
+          <w:lang w:val="es-AR"/>
+        </w:rPr>
+        <w:t xml:space="preserve">Los </w:t>
+      </w:r>
+      <w:proofErr w:type="spellStart"/>
+      <w:r>
+        <w:rPr>
+          <w:lang w:val="es-AR"/>
+        </w:rPr>
+        <w:t>routers</w:t>
+      </w:r>
+      <w:proofErr w:type="spellEnd"/>
+      <w:r>
+        <w:rPr>
+          <w:lang w:val="es-AR"/>
+        </w:rPr>
+        <w:t xml:space="preserve"> que conectan diferentes sistemas autónomos se llaman </w:t>
+      </w:r>
+      <w:r>
+        <w:rPr>
+          <w:rStyle w:val="Textoennegrita"/>
+          <w:lang w:val="es-AR"/>
+        </w:rPr>
+        <w:t>ASBR (</w:t>
+      </w:r>
+      <w:proofErr w:type="spellStart"/>
+      <w:r>
+        <w:rPr>
+          <w:rStyle w:val="Textoennegrita"/>
+          <w:lang w:val="es-AR"/>
+        </w:rPr>
+        <w:t>Autonomous</w:t>
+      </w:r>
+      <w:proofErr w:type="spellEnd"/>
+      <w:r>
+        <w:rPr>
+          <w:rStyle w:val="Textoennegrita"/>
+          <w:lang w:val="es-AR"/>
+        </w:rPr>
+        <w:t xml:space="preserve"> </w:t>
+      </w:r>
+      <w:proofErr w:type="spellStart"/>
+      <w:r>
+        <w:rPr>
+          <w:rStyle w:val="Textoennegrita"/>
+          <w:lang w:val="es-AR"/>
+        </w:rPr>
+        <w:t>System</w:t>
+      </w:r>
+      <w:proofErr w:type="spellEnd"/>
+      <w:r>
+        <w:rPr>
+          <w:rStyle w:val="Textoennegrita"/>
+          <w:lang w:val="es-AR"/>
+        </w:rPr>
+        <w:t xml:space="preserve"> </w:t>
+      </w:r>
+      <w:proofErr w:type="spellStart"/>
+      <w:r>
+        <w:rPr>
+          <w:rStyle w:val="Textoennegrita"/>
+          <w:lang w:val="es-AR"/>
+        </w:rPr>
+        <w:t>Border</w:t>
+      </w:r>
+      <w:proofErr w:type="spellEnd"/>
+      <w:r>
+        <w:rPr>
+          <w:rStyle w:val="Textoennegrita"/>
+          <w:lang w:val="es-AR"/>
+        </w:rPr>
+        <w:t xml:space="preserve"> </w:t>
+      </w:r>
+      <w:proofErr w:type="spellStart"/>
+      <w:r>
+        <w:rPr>
+          <w:rStyle w:val="Textoennegrita"/>
+          <w:lang w:val="es-AR"/>
+        </w:rPr>
+        <w:t>Routers</w:t>
+      </w:r>
+      <w:proofErr w:type="spellEnd"/>
+      <w:r>
+        <w:rPr>
+          <w:rStyle w:val="Textoennegrita"/>
+          <w:lang w:val="es-AR"/>
+        </w:rPr>
+        <w:t>)</w:t>
+      </w:r>
+      <w:r>
+        <w:rPr>
+          <w:lang w:val="es-AR"/>
+        </w:rPr>
+        <w:t>.</w:t>
+      </w:r>
+    </w:p>
+    <w:p>
+      <w:pPr>
+        <w:pStyle w:val="NormalWeb"/>
+        <w:numPr>
+          <w:ilvl w:val="0"/>
+          <w:numId w:val="10"/>
+        </w:numPr>
+        <w:tabs>
+          <w:tab w:val="clear" w:pos="720"/>
+          <w:tab w:val="num" w:pos="1167"/>
+        </w:tabs>
+        <w:ind w:left="1167"/>
+        <w:rPr>
+          <w:lang w:val="es-AR"/>
+        </w:rPr>
+      </w:pPr>
+      <w:r>
+        <w:rPr>
+          <w:rStyle w:val="Textoennegrita"/>
+          <w:lang w:val="es-AR"/>
+        </w:rPr>
+        <w:t>Seguridad:</w:t>
+      </w:r>
+      <w:r>
+        <w:rPr>
+          <w:lang w:val="es-AR"/>
+        </w:rPr>
+        <w:t xml:space="preserve"> soporta autenticación simple y criptográfica (MD5).</w:t>
+      </w:r>
+    </w:p>
+    <w:p>
+      <w:pPr>
+        <w:pStyle w:val="NormalWeb"/>
+        <w:numPr>
+          <w:ilvl w:val="0"/>
+          <w:numId w:val="10"/>
+        </w:numPr>
+        <w:tabs>
+          <w:tab w:val="clear" w:pos="720"/>
+          <w:tab w:val="num" w:pos="1167"/>
+        </w:tabs>
+        <w:ind w:left="1167"/>
+        <w:rPr>
+          <w:lang w:val="es-AR"/>
+        </w:rPr>
+      </w:pPr>
+      <w:r>
+        <w:rPr>
+          <w:rStyle w:val="Textoennegrita"/>
+          <w:lang w:val="es-AR"/>
+        </w:rPr>
+        <w:t>Encapsulación directa en IP:</w:t>
+      </w:r>
+      <w:r>
+        <w:rPr>
+          <w:lang w:val="es-AR"/>
+        </w:rPr>
+        <w:t xml:space="preserve"> protocolo número 89.</w:t>
+      </w:r>
+    </w:p>
+    <w:p>
+      <w:pPr>
+        <w:pStyle w:val="NormalWeb"/>
+        <w:ind w:left="720"/>
+        <w:rPr>
+          <w:b/>
+          <w:bCs/>
+          <w:lang w:val="es-AR"/>
+        </w:rPr>
+      </w:pPr>
+      <w:r>
+        <w:rPr>
+          <w:b/>
+          <w:bCs/>
+          <w:lang w:val="es-AR"/>
+        </w:rPr>
+        <w:t>BGP (</w:t>
+      </w:r>
+      <w:proofErr w:type="spellStart"/>
+      <w:r>
+        <w:rPr>
+          <w:b/>
+          <w:bCs/>
+          <w:lang w:val="es-AR"/>
+        </w:rPr>
+        <w:t>Border</w:t>
+      </w:r>
+      <w:proofErr w:type="spellEnd"/>
+      <w:r>
+        <w:rPr>
+          <w:b/>
+          <w:bCs/>
+          <w:lang w:val="es-AR"/>
+        </w:rPr>
+        <w:t xml:space="preserve"> Gateway </w:t>
+      </w:r>
+      <w:proofErr w:type="spellStart"/>
+      <w:r>
+        <w:rPr>
+          <w:b/>
+          <w:bCs/>
+          <w:lang w:val="es-AR"/>
+        </w:rPr>
+        <w:t>Protocol</w:t>
+      </w:r>
+      <w:proofErr w:type="spellEnd"/>
+      <w:r>
+        <w:rPr>
+          <w:b/>
+          <w:bCs/>
+          <w:lang w:val="es-AR"/>
+        </w:rPr>
+        <w:t>)</w:t>
+      </w:r>
+    </w:p>
+    <w:p>
+      <w:pPr>
+        <w:pStyle w:val="NormalWeb"/>
+        <w:ind w:left="720"/>
+        <w:rPr>
+          <w:lang w:val="es-AR"/>
+        </w:rPr>
+      </w:pPr>
+      <w:r>
+        <w:rPr>
+          <w:lang w:val="es-AR"/>
+        </w:rPr>
+        <w:t xml:space="preserve">El </w:t>
+      </w:r>
+      <w:r>
+        <w:rPr>
+          <w:rStyle w:val="Textoennegrita"/>
+          <w:lang w:val="es-AR"/>
+        </w:rPr>
+        <w:t>BGP</w:t>
+      </w:r>
+      <w:r>
+        <w:rPr>
+          <w:lang w:val="es-AR"/>
+        </w:rPr>
+        <w:t xml:space="preserve"> es el protocolo de ruteo </w:t>
+      </w:r>
+      <w:r>
+        <w:rPr>
+          <w:rStyle w:val="Textoennegrita"/>
+          <w:lang w:val="es-AR"/>
+        </w:rPr>
+        <w:t>externo (EGP)</w:t>
+      </w:r>
+      <w:r>
+        <w:rPr>
+          <w:lang w:val="es-AR"/>
+        </w:rPr>
+        <w:t xml:space="preserve"> utilizado para intercambiar información de enrutamiento entre </w:t>
+      </w:r>
+      <w:r>
+        <w:rPr>
+          <w:rStyle w:val="Textoennegrita"/>
+          <w:lang w:val="es-AR"/>
+        </w:rPr>
+        <w:t>diferentes sistemas autónomos (AS)</w:t>
+      </w:r>
+      <w:r>
+        <w:rPr>
+          <w:lang w:val="es-AR"/>
+        </w:rPr>
+        <w:t>.</w:t>
+      </w:r>
+      <w:r>
+        <w:rPr>
+          <w:lang w:val="es-AR"/>
+        </w:rPr>
+        <w:br/>
+        <w:t xml:space="preserve">Es el protocolo que </w:t>
+      </w:r>
+      <w:r>
+        <w:rPr>
+          <w:rStyle w:val="Textoennegrita"/>
+          <w:lang w:val="es-AR"/>
+        </w:rPr>
+        <w:t>sostiene la Internet global</w:t>
+      </w:r>
+      <w:r>
+        <w:rPr>
+          <w:lang w:val="es-AR"/>
+        </w:rPr>
+        <w:t>, permitiendo que miles de redes (proveedores, universidades, gobiernos, empresas) se comuniquen.</w:t>
+      </w:r>
+    </w:p>
+    <w:p>
+      <w:pPr>
+        <w:pStyle w:val="Ttulo3"/>
+        <w:ind w:left="720"/>
+        <w:rPr>
+          <w:b/>
+          <w:bCs/>
+          <w:color w:val="auto"/>
+          <w:lang w:val="es-AR"/>
+        </w:rPr>
+      </w:pPr>
+      <w:r>
+        <w:rPr>
+          <w:b/>
+          <w:bCs/>
+          <w:color w:val="auto"/>
+        </w:rPr>
+        <w:t>Funcionamiento general</w:t>
+      </w:r>
+    </w:p>
+    <w:p>
+      <w:pPr>
+        <w:pStyle w:val="NormalWeb"/>
+        <w:ind w:left="720"/>
+        <w:rPr>
+          <w:lang w:val="es-AR"/>
+        </w:rPr>
+      </w:pPr>
+      <w:r>
+        <w:rPr>
+          <w:lang w:val="es-AR"/>
+        </w:rPr>
+        <w:t xml:space="preserve">BGP es un </w:t>
+      </w:r>
+      <w:r>
+        <w:rPr>
+          <w:rStyle w:val="Textoennegrita"/>
+          <w:lang w:val="es-AR"/>
+        </w:rPr>
+        <w:t>protocolo de Vector de Ruta (</w:t>
+      </w:r>
+      <w:proofErr w:type="spellStart"/>
+      <w:r>
+        <w:rPr>
+          <w:rStyle w:val="Textoennegrita"/>
+          <w:lang w:val="es-AR"/>
+        </w:rPr>
+        <w:t>Path</w:t>
+      </w:r>
+      <w:proofErr w:type="spellEnd"/>
+      <w:r>
+        <w:rPr>
+          <w:rStyle w:val="Textoennegrita"/>
+          <w:lang w:val="es-AR"/>
+        </w:rPr>
+        <w:t xml:space="preserve"> Vector </w:t>
+      </w:r>
+      <w:proofErr w:type="spellStart"/>
+      <w:r>
+        <w:rPr>
+          <w:rStyle w:val="Textoennegrita"/>
+          <w:lang w:val="es-AR"/>
+        </w:rPr>
+        <w:t>Protocol</w:t>
+      </w:r>
+      <w:proofErr w:type="spellEnd"/>
+      <w:r>
+        <w:rPr>
+          <w:rStyle w:val="Textoennegrita"/>
+          <w:lang w:val="es-AR"/>
+        </w:rPr>
+        <w:t>)</w:t>
+      </w:r>
+      <w:r>
+        <w:rPr>
+          <w:lang w:val="es-AR"/>
+        </w:rPr>
+        <w:t>.</w:t>
+      </w:r>
+      <w:r>
+        <w:rPr>
+          <w:lang w:val="es-AR"/>
+        </w:rPr>
+        <w:br/>
+        <w:t xml:space="preserve">Cada </w:t>
+      </w:r>
+      <w:proofErr w:type="spellStart"/>
+      <w:r>
+        <w:rPr>
+          <w:lang w:val="es-AR"/>
+        </w:rPr>
+        <w:t>router</w:t>
+      </w:r>
+      <w:proofErr w:type="spellEnd"/>
+      <w:r>
+        <w:rPr>
+          <w:lang w:val="es-AR"/>
+        </w:rPr>
+        <w:t xml:space="preserve"> BGP (llamado </w:t>
+      </w:r>
+      <w:r>
+        <w:rPr>
+          <w:rStyle w:val="nfasis"/>
+          <w:lang w:val="es-AR"/>
+        </w:rPr>
+        <w:t>BGP speaker</w:t>
+      </w:r>
+      <w:r>
+        <w:rPr>
+          <w:lang w:val="es-AR"/>
+        </w:rPr>
+        <w:t xml:space="preserve">) anuncia a sus pares (otros </w:t>
+      </w:r>
+      <w:proofErr w:type="spellStart"/>
+      <w:r>
+        <w:rPr>
+          <w:lang w:val="es-AR"/>
+        </w:rPr>
+        <w:t>routers</w:t>
+      </w:r>
+      <w:proofErr w:type="spellEnd"/>
+      <w:r>
+        <w:rPr>
+          <w:lang w:val="es-AR"/>
+        </w:rPr>
+        <w:t xml:space="preserve"> BGP) las redes que puede alcanzar y </w:t>
+      </w:r>
+      <w:r>
+        <w:rPr>
+          <w:rStyle w:val="Textoennegrita"/>
+          <w:lang w:val="es-AR"/>
+        </w:rPr>
+        <w:t xml:space="preserve">la secuencia de sistemas autónomos (AS </w:t>
+      </w:r>
+      <w:proofErr w:type="spellStart"/>
+      <w:r>
+        <w:rPr>
+          <w:rStyle w:val="Textoennegrita"/>
+          <w:lang w:val="es-AR"/>
+        </w:rPr>
+        <w:t>Path</w:t>
+      </w:r>
+      <w:proofErr w:type="spellEnd"/>
+      <w:r>
+        <w:rPr>
+          <w:rStyle w:val="Textoennegrita"/>
+          <w:lang w:val="es-AR"/>
+        </w:rPr>
+        <w:t>)</w:t>
+      </w:r>
+      <w:r>
+        <w:rPr>
+          <w:lang w:val="es-AR"/>
+        </w:rPr>
+        <w:t xml:space="preserve"> por los cuales se llega a esas redes.</w:t>
+      </w:r>
+    </w:p>
+    <w:p>
+      <w:pPr>
+        <w:pStyle w:val="NormalWeb"/>
+        <w:ind w:left="720"/>
+        <w:rPr>
+          <w:lang w:val="es-AR"/>
+        </w:rPr>
+      </w:pPr>
+      <w:r>
+        <w:rPr>
+          <w:lang w:val="es-AR"/>
+        </w:rPr>
+        <w:t xml:space="preserve">Cuando un </w:t>
+      </w:r>
+      <w:proofErr w:type="spellStart"/>
+      <w:r>
+        <w:rPr>
+          <w:lang w:val="es-AR"/>
+        </w:rPr>
+        <w:t>router</w:t>
+      </w:r>
+      <w:proofErr w:type="spellEnd"/>
+      <w:r>
+        <w:rPr>
+          <w:lang w:val="es-AR"/>
+        </w:rPr>
+        <w:t xml:space="preserve"> recibe múltiples rutas hacia un mismo destino, selecciona la mejor basándose en criterios de política, no necesariamente la ruta más corta.</w:t>
+      </w:r>
+    </w:p>
+    <w:p>
+      <w:pPr>
+        <w:pStyle w:val="Ttulo3"/>
+        <w:ind w:left="720"/>
+        <w:rPr>
+          <w:rFonts w:ascii="Times New Roman" w:hAnsi="Times New Roman" w:cs="Times New Roman"/>
+          <w:b/>
+          <w:bCs/>
+          <w:color w:val="auto"/>
+          <w:lang w:val="en-US"/>
+        </w:rPr>
+      </w:pPr>
+      <w:r>
+        <w:rPr>
+          <w:rFonts w:ascii="Times New Roman" w:hAnsi="Times New Roman" w:cs="Times New Roman"/>
+          <w:b/>
+          <w:bCs/>
+          <w:color w:val="auto"/>
+        </w:rPr>
+        <w:t>Características principales</w:t>
+      </w:r>
+    </w:p>
+    <w:p>
+      <w:pPr>
+        <w:pStyle w:val="NormalWeb"/>
+        <w:numPr>
+          <w:ilvl w:val="0"/>
+          <w:numId w:val="11"/>
+        </w:numPr>
+        <w:tabs>
+          <w:tab w:val="clear" w:pos="720"/>
+          <w:tab w:val="num" w:pos="1440"/>
+        </w:tabs>
+        <w:ind w:left="1440"/>
+        <w:rPr>
+          <w:lang w:val="es-AR"/>
+        </w:rPr>
+      </w:pPr>
+      <w:r>
+        <w:rPr>
+          <w:rStyle w:val="Textoennegrita"/>
+          <w:lang w:val="es-AR"/>
+        </w:rPr>
+        <w:t>Política sobre rendimiento:</w:t>
+      </w:r>
+      <w:r>
+        <w:rPr>
+          <w:lang w:val="es-AR"/>
+        </w:rPr>
+        <w:t xml:space="preserve"> las decisiones de ruteo se basan en reglas administrativas, acuerdos comerciales y políticas de seguridad.</w:t>
+      </w:r>
+    </w:p>
+    <w:p>
+      <w:pPr>
+        <w:pStyle w:val="NormalWeb"/>
+        <w:numPr>
+          <w:ilvl w:val="0"/>
+          <w:numId w:val="11"/>
+        </w:numPr>
+        <w:tabs>
+          <w:tab w:val="clear" w:pos="720"/>
+          <w:tab w:val="num" w:pos="1440"/>
+        </w:tabs>
+        <w:ind w:left="1440"/>
+        <w:rPr>
+          <w:lang w:val="es-AR"/>
+        </w:rPr>
+      </w:pPr>
+      <w:r>
+        <w:rPr>
+          <w:rStyle w:val="Textoennegrita"/>
+          <w:lang w:val="es-AR"/>
+        </w:rPr>
+        <w:t>Escalabilidad masiva:</w:t>
+      </w:r>
+      <w:r>
+        <w:rPr>
+          <w:lang w:val="es-AR"/>
+        </w:rPr>
+        <w:t xml:space="preserve"> maneja millones de rutas globales (toda la tabla de Internet).</w:t>
+      </w:r>
+    </w:p>
+    <w:p>
+      <w:pPr>
+        <w:pStyle w:val="NormalWeb"/>
+        <w:numPr>
+          <w:ilvl w:val="0"/>
+          <w:numId w:val="11"/>
+        </w:numPr>
+        <w:tabs>
+          <w:tab w:val="clear" w:pos="720"/>
+          <w:tab w:val="num" w:pos="1440"/>
+        </w:tabs>
+        <w:ind w:left="1440"/>
+        <w:rPr>
+          <w:lang w:val="es-AR"/>
+        </w:rPr>
+      </w:pPr>
+      <w:r>
+        <w:rPr>
+          <w:rStyle w:val="Textoennegrita"/>
+          <w:lang w:val="es-AR"/>
+        </w:rPr>
+        <w:t>Mecanismo de actualización:</w:t>
+      </w:r>
+      <w:r>
+        <w:rPr>
+          <w:lang w:val="es-AR"/>
+        </w:rPr>
+        <w:t xml:space="preserve"> los </w:t>
+      </w:r>
+      <w:proofErr w:type="spellStart"/>
+      <w:r>
+        <w:rPr>
+          <w:lang w:val="es-AR"/>
+        </w:rPr>
+        <w:t>routers</w:t>
+      </w:r>
+      <w:proofErr w:type="spellEnd"/>
+      <w:r>
+        <w:rPr>
+          <w:lang w:val="es-AR"/>
+        </w:rPr>
+        <w:t xml:space="preserve"> BGP mantienen sesiones TCP (puerto 179) y solo envían actualizaciones cuando hay cambios.</w:t>
+      </w:r>
+    </w:p>
+    <w:p>
+      <w:pPr>
+        <w:pStyle w:val="NormalWeb"/>
+        <w:numPr>
+          <w:ilvl w:val="0"/>
+          <w:numId w:val="11"/>
+        </w:numPr>
+        <w:tabs>
+          <w:tab w:val="clear" w:pos="720"/>
+          <w:tab w:val="num" w:pos="1440"/>
+        </w:tabs>
+        <w:ind w:left="1440"/>
+        <w:rPr>
+          <w:lang w:val="es-AR"/>
+        </w:rPr>
+      </w:pPr>
+      <w:r>
+        <w:rPr>
+          <w:rStyle w:val="Textoennegrita"/>
+          <w:lang w:val="es-AR"/>
+        </w:rPr>
+        <w:t>Prevención de bucles:</w:t>
+      </w:r>
+      <w:r>
+        <w:rPr>
+          <w:lang w:val="es-AR"/>
+        </w:rPr>
+        <w:t xml:space="preserve"> gracias al campo </w:t>
+      </w:r>
+      <w:r>
+        <w:rPr>
+          <w:rStyle w:val="nfasis"/>
+          <w:lang w:val="es-AR"/>
+        </w:rPr>
+        <w:t xml:space="preserve">AS </w:t>
+      </w:r>
+      <w:proofErr w:type="spellStart"/>
+      <w:r>
+        <w:rPr>
+          <w:rStyle w:val="nfasis"/>
+          <w:lang w:val="es-AR"/>
+        </w:rPr>
+        <w:t>Path</w:t>
+      </w:r>
+      <w:proofErr w:type="spellEnd"/>
+      <w:r>
+        <w:rPr>
+          <w:lang w:val="es-AR"/>
+        </w:rPr>
+        <w:t>, que registra todos los sistemas autónomos atravesados.</w:t>
+      </w:r>
+    </w:p>
+    <w:p>
+      <w:pPr>
+        <w:pStyle w:val="NormalWeb"/>
+        <w:numPr>
+          <w:ilvl w:val="0"/>
+          <w:numId w:val="11"/>
+        </w:numPr>
+        <w:tabs>
+          <w:tab w:val="clear" w:pos="720"/>
+          <w:tab w:val="num" w:pos="1440"/>
+        </w:tabs>
+        <w:ind w:left="1440"/>
+        <w:rPr>
+          <w:lang w:val="es-AR"/>
+        </w:rPr>
+      </w:pPr>
+      <w:r>
+        <w:rPr>
+          <w:rStyle w:val="Textoennegrita"/>
+          <w:lang w:val="es-AR"/>
+        </w:rPr>
+        <w:t>Parámetros de selección de ruta:</w:t>
+      </w:r>
+    </w:p>
+    <w:p>
+      <w:pPr>
+        <w:pStyle w:val="NormalWeb"/>
+        <w:numPr>
+          <w:ilvl w:val="1"/>
+          <w:numId w:val="11"/>
+        </w:numPr>
+        <w:tabs>
+          <w:tab w:val="clear" w:pos="1440"/>
+          <w:tab w:val="num" w:pos="2160"/>
+        </w:tabs>
+        <w:ind w:left="2160"/>
+      </w:pPr>
+      <w:proofErr w:type="spellStart"/>
+      <w:r>
+        <w:t>Preferencia</w:t>
+      </w:r>
+      <w:proofErr w:type="spellEnd"/>
+      <w:r>
+        <w:t xml:space="preserve"> local (</w:t>
+      </w:r>
+      <w:r>
+        <w:rPr>
+          <w:rStyle w:val="nfasis"/>
+        </w:rPr>
+        <w:t>Local Preference</w:t>
+      </w:r>
+      <w:r>
+        <w:t>)</w:t>
+      </w:r>
+    </w:p>
+    <w:p>
+      <w:pPr>
+        <w:pStyle w:val="NormalWeb"/>
+        <w:numPr>
+          <w:ilvl w:val="1"/>
+          <w:numId w:val="11"/>
+        </w:numPr>
+        <w:tabs>
+          <w:tab w:val="clear" w:pos="1440"/>
+          <w:tab w:val="num" w:pos="2160"/>
+        </w:tabs>
+        <w:ind w:left="2160"/>
+      </w:pPr>
+      <w:proofErr w:type="spellStart"/>
+      <w:r>
+        <w:t>Longitud</w:t>
+      </w:r>
+      <w:proofErr w:type="spellEnd"/>
+      <w:r>
+        <w:t xml:space="preserve"> del </w:t>
+      </w:r>
+      <w:r>
+        <w:rPr>
+          <w:rStyle w:val="nfasis"/>
+        </w:rPr>
+        <w:t>AS Path</w:t>
+      </w:r>
+    </w:p>
+    <w:p>
+      <w:pPr>
+        <w:pStyle w:val="NormalWeb"/>
+        <w:numPr>
+          <w:ilvl w:val="1"/>
+          <w:numId w:val="11"/>
+        </w:numPr>
+        <w:tabs>
+          <w:tab w:val="clear" w:pos="1440"/>
+          <w:tab w:val="num" w:pos="2160"/>
+        </w:tabs>
+        <w:ind w:left="2160"/>
+        <w:rPr>
+          <w:lang w:val="es-AR"/>
+        </w:rPr>
+      </w:pPr>
+      <w:r>
+        <w:rPr>
+          <w:lang w:val="es-AR"/>
+        </w:rPr>
+        <w:t>Origen de la ruta (</w:t>
+      </w:r>
+      <w:proofErr w:type="spellStart"/>
+      <w:r>
+        <w:rPr>
+          <w:rStyle w:val="nfasis"/>
+          <w:lang w:val="es-AR"/>
+        </w:rPr>
+        <w:t>Origin</w:t>
+      </w:r>
+      <w:proofErr w:type="spellEnd"/>
+      <w:r>
+        <w:rPr>
+          <w:lang w:val="es-AR"/>
+        </w:rPr>
+        <w:t>)</w:t>
+      </w:r>
+    </w:p>
+    <w:p>
+      <w:pPr>
+        <w:pStyle w:val="NormalWeb"/>
+        <w:numPr>
+          <w:ilvl w:val="1"/>
+          <w:numId w:val="11"/>
+        </w:numPr>
+        <w:tabs>
+          <w:tab w:val="clear" w:pos="1440"/>
+          <w:tab w:val="num" w:pos="2160"/>
+        </w:tabs>
+        <w:ind w:left="2160"/>
+      </w:pPr>
+      <w:r>
+        <w:rPr>
+          <w:rStyle w:val="nfasis"/>
+        </w:rPr>
+        <w:t>MED</w:t>
+      </w:r>
+      <w:r>
+        <w:t xml:space="preserve"> (Multi Exit Discriminator)</w:t>
+      </w:r>
+    </w:p>
+    <w:p>
+      <w:pPr>
+        <w:pStyle w:val="NormalWeb"/>
+        <w:numPr>
+          <w:ilvl w:val="1"/>
+          <w:numId w:val="11"/>
+        </w:numPr>
+        <w:tabs>
+          <w:tab w:val="clear" w:pos="1440"/>
+          <w:tab w:val="num" w:pos="2160"/>
+        </w:tabs>
+        <w:ind w:left="2160"/>
+        <w:rPr>
+          <w:lang w:val="es-AR"/>
+        </w:rPr>
+      </w:pPr>
+      <w:r>
+        <w:rPr>
+          <w:lang w:val="es-AR"/>
+        </w:rPr>
+        <w:lastRenderedPageBreak/>
+        <w:t>Criterios adicionales como política o costo.</w:t>
+      </w:r>
+    </w:p>
+    <w:p>
+      <w:pPr>
+        <w:pStyle w:val="Ttulo3"/>
+        <w:ind w:left="720"/>
+        <w:rPr>
+          <w:rFonts w:ascii="Times New Roman" w:hAnsi="Times New Roman" w:cs="Times New Roman"/>
+          <w:b/>
+          <w:bCs/>
+          <w:color w:val="auto"/>
+          <w:lang w:val="es-AR"/>
+        </w:rPr>
+      </w:pPr>
+      <w:r>
+        <w:rPr>
+          <w:rFonts w:ascii="Times New Roman" w:hAnsi="Times New Roman" w:cs="Times New Roman"/>
+          <w:b/>
+          <w:bCs/>
+          <w:color w:val="auto"/>
+        </w:rPr>
+        <w:t>Políticas de enrutamiento</w:t>
+      </w:r>
+    </w:p>
+    <w:p>
+      <w:pPr>
+        <w:pStyle w:val="NormalWeb"/>
+        <w:ind w:left="720"/>
+        <w:rPr>
+          <w:lang w:val="es-AR"/>
+        </w:rPr>
+      </w:pPr>
+      <w:r>
+        <w:rPr>
+          <w:lang w:val="es-AR"/>
+        </w:rPr>
+        <w:t>BGP permite implementar diferentes relaciones entre sistemas autónomos:</w:t>
+      </w:r>
+    </w:p>
+    <w:p>
+      <w:pPr>
+        <w:pStyle w:val="NormalWeb"/>
+        <w:numPr>
+          <w:ilvl w:val="0"/>
+          <w:numId w:val="12"/>
+        </w:numPr>
+        <w:tabs>
+          <w:tab w:val="clear" w:pos="720"/>
+          <w:tab w:val="num" w:pos="1440"/>
+        </w:tabs>
+        <w:ind w:left="1440"/>
+        <w:rPr>
+          <w:lang w:val="es-AR"/>
+        </w:rPr>
+      </w:pPr>
+      <w:r>
+        <w:rPr>
+          <w:rStyle w:val="Textoennegrita"/>
+          <w:lang w:val="es-AR"/>
+        </w:rPr>
+        <w:t>Tránsito:</w:t>
+      </w:r>
+      <w:r>
+        <w:rPr>
+          <w:lang w:val="es-AR"/>
+        </w:rPr>
+        <w:t xml:space="preserve"> un AS paga a otro por transportar su tráfico.</w:t>
+      </w:r>
+    </w:p>
+    <w:p>
+      <w:pPr>
+        <w:pStyle w:val="NormalWeb"/>
+        <w:numPr>
+          <w:ilvl w:val="0"/>
+          <w:numId w:val="12"/>
+        </w:numPr>
+        <w:tabs>
+          <w:tab w:val="clear" w:pos="720"/>
+          <w:tab w:val="num" w:pos="1440"/>
+        </w:tabs>
+        <w:ind w:left="1440"/>
+        <w:rPr>
+          <w:lang w:val="es-AR"/>
+        </w:rPr>
+      </w:pPr>
+      <w:proofErr w:type="spellStart"/>
+      <w:r>
+        <w:rPr>
+          <w:rStyle w:val="Textoennegrita"/>
+          <w:lang w:val="es-AR"/>
+        </w:rPr>
+        <w:t>Peering</w:t>
+      </w:r>
+      <w:proofErr w:type="spellEnd"/>
+      <w:r>
+        <w:rPr>
+          <w:rStyle w:val="Textoennegrita"/>
+          <w:lang w:val="es-AR"/>
+        </w:rPr>
+        <w:t>:</w:t>
+      </w:r>
+      <w:r>
+        <w:rPr>
+          <w:lang w:val="es-AR"/>
+        </w:rPr>
+        <w:t xml:space="preserve"> dos AS intercambian tráfico mutuamente sin costo.</w:t>
+      </w:r>
+    </w:p>
+    <w:p>
+      <w:pPr>
+        <w:pStyle w:val="NormalWeb"/>
+        <w:numPr>
+          <w:ilvl w:val="0"/>
+          <w:numId w:val="12"/>
+        </w:numPr>
+        <w:tabs>
+          <w:tab w:val="clear" w:pos="720"/>
+          <w:tab w:val="num" w:pos="1440"/>
+        </w:tabs>
+        <w:ind w:left="1440"/>
+        <w:rPr>
+          <w:lang w:val="es-AR"/>
+        </w:rPr>
+      </w:pPr>
+      <w:proofErr w:type="spellStart"/>
+      <w:r>
+        <w:rPr>
+          <w:rStyle w:val="Textoennegrita"/>
+          <w:lang w:val="es-AR"/>
+        </w:rPr>
+        <w:t>Multihoming</w:t>
+      </w:r>
+      <w:proofErr w:type="spellEnd"/>
+      <w:r>
+        <w:rPr>
+          <w:rStyle w:val="Textoennegrita"/>
+          <w:lang w:val="es-AR"/>
+        </w:rPr>
+        <w:t>:</w:t>
+      </w:r>
+      <w:r>
+        <w:rPr>
+          <w:lang w:val="es-AR"/>
+        </w:rPr>
+        <w:t xml:space="preserve"> un AS se conecta a múltiples proveedores para asegurar redundancia.</w:t>
+      </w:r>
+    </w:p>
+    <w:p>
+      <w:pPr>
+        <w:pStyle w:val="NormalWeb"/>
+        <w:ind w:left="720"/>
+        <w:rPr>
+          <w:b/>
+          <w:bCs/>
+          <w:lang w:val="es-AR"/>
+        </w:rPr>
+      </w:pPr>
+      <w:r>
+        <w:rPr>
+          <w:lang w:val="es-AR"/>
+        </w:rPr>
+        <w:t>Estas relaciones se reflejan en las políticas de ruteo que define cada operador para controlar qué rutas anunciar o aceptar.</w:t>
+      </w:r>
+    </w:p>
+    <w:p>
+      <w:pPr>
+        <w:pStyle w:val="Textoindependiente"/>
+        <w:spacing w:before="4"/>
+        <w:rPr>
+          <w:lang w:val="es-AR"/>
         </w:rPr>
       </w:pPr>
     </w:p>
@@ -23,9 +4770,16 @@
       <w:pPr>
         <w:pStyle w:val="Ttulo1"/>
         <w:ind w:left="447"/>
-      </w:pPr>
-      <w:bookmarkStart w:id="0" w:name="Un_poco_de_teoría_"/>
-      <w:bookmarkEnd w:id="0"/>
+        <w:rPr>
+          <w:lang w:val="es-AR"/>
+        </w:rPr>
+      </w:pPr>
+    </w:p>
+    <w:p>
+      <w:pPr>
+        <w:pStyle w:val="Ttulo1"/>
+        <w:ind w:left="447"/>
+      </w:pPr>
       <w:r>
         <w:t>Un</w:t>
       </w:r>
@@ -52,6 +4806,12 @@
           <w:spacing w:val="-2"/>
         </w:rPr>
         <w:t xml:space="preserve"> teoría</w:t>
+      </w:r>
+      <w:r>
+        <w:rPr>
+          <w:spacing w:val="-2"/>
+        </w:rPr>
+        <w:t xml:space="preserve"> – De acá ver los comandos, el resto fue incluido arriba.</w:t>
       </w:r>
     </w:p>
     <w:p>
@@ -396,7 +5156,31 @@
           <w:szCs w:val="24"/>
           <w:lang w:val="es-AR"/>
         </w:rPr>
-        <w:t xml:space="preserve">En Linux(depende de la distribución): </w:t>
+        <w:t xml:space="preserve">En </w:t>
+      </w:r>
+      <w:proofErr w:type="gramStart"/>
+      <w:r>
+        <w:rPr>
+          <w:rStyle w:val="Textoennegrita"/>
+          <w:b w:val="0"/>
+          <w:bCs w:val="0"/>
+          <w:sz w:val="24"/>
+          <w:szCs w:val="24"/>
+          <w:lang w:val="es-AR"/>
+        </w:rPr>
+        <w:t>Linux(</w:t>
+      </w:r>
+      <w:proofErr w:type="gramEnd"/>
+      <w:r>
+        <w:rPr>
+          <w:rStyle w:val="Textoennegrita"/>
+          <w:b w:val="0"/>
+          <w:bCs w:val="0"/>
+          <w:sz w:val="24"/>
+          <w:szCs w:val="24"/>
+          <w:lang w:val="es-AR"/>
+        </w:rPr>
+        <w:t xml:space="preserve">depende de la distribución): </w:t>
       </w:r>
     </w:p>
     <w:p>
@@ -1265,7 +6049,29 @@
           <w:szCs w:val="24"/>
           <w:lang w:val="en-US"/>
         </w:rPr>
-        <w:t xml:space="preserve"> -w net.ipv4.ip_forward=1</w:t>
+        <w:t xml:space="preserve"> -w </w:t>
+      </w:r>
+      <w:proofErr w:type="gramStart"/>
+      <w:r>
+        <w:rPr>
+          <w:b/>
+          <w:bCs/>
+          <w:sz w:val="24"/>
+          <w:szCs w:val="24"/>
+          <w:lang w:val="en-US"/>
+        </w:rPr>
+        <w:t>net.ipv4.ip</w:t>
+      </w:r>
+      <w:proofErr w:type="gramEnd"/>
+      <w:r>
+        <w:rPr>
+          <w:b/>
+          <w:bCs/>
+          <w:sz w:val="24"/>
+          <w:szCs w:val="24"/>
+          <w:lang w:val="en-US"/>
+        </w:rPr>
+        <w:t>_forward=1</w:t>
       </w:r>
     </w:p>
     <w:p>
@@ -1389,7 +6195,6 @@
         <w:rPr>
           <w:sz w:val="24"/>
         </w:rPr>
-        <w:lastRenderedPageBreak/>
         <w:tab/>
       </w:r>
       <w:r>
@@ -1663,7 +6468,16 @@
           <w:szCs w:val="24"/>
           <w:lang w:val="es-AR"/>
         </w:rPr>
-        <w:t xml:space="preserve"> cada </w:t>
+        <w:t xml:space="preserve"> </w:t>
+      </w:r>
+      <w:bookmarkStart w:id="1" w:name="_Hlk213764581"/>
+      <w:r>
+        <w:rPr>
+          <w:sz w:val="24"/>
+          <w:szCs w:val="24"/>
+          <w:lang w:val="es-AR"/>
+        </w:rPr>
+        <w:t xml:space="preserve">cada </w:t>
       </w:r>
       <w:proofErr w:type="spellStart"/>
       <w:r>
@@ -1728,6 +6542,7 @@
         <w:t>.</w:t>
       </w:r>
     </w:p>
+    <w:bookmarkEnd w:id="1"/>
     <w:p>
       <w:pPr>
         <w:pStyle w:val="Prrafodelista"/>
@@ -1858,7 +6673,6 @@
           <w:numId w:val="5"/>
         </w:numPr>
         <w:tabs>
-          <w:tab w:val="clear" w:pos="720"/>
           <w:tab w:val="num" w:pos="1440"/>
         </w:tabs>
         <w:autoSpaceDE/>
@@ -1906,7 +6720,6 @@
           <w:numId w:val="5"/>
         </w:numPr>
         <w:tabs>
-          <w:tab w:val="clear" w:pos="720"/>
           <w:tab w:val="num" w:pos="1440"/>
         </w:tabs>
         <w:autoSpaceDE/>
@@ -1936,7 +6749,6 @@
           <w:numId w:val="5"/>
         </w:numPr>
         <w:tabs>
-          <w:tab w:val="clear" w:pos="720"/>
           <w:tab w:val="num" w:pos="1440"/>
         </w:tabs>
         <w:autoSpaceDE/>
@@ -2026,6 +6838,7 @@
           <w:szCs w:val="24"/>
           <w:lang w:val="es-AR"/>
         </w:rPr>
+        <w:lastRenderedPageBreak/>
         <w:t>El objetivo no es sólo la eficiencia técnica, sino también el control y la política de enrutamiento.</w:t>
       </w:r>
       <w:r>
@@ -2988,6 +7801,7 @@
           <w:rStyle w:val="Textoennegrita"/>
           <w:lang w:val="es-AR"/>
         </w:rPr>
+        <w:lastRenderedPageBreak/>
         <w:t>Convergencia lenta:</w:t>
       </w:r>
       <w:r>
@@ -3985,7 +8799,14 @@
         <w:rPr>
           <w:lang w:val="es-AR"/>
         </w:rPr>
-        <w:t xml:space="preserve"> o dispositivo) envía un mensaje a todos sus vecinos, y cada uno de ellos lo reenvía nuevamente a todos sus vecinos, hasta que el mensaje se propaga por toda la red.</w:t>
+        <w:t xml:space="preserve"> o dispositivo) envía un mensaje a todos sus vecinos, y cada uno </w:t>
+      </w:r>
+      <w:r>
+        <w:rPr>
+          <w:lang w:val="es-AR"/>
+        </w:rPr>
+        <w:lastRenderedPageBreak/>
+        <w:t>de ellos lo reenvía nuevamente a todos sus vecinos, hasta que el mensaje se propaga por toda la red.</w:t>
       </w:r>
     </w:p>
     <w:p>
@@ -4296,7 +9117,6 @@
           <w:bCs/>
           <w:color w:val="auto"/>
         </w:rPr>
-        <w:lastRenderedPageBreak/>
         <w:t>Características principales</w:t>
       </w:r>
     </w:p>
@@ -5095,6 +9915,7 @@
         <w:rPr>
           <w:lang w:val="es-AR"/>
         </w:rPr>
+        <w:lastRenderedPageBreak/>
         <w:t xml:space="preserve">Cuando un </w:t>
       </w:r>
       <w:proofErr w:type="spellStart"/>
@@ -5454,7 +10275,6 @@
         <w:rPr>
           <w:lang w:val="es-AR"/>
         </w:rPr>
-        <w:lastRenderedPageBreak/>
         <w:t>Criterios adicionales como política o costo.</w:t>
       </w:r>
     </w:p>
@@ -5634,8 +10454,8 @@
         <w:pStyle w:val="Ttulo1"/>
         <w:ind w:left="447"/>
       </w:pPr>
-      <w:bookmarkStart w:id="1" w:name="Algo_de_Práctica_"/>
-      <w:bookmarkEnd w:id="1"/>
+      <w:bookmarkStart w:id="2" w:name="Algo_de_Práctica_"/>
+      <w:bookmarkEnd w:id="2"/>
       <w:r>
         <w:t>Algo</w:t>
       </w:r>
@@ -9239,7 +14059,15 @@
         <w:t xml:space="preserve"> </w:t>
       </w:r>
       <w:r>
-        <w:t>problemas para conectarse al host remoto. ¿Qué problema podría tener Pablo en su pc? ¿Por qué.?</w:t>
+        <w:t xml:space="preserve">problemas para conectarse al host remoto. ¿Qué problema podría tener Pablo en su pc? </w:t>
+      </w:r>
+      <w:proofErr w:type="gramStart"/>
+      <w:r>
+        <w:t>¿Por qué.</w:t>
+      </w:r>
+      <w:proofErr w:type="gramEnd"/>
+      <w:r>
+        <w:t>?</w:t>
       </w:r>
     </w:p>
     <w:p>
@@ -11625,13 +16453,7 @@
         <w:jc w:val="both"/>
       </w:pPr>
       <w:r>
-        <w:t>Al decirme que puede hacer ping a su default Gateway y a otras computadoras de la subred remota, me est</w:t>
-      </w:r>
-      <w:r>
-        <w:t>á</w:t>
-      </w:r>
-      <w:r>
-        <w:t xml:space="preserve"> diciendo que el </w:t>
+        <w:t xml:space="preserve">Al decirme que puede hacer ping a su default Gateway y a otras computadoras de la subred remota, me está diciendo que el </w:t>
       </w:r>
       <w:proofErr w:type="spellStart"/>
       <w:r>
@@ -11639,25 +16461,7 @@
       </w:r>
       <w:proofErr w:type="spellEnd"/>
       <w:r>
-        <w:t xml:space="preserve"> est</w:t>
-      </w:r>
-      <w:r>
-        <w:t>á</w:t>
-      </w:r>
-      <w:r>
-        <w:t xml:space="preserve"> funcionando de manera que me permite conectarme con la subred. La posible causa seria la existencia de alg</w:t>
-      </w:r>
-      <w:r>
-        <w:t>ú</w:t>
-      </w:r>
-      <w:r>
-        <w:t>n firewall que me impida conectarme. Podr</w:t>
-      </w:r>
-      <w:r>
-        <w:t>í</w:t>
-      </w:r>
-      <w:r>
-        <w:t xml:space="preserve">a hacer un escaneo del servidor usando </w:t>
+        <w:t xml:space="preserve"> está funcionando de manera que me permite conectarme con la subred. La posible causa seria la existencia de algún firewall que me impida conectarme. Podría hacer un escaneo del servidor usando </w:t>
       </w:r>
       <w:proofErr w:type="spellStart"/>
       <w:r>
@@ -11675,29 +16479,11 @@
         <w:jc w:val="both"/>
       </w:pPr>
       <w:r>
-        <w:t>Otra causa seria que el servidor no est</w:t>
-      </w:r>
-      <w:r>
-        <w:t>é</w:t>
-      </w:r>
-      <w:r>
-        <w:t xml:space="preserve"> funcionando. </w:t>
-      </w:r>
-      <w:r>
-        <w:t>P</w:t>
-      </w:r>
-      <w:r>
-        <w:t xml:space="preserve">odría buscar la forma de conectarme </w:t>
+        <w:t xml:space="preserve">Otra causa seria que el servidor no esté funcionando. Podría buscar la forma de conectarme </w:t>
       </w:r>
       <w:r>
         <w:lastRenderedPageBreak/>
-        <w:t xml:space="preserve">local y fijarme si </w:t>
-      </w:r>
-      <w:r>
-        <w:t xml:space="preserve">está </w:t>
-      </w:r>
-      <w:r>
-        <w:t>funcionando.</w:t>
+        <w:t>local y fijarme si está funcionando.</w:t>
       </w:r>
     </w:p>
     <w:p>
@@ -11707,10 +16493,7 @@
         <w:jc w:val="both"/>
       </w:pPr>
       <w:r>
-        <w:t>Otra causa podría ser un e</w:t>
-      </w:r>
-      <w:r>
-        <w:t xml:space="preserve">rror en la configuración </w:t>
+        <w:t xml:space="preserve">Otra causa podría ser un error en la configuración </w:t>
       </w:r>
       <w:proofErr w:type="spellStart"/>
       <w:r>
@@ -11718,13 +16501,7 @@
       </w:r>
       <w:proofErr w:type="spellEnd"/>
       <w:r>
-        <w:t xml:space="preserve"> del servidor soporte. Es decir, que no tiene configurado el default Gateway</w:t>
-      </w:r>
-      <w:r>
-        <w:t xml:space="preserve"> o una entrada para la dirección de la subred en la que se encuentra el host</w:t>
-      </w:r>
-      <w:r>
-        <w:t>, por lo tanto, llegara a todos los usuarios locales, pero no a los que están en remoto.</w:t>
+        <w:t xml:space="preserve"> del servidor soporte. Es decir, que no tiene configurado el default Gateway o una entrada para la dirección de la subred en la que se encuentra el host, por lo tanto, llegara a todos los usuarios locales, pero no a los que están en remoto.</w:t>
       </w:r>
     </w:p>
     <w:p>
@@ -11742,8 +16519,8 @@
       <w:pPr>
         <w:pStyle w:val="Ttulo1"/>
       </w:pPr>
-      <w:bookmarkStart w:id="2" w:name="Laboratorio_"/>
-      <w:bookmarkEnd w:id="2"/>
+      <w:bookmarkStart w:id="3" w:name="Laboratorio_"/>
+      <w:bookmarkEnd w:id="3"/>
       <w:r>
         <w:rPr>
           <w:spacing w:val="-2"/>
@@ -11955,8 +16732,8 @@
       <w:pPr>
         <w:pStyle w:val="Ttulo1"/>
       </w:pPr>
-      <w:bookmarkStart w:id="3" w:name="Labo_OSPF_"/>
-      <w:bookmarkEnd w:id="3"/>
+      <w:bookmarkStart w:id="4" w:name="Labo_OSPF_"/>
+      <w:bookmarkEnd w:id="4"/>
       <w:proofErr w:type="spellStart"/>
       <w:r>
         <w:t>Labo</w:t>
@@ -12341,7 +17118,21 @@
         <w:rPr>
           <w:lang w:val="en-US"/>
         </w:rPr>
-        <w:t xml:space="preserve">config-line)#logging </w:t>
+        <w:t>config-</w:t>
+      </w:r>
+      <w:proofErr w:type="gramStart"/>
+      <w:r>
+        <w:rPr>
+          <w:lang w:val="en-US"/>
+        </w:rPr>
+        <w:t>line)#</w:t>
+      </w:r>
+      <w:proofErr w:type="gramEnd"/>
+      <w:r>
+        <w:rPr>
+          <w:lang w:val="en-US"/>
+        </w:rPr>
+        <w:t xml:space="preserve">logging </w:t>
       </w:r>
       <w:r>
         <w:rPr>
@@ -12356,8 +17147,8 @@
         <w:pStyle w:val="Ttulo2"/>
         <w:spacing w:before="240"/>
       </w:pPr>
-      <w:bookmarkStart w:id="4" w:name="Asigne_ip_válidas_dentro_de_las_redes_in"/>
-      <w:bookmarkEnd w:id="4"/>
+      <w:bookmarkStart w:id="5" w:name="Asigne_ip_válidas_dentro_de_las_redes_in"/>
+      <w:bookmarkEnd w:id="5"/>
       <w:r>
         <w:t>Asigne</w:t>
       </w:r>
@@ -13263,6 +18054,7 @@
         <w:pStyle w:val="Textoindependiente"/>
         <w:ind w:left="57" w:right="3081"/>
       </w:pPr>
+      <w:proofErr w:type="gramStart"/>
       <w:r>
         <w:t>Recuerde</w:t>
       </w:r>
@@ -13275,6 +18067,7 @@
       <w:r>
         <w:t>.</w:t>
       </w:r>
+      <w:proofErr w:type="gramEnd"/>
       <w:r>
         <w:rPr>
           <w:spacing w:val="-5"/>
@@ -13436,7 +18229,21 @@
         <w:rPr>
           <w:lang w:val="en-US"/>
         </w:rPr>
-        <w:t>R1(config-if)#ip</w:t>
+        <w:t>R1(config-</w:t>
+      </w:r>
+      <w:proofErr w:type="gramStart"/>
+      <w:r>
+        <w:rPr>
+          <w:lang w:val="en-US"/>
+        </w:rPr>
+        <w:t>if)#</w:t>
+      </w:r>
+      <w:proofErr w:type="gramEnd"/>
+      <w:r>
+        <w:rPr>
+          <w:lang w:val="en-US"/>
+        </w:rPr>
+        <w:t>ip</w:t>
       </w:r>
       <w:r>
         <w:rPr>
@@ -13687,8 +18494,13 @@
       </w:r>
       <w:proofErr w:type="spellEnd"/>
       <w:r>
-        <w:t xml:space="preserve"> de un equipo con :</w:t>
-      </w:r>
+        <w:t xml:space="preserve"> de un equipo </w:t>
+      </w:r>
+      <w:proofErr w:type="gramStart"/>
+      <w:r>
+        <w:t>con :</w:t>
+      </w:r>
+      <w:proofErr w:type="gramEnd"/>
     </w:p>
     <w:p>
       <w:pPr>
@@ -13762,8 +18574,8 @@
       <w:pPr>
         <w:pStyle w:val="Ttulo2"/>
       </w:pPr>
-      <w:bookmarkStart w:id="5" w:name="Configurar_OSPF_"/>
-      <w:bookmarkEnd w:id="5"/>
+      <w:bookmarkStart w:id="6" w:name="Configurar_OSPF_"/>
+      <w:bookmarkEnd w:id="6"/>
       <w:r>
         <w:t xml:space="preserve">Configurar </w:t>
       </w:r>
@@ -14402,7 +19214,21 @@
         <w:rPr>
           <w:lang w:val="en-US"/>
         </w:rPr>
-        <w:t xml:space="preserve">R1config-router)#network 192.168.1.0 0.0.0.255 area </w:t>
+        <w:t>R1config-</w:t>
+      </w:r>
+      <w:proofErr w:type="gramStart"/>
+      <w:r>
+        <w:rPr>
+          <w:lang w:val="en-US"/>
+        </w:rPr>
+        <w:t>router)#</w:t>
+      </w:r>
+      <w:proofErr w:type="gramEnd"/>
+      <w:r>
+        <w:rPr>
+          <w:lang w:val="en-US"/>
+        </w:rPr>
+        <w:t xml:space="preserve">network 192.168.1.0 0.0.0.255 area </w:t>
       </w:r>
       <w:r>
         <w:rPr>
@@ -14424,7 +19250,21 @@
         <w:rPr>
           <w:lang w:val="en-US"/>
         </w:rPr>
-        <w:t xml:space="preserve">R1(config-router)#network 191.1.1.0 0.0.0.255 area </w:t>
+        <w:t>R1(config-</w:t>
+      </w:r>
+      <w:proofErr w:type="gramStart"/>
+      <w:r>
+        <w:rPr>
+          <w:lang w:val="en-US"/>
+        </w:rPr>
+        <w:t>router)#</w:t>
+      </w:r>
+      <w:proofErr w:type="gramEnd"/>
+      <w:r>
+        <w:rPr>
+          <w:lang w:val="en-US"/>
+        </w:rPr>
+        <w:t xml:space="preserve">network 191.1.1.0 0.0.0.255 area </w:t>
       </w:r>
       <w:r>
         <w:rPr>
@@ -14446,7 +19286,21 @@
         <w:rPr>
           <w:lang w:val="en-US"/>
         </w:rPr>
-        <w:t xml:space="preserve">R1(config-router)#network 191.1.2.0 0.0.0.255 area </w:t>
+        <w:t>R1(config-</w:t>
+      </w:r>
+      <w:proofErr w:type="gramStart"/>
+      <w:r>
+        <w:rPr>
+          <w:lang w:val="en-US"/>
+        </w:rPr>
+        <w:t>router)#</w:t>
+      </w:r>
+      <w:proofErr w:type="gramEnd"/>
+      <w:r>
+        <w:rPr>
+          <w:lang w:val="en-US"/>
+        </w:rPr>
+        <w:t xml:space="preserve">network 191.1.2.0 0.0.0.255 area </w:t>
       </w:r>
       <w:r>
         <w:rPr>
@@ -14468,7 +19322,21 @@
         <w:rPr>
           <w:lang w:val="en-US"/>
         </w:rPr>
-        <w:t xml:space="preserve">R1(config-router)#network 192.170.0.1 0.0.0.0 area </w:t>
+        <w:t>R1(config-</w:t>
+      </w:r>
+      <w:proofErr w:type="gramStart"/>
+      <w:r>
+        <w:rPr>
+          <w:lang w:val="en-US"/>
+        </w:rPr>
+        <w:t>router)#</w:t>
+      </w:r>
+      <w:proofErr w:type="gramEnd"/>
+      <w:r>
+        <w:rPr>
+          <w:lang w:val="en-US"/>
+        </w:rPr>
+        <w:t xml:space="preserve">network 192.170.0.1 0.0.0.0 area </w:t>
       </w:r>
       <w:r>
         <w:rPr>
@@ -14491,8 +19359,8 @@
       <w:pPr>
         <w:pStyle w:val="Ttulo2"/>
       </w:pPr>
-      <w:bookmarkStart w:id="6" w:name="Pruebas_y_troubleshooting_"/>
-      <w:bookmarkEnd w:id="6"/>
+      <w:bookmarkStart w:id="7" w:name="Pruebas_y_troubleshooting_"/>
+      <w:bookmarkEnd w:id="7"/>
       <w:r>
         <w:t xml:space="preserve">Pruebas y </w:t>
       </w:r>
@@ -14999,7 +19867,11 @@
         <w:t xml:space="preserve"> </w:t>
       </w:r>
       <w:r>
-        <w:t>“vecindad“</w:t>
+        <w:t>“</w:t>
+      </w:r>
+      <w:proofErr w:type="gramStart"/>
+      <w:r>
+        <w:t>vecindad“</w:t>
       </w:r>
       <w:r>
         <w:rPr>
@@ -15010,6 +19882,7 @@
       <w:r>
         <w:t>con</w:t>
       </w:r>
+      <w:proofErr w:type="gramEnd"/>
       <w:r>
         <w:rPr>
           <w:spacing w:val="-3"/>
@@ -15482,12 +20355,17 @@
         <w:t xml:space="preserve"> </w:t>
       </w:r>
       <w:proofErr w:type="spellStart"/>
+      <w:proofErr w:type="gramStart"/>
       <w:r>
         <w:t>ospf</w:t>
       </w:r>
       <w:proofErr w:type="spellEnd"/>
       <w:r>
-        <w:t xml:space="preserve"> ?” para ver las distintas opciones que ofrece.</w:t>
+        <w:t xml:space="preserve"> ?</w:t>
+      </w:r>
+      <w:proofErr w:type="gramEnd"/>
+      <w:r>
+        <w:t>” para ver las distintas opciones que ofrece.</w:t>
       </w:r>
     </w:p>
     <w:p>
@@ -16938,9 +21816,9 @@
     </w:lvl>
   </w:abstractNum>
   <w:abstractNum w:abstractNumId="1" w15:restartNumberingAfterBreak="0">
-    <w:nsid w:val="0CBF2BA1"/>
+    <w:nsid w:val="09204334"/>
     <w:multiLevelType w:val="multilevel"/>
-    <w:tmpl w:val="012C77E8"/>
+    <w:tmpl w:val="E2A6B3AE"/>
     <w:lvl w:ilvl="0">
       <w:start w:val="1"/>
       <w:numFmt w:val="bullet"/>
@@ -16948,9 +21826,9 @@
       <w:lvlJc w:val="left"/>
       <w:pPr>
         <w:tabs>
-          <w:tab w:val="num" w:pos="1080"/>
-        </w:tabs>
-        <w:ind w:left="1080" w:hanging="360"/>
+          <w:tab w:val="num" w:pos="720"/>
+        </w:tabs>
+        <w:ind w:left="720" w:hanging="360"/>
       </w:pPr>
       <w:rPr>
         <w:rFonts w:ascii="Symbol" w:hAnsi="Symbol" w:hint="default"/>
@@ -16964,9 +21842,9 @@
       <w:lvlJc w:val="left"/>
       <w:pPr>
         <w:tabs>
-          <w:tab w:val="num" w:pos="1800"/>
-        </w:tabs>
-        <w:ind w:left="1800" w:hanging="360"/>
+          <w:tab w:val="num" w:pos="1440"/>
+        </w:tabs>
+        <w:ind w:left="1440" w:hanging="360"/>
       </w:pPr>
       <w:rPr>
         <w:rFonts w:ascii="Courier New" w:hAnsi="Courier New" w:hint="default"/>
@@ -16980,9 +21858,9 @@
       <w:lvlJc w:val="left"/>
       <w:pPr>
         <w:tabs>
-          <w:tab w:val="num" w:pos="2520"/>
-        </w:tabs>
-        <w:ind w:left="2520" w:hanging="360"/>
+          <w:tab w:val="num" w:pos="2160"/>
+        </w:tabs>
+        <w:ind w:left="2160" w:hanging="360"/>
       </w:pPr>
       <w:rPr>
         <w:rFonts w:ascii="Wingdings" w:hAnsi="Wingdings" w:hint="default"/>
@@ -16996,9 +21874,9 @@
       <w:lvlJc w:val="left"/>
       <w:pPr>
         <w:tabs>
-          <w:tab w:val="num" w:pos="3240"/>
-        </w:tabs>
-        <w:ind w:left="3240" w:hanging="360"/>
+          <w:tab w:val="num" w:pos="2880"/>
+        </w:tabs>
+        <w:ind w:left="2880" w:hanging="360"/>
       </w:pPr>
       <w:rPr>
         <w:rFonts w:ascii="Wingdings" w:hAnsi="Wingdings" w:hint="default"/>
@@ -17012,9 +21890,9 @@
       <w:lvlJc w:val="left"/>
       <w:pPr>
         <w:tabs>
-          <w:tab w:val="num" w:pos="3960"/>
-        </w:tabs>
-        <w:ind w:left="3960" w:hanging="360"/>
+          <w:tab w:val="num" w:pos="3600"/>
+        </w:tabs>
+        <w:ind w:left="3600" w:hanging="360"/>
       </w:pPr>
       <w:rPr>
         <w:rFonts w:ascii="Wingdings" w:hAnsi="Wingdings" w:hint="default"/>
@@ -17028,9 +21906,9 @@
       <w:lvlJc w:val="left"/>
       <w:pPr>
         <w:tabs>
-          <w:tab w:val="num" w:pos="4680"/>
-        </w:tabs>
-        <w:ind w:left="4680" w:hanging="360"/>
+          <w:tab w:val="num" w:pos="4320"/>
+        </w:tabs>
+        <w:ind w:left="4320" w:hanging="360"/>
       </w:pPr>
       <w:rPr>
         <w:rFonts w:ascii="Wingdings" w:hAnsi="Wingdings" w:hint="default"/>
@@ -17044,9 +21922,9 @@
       <w:lvlJc w:val="left"/>
       <w:pPr>
         <w:tabs>
-          <w:tab w:val="num" w:pos="5400"/>
-        </w:tabs>
-        <w:ind w:left="5400" w:hanging="360"/>
+          <w:tab w:val="num" w:pos="5040"/>
+        </w:tabs>
+        <w:ind w:left="5040" w:hanging="360"/>
       </w:pPr>
       <w:rPr>
         <w:rFonts w:ascii="Wingdings" w:hAnsi="Wingdings" w:hint="default"/>
@@ -17060,9 +21938,9 @@
       <w:lvlJc w:val="left"/>
       <w:pPr>
         <w:tabs>
-          <w:tab w:val="num" w:pos="6120"/>
-        </w:tabs>
-        <w:ind w:left="6120" w:hanging="360"/>
+          <w:tab w:val="num" w:pos="5760"/>
+        </w:tabs>
+        <w:ind w:left="5760" w:hanging="360"/>
       </w:pPr>
       <w:rPr>
         <w:rFonts w:ascii="Wingdings" w:hAnsi="Wingdings" w:hint="default"/>
@@ -17076,9 +21954,9 @@
       <w:lvlJc w:val="left"/>
       <w:pPr>
         <w:tabs>
-          <w:tab w:val="num" w:pos="6840"/>
-        </w:tabs>
-        <w:ind w:left="6840" w:hanging="360"/>
+          <w:tab w:val="num" w:pos="6480"/>
+        </w:tabs>
+        <w:ind w:left="6480" w:hanging="360"/>
       </w:pPr>
       <w:rPr>
         <w:rFonts w:ascii="Wingdings" w:hAnsi="Wingdings" w:hint="default"/>
@@ -17087,9 +21965,9 @@
     </w:lvl>
   </w:abstractNum>
   <w:abstractNum w:abstractNumId="2" w15:restartNumberingAfterBreak="0">
-    <w:nsid w:val="11F2256F"/>
+    <w:nsid w:val="0B840A29"/>
     <w:multiLevelType w:val="multilevel"/>
-    <w:tmpl w:val="78F0F468"/>
+    <w:tmpl w:val="EF3A0946"/>
     <w:lvl w:ilvl="0">
       <w:start w:val="1"/>
       <w:numFmt w:val="bullet"/>
@@ -17236,9 +22114,9 @@
     </w:lvl>
   </w:abstractNum>
   <w:abstractNum w:abstractNumId="3" w15:restartNumberingAfterBreak="0">
-    <w:nsid w:val="162C4D4E"/>
+    <w:nsid w:val="0CBF2BA1"/>
     <w:multiLevelType w:val="multilevel"/>
-    <w:tmpl w:val="F0CEADFE"/>
+    <w:tmpl w:val="012C77E8"/>
     <w:lvl w:ilvl="0">
       <w:start w:val="1"/>
       <w:numFmt w:val="bullet"/>
@@ -17246,9 +22124,9 @@
       <w:lvlJc w:val="left"/>
       <w:pPr>
         <w:tabs>
-          <w:tab w:val="num" w:pos="720"/>
-        </w:tabs>
-        <w:ind w:left="720" w:hanging="360"/>
+          <w:tab w:val="num" w:pos="1800"/>
+        </w:tabs>
+        <w:ind w:left="1800" w:hanging="360"/>
       </w:pPr>
       <w:rPr>
         <w:rFonts w:ascii="Symbol" w:hAnsi="Symbol" w:hint="default"/>
@@ -17262,9 +22140,9 @@
       <w:lvlJc w:val="left"/>
       <w:pPr>
         <w:tabs>
-          <w:tab w:val="num" w:pos="1440"/>
-        </w:tabs>
-        <w:ind w:left="1440" w:hanging="360"/>
+          <w:tab w:val="num" w:pos="2520"/>
+        </w:tabs>
+        <w:ind w:left="2520" w:hanging="360"/>
       </w:pPr>
       <w:rPr>
         <w:rFonts w:ascii="Courier New" w:hAnsi="Courier New" w:hint="default"/>
@@ -17278,9 +22156,9 @@
       <w:lvlJc w:val="left"/>
       <w:pPr>
         <w:tabs>
-          <w:tab w:val="num" w:pos="2160"/>
-        </w:tabs>
-        <w:ind w:left="2160" w:hanging="360"/>
+          <w:tab w:val="num" w:pos="3240"/>
+        </w:tabs>
+        <w:ind w:left="3240" w:hanging="360"/>
       </w:pPr>
       <w:rPr>
         <w:rFonts w:ascii="Wingdings" w:hAnsi="Wingdings" w:hint="default"/>
@@ -17294,9 +22172,9 @@
       <w:lvlJc w:val="left"/>
       <w:pPr>
         <w:tabs>
-          <w:tab w:val="num" w:pos="2880"/>
-        </w:tabs>
-        <w:ind w:left="2880" w:hanging="360"/>
+          <w:tab w:val="num" w:pos="3960"/>
+        </w:tabs>
+        <w:ind w:left="3960" w:hanging="360"/>
       </w:pPr>
       <w:rPr>
         <w:rFonts w:ascii="Wingdings" w:hAnsi="Wingdings" w:hint="default"/>
@@ -17310,9 +22188,9 @@
       <w:lvlJc w:val="left"/>
       <w:pPr>
         <w:tabs>
-          <w:tab w:val="num" w:pos="3600"/>
-        </w:tabs>
-        <w:ind w:left="3600" w:hanging="360"/>
+          <w:tab w:val="num" w:pos="4680"/>
+        </w:tabs>
+        <w:ind w:left="4680" w:hanging="360"/>
       </w:pPr>
       <w:rPr>
         <w:rFonts w:ascii="Wingdings" w:hAnsi="Wingdings" w:hint="default"/>
@@ -17326,9 +22204,9 @@
       <w:lvlJc w:val="left"/>
       <w:pPr>
         <w:tabs>
-          <w:tab w:val="num" w:pos="4320"/>
-        </w:tabs>
-        <w:ind w:left="4320" w:hanging="360"/>
+          <w:tab w:val="num" w:pos="5400"/>
+        </w:tabs>
+        <w:ind w:left="5400" w:hanging="360"/>
       </w:pPr>
       <w:rPr>
         <w:rFonts w:ascii="Wingdings" w:hAnsi="Wingdings" w:hint="default"/>
@@ -17342,9 +22220,9 @@
       <w:lvlJc w:val="left"/>
       <w:pPr>
         <w:tabs>
-          <w:tab w:val="num" w:pos="5040"/>
-        </w:tabs>
-        <w:ind w:left="5040" w:hanging="360"/>
+          <w:tab w:val="num" w:pos="6120"/>
+        </w:tabs>
+        <w:ind w:left="6120" w:hanging="360"/>
       </w:pPr>
       <w:rPr>
         <w:rFonts w:ascii="Wingdings" w:hAnsi="Wingdings" w:hint="default"/>
@@ -17358,9 +22236,9 @@
       <w:lvlJc w:val="left"/>
       <w:pPr>
         <w:tabs>
-          <w:tab w:val="num" w:pos="5760"/>
-        </w:tabs>
-        <w:ind w:left="5760" w:hanging="360"/>
+          <w:tab w:val="num" w:pos="6840"/>
+        </w:tabs>
+        <w:ind w:left="6840" w:hanging="360"/>
       </w:pPr>
       <w:rPr>
         <w:rFonts w:ascii="Wingdings" w:hAnsi="Wingdings" w:hint="default"/>
@@ -17374,9 +22252,9 @@
       <w:lvlJc w:val="left"/>
       <w:pPr>
         <w:tabs>
-          <w:tab w:val="num" w:pos="6480"/>
-        </w:tabs>
-        <w:ind w:left="6480" w:hanging="360"/>
+          <w:tab w:val="num" w:pos="7560"/>
+        </w:tabs>
+        <w:ind w:left="7560" w:hanging="360"/>
       </w:pPr>
       <w:rPr>
         <w:rFonts w:ascii="Wingdings" w:hAnsi="Wingdings" w:hint="default"/>
@@ -17385,6 +22263,417 @@
     </w:lvl>
   </w:abstractNum>
   <w:abstractNum w:abstractNumId="4" w15:restartNumberingAfterBreak="0">
+    <w:nsid w:val="0EF61F74"/>
+    <w:multiLevelType w:val="multilevel"/>
+    <w:tmpl w:val="B8984150"/>
+    <w:lvl w:ilvl="0">
+      <w:start w:val="1"/>
+      <w:numFmt w:val="decimal"/>
+      <w:lvlText w:val="%1."/>
+      <w:lvlJc w:val="left"/>
+      <w:pPr>
+        <w:tabs>
+          <w:tab w:val="num" w:pos="720"/>
+        </w:tabs>
+        <w:ind w:left="720" w:hanging="360"/>
+      </w:pPr>
+    </w:lvl>
+    <w:lvl w:ilvl="1" w:tentative="1">
+      <w:start w:val="1"/>
+      <w:numFmt w:val="decimal"/>
+      <w:lvlText w:val="%2."/>
+      <w:lvlJc w:val="left"/>
+      <w:pPr>
+        <w:tabs>
+          <w:tab w:val="num" w:pos="1440"/>
+        </w:tabs>
+        <w:ind w:left="1440" w:hanging="360"/>
+      </w:pPr>
+    </w:lvl>
+    <w:lvl w:ilvl="2" w:tentative="1">
+      <w:start w:val="1"/>
+      <w:numFmt w:val="decimal"/>
+      <w:lvlText w:val="%3."/>
+      <w:lvlJc w:val="left"/>
+      <w:pPr>
+        <w:tabs>
+          <w:tab w:val="num" w:pos="2160"/>
+        </w:tabs>
+        <w:ind w:left="2160" w:hanging="360"/>
+      </w:pPr>
+    </w:lvl>
+    <w:lvl w:ilvl="3" w:tentative="1">
+      <w:start w:val="1"/>
+      <w:numFmt w:val="decimal"/>
+      <w:lvlText w:val="%4."/>
+      <w:lvlJc w:val="left"/>
+      <w:pPr>
+        <w:tabs>
+          <w:tab w:val="num" w:pos="2880"/>
+        </w:tabs>
+        <w:ind w:left="2880" w:hanging="360"/>
+      </w:pPr>
+    </w:lvl>
+    <w:lvl w:ilvl="4" w:tentative="1">
+      <w:start w:val="1"/>
+      <w:numFmt w:val="decimal"/>
+      <w:lvlText w:val="%5."/>
+      <w:lvlJc w:val="left"/>
+      <w:pPr>
+        <w:tabs>
+          <w:tab w:val="num" w:pos="3600"/>
+        </w:tabs>
+        <w:ind w:left="3600" w:hanging="360"/>
+      </w:pPr>
+    </w:lvl>
+    <w:lvl w:ilvl="5" w:tentative="1">
+      <w:start w:val="1"/>
+      <w:numFmt w:val="decimal"/>
+      <w:lvlText w:val="%6."/>
+      <w:lvlJc w:val="left"/>
+      <w:pPr>
+        <w:tabs>
+          <w:tab w:val="num" w:pos="4320"/>
+        </w:tabs>
+        <w:ind w:left="4320" w:hanging="360"/>
+      </w:pPr>
+    </w:lvl>
+    <w:lvl w:ilvl="6" w:tentative="1">
+      <w:start w:val="1"/>
+      <w:numFmt w:val="decimal"/>
+      <w:lvlText w:val="%7."/>
+      <w:lvlJc w:val="left"/>
+      <w:pPr>
+        <w:tabs>
+          <w:tab w:val="num" w:pos="5040"/>
+        </w:tabs>
+        <w:ind w:left="5040" w:hanging="360"/>
+      </w:pPr>
+    </w:lvl>
+    <w:lvl w:ilvl="7" w:tentative="1">
+      <w:start w:val="1"/>
+      <w:numFmt w:val="decimal"/>
+      <w:lvlText w:val="%8."/>
+      <w:lvlJc w:val="left"/>
+      <w:pPr>
+        <w:tabs>
+          <w:tab w:val="num" w:pos="5760"/>
+        </w:tabs>
+        <w:ind w:left="5760" w:hanging="360"/>
+      </w:pPr>
+    </w:lvl>
+    <w:lvl w:ilvl="8" w:tentative="1">
+      <w:start w:val="1"/>
+      <w:numFmt w:val="decimal"/>
+      <w:lvlText w:val="%9."/>
+      <w:lvlJc w:val="left"/>
+      <w:pPr>
+        <w:tabs>
+          <w:tab w:val="num" w:pos="6480"/>
+        </w:tabs>
+        <w:ind w:left="6480" w:hanging="360"/>
+      </w:pPr>
+    </w:lvl>
+  </w:abstractNum>
+  <w:abstractNum w:abstractNumId="5" w15:restartNumberingAfterBreak="0">
+    <w:nsid w:val="11F2256F"/>
+    <w:multiLevelType w:val="multilevel"/>
+    <w:tmpl w:val="78F0F468"/>
+    <w:lvl w:ilvl="0">
+      <w:start w:val="1"/>
+      <w:numFmt w:val="bullet"/>
+      <w:lvlText w:val=""/>
+      <w:lvlJc w:val="left"/>
+      <w:pPr>
+        <w:tabs>
+          <w:tab w:val="num" w:pos="720"/>
+        </w:tabs>
+        <w:ind w:left="720" w:hanging="360"/>
+      </w:pPr>
+      <w:rPr>
+        <w:rFonts w:ascii="Symbol" w:hAnsi="Symbol" w:hint="default"/>
+        <w:sz w:val="20"/>
+      </w:rPr>
+    </w:lvl>
+    <w:lvl w:ilvl="1" w:tentative="1">
+      <w:start w:val="1"/>
+      <w:numFmt w:val="bullet"/>
+      <w:lvlText w:val="o"/>
+      <w:lvlJc w:val="left"/>
+      <w:pPr>
+        <w:tabs>
+          <w:tab w:val="num" w:pos="1440"/>
+        </w:tabs>
+        <w:ind w:left="1440" w:hanging="360"/>
+      </w:pPr>
+      <w:rPr>
+        <w:rFonts w:ascii="Courier New" w:hAnsi="Courier New" w:hint="default"/>
+        <w:sz w:val="20"/>
+      </w:rPr>
+    </w:lvl>
+    <w:lvl w:ilvl="2" w:tentative="1">
+      <w:start w:val="1"/>
+      <w:numFmt w:val="bullet"/>
+      <w:lvlText w:val=""/>
+      <w:lvlJc w:val="left"/>
+      <w:pPr>
+        <w:tabs>
+          <w:tab w:val="num" w:pos="2160"/>
+        </w:tabs>
+        <w:ind w:left="2160" w:hanging="360"/>
+      </w:pPr>
+      <w:rPr>
+        <w:rFonts w:ascii="Wingdings" w:hAnsi="Wingdings" w:hint="default"/>
+        <w:sz w:val="20"/>
+      </w:rPr>
+    </w:lvl>
+    <w:lvl w:ilvl="3" w:tentative="1">
+      <w:start w:val="1"/>
+      <w:numFmt w:val="bullet"/>
+      <w:lvlText w:val=""/>
+      <w:lvlJc w:val="left"/>
+      <w:pPr>
+        <w:tabs>
+          <w:tab w:val="num" w:pos="2880"/>
+        </w:tabs>
+        <w:ind w:left="2880" w:hanging="360"/>
+      </w:pPr>
+      <w:rPr>
+        <w:rFonts w:ascii="Wingdings" w:hAnsi="Wingdings" w:hint="default"/>
+        <w:sz w:val="20"/>
+      </w:rPr>
+    </w:lvl>
+    <w:lvl w:ilvl="4" w:tentative="1">
+      <w:start w:val="1"/>
+      <w:numFmt w:val="bullet"/>
+      <w:lvlText w:val=""/>
+      <w:lvlJc w:val="left"/>
+      <w:pPr>
+        <w:tabs>
+          <w:tab w:val="num" w:pos="3600"/>
+        </w:tabs>
+        <w:ind w:left="3600" w:hanging="360"/>
+      </w:pPr>
+      <w:rPr>
+        <w:rFonts w:ascii="Wingdings" w:hAnsi="Wingdings" w:hint="default"/>
+        <w:sz w:val="20"/>
+      </w:rPr>
+    </w:lvl>
+    <w:lvl w:ilvl="5" w:tentative="1">
+      <w:start w:val="1"/>
+      <w:numFmt w:val="bullet"/>
+      <w:lvlText w:val=""/>
+      <w:lvlJc w:val="left"/>
+      <w:pPr>
+        <w:tabs>
+          <w:tab w:val="num" w:pos="4320"/>
+        </w:tabs>
+        <w:ind w:left="4320" w:hanging="360"/>
+      </w:pPr>
+      <w:rPr>
+        <w:rFonts w:ascii="Wingdings" w:hAnsi="Wingdings" w:hint="default"/>
+        <w:sz w:val="20"/>
+      </w:rPr>
+    </w:lvl>
+    <w:lvl w:ilvl="6" w:tentative="1">
+      <w:start w:val="1"/>
+      <w:numFmt w:val="bullet"/>
+      <w:lvlText w:val=""/>
+      <w:lvlJc w:val="left"/>
+      <w:pPr>
+        <w:tabs>
+          <w:tab w:val="num" w:pos="5040"/>
+        </w:tabs>
+        <w:ind w:left="5040" w:hanging="360"/>
+      </w:pPr>
+      <w:rPr>
+        <w:rFonts w:ascii="Wingdings" w:hAnsi="Wingdings" w:hint="default"/>
+        <w:sz w:val="20"/>
+      </w:rPr>
+    </w:lvl>
+    <w:lvl w:ilvl="7" w:tentative="1">
+      <w:start w:val="1"/>
+      <w:numFmt w:val="bullet"/>
+      <w:lvlText w:val=""/>
+      <w:lvlJc w:val="left"/>
+      <w:pPr>
+        <w:tabs>
+          <w:tab w:val="num" w:pos="5760"/>
+        </w:tabs>
+        <w:ind w:left="5760" w:hanging="360"/>
+      </w:pPr>
+      <w:rPr>
+        <w:rFonts w:ascii="Wingdings" w:hAnsi="Wingdings" w:hint="default"/>
+        <w:sz w:val="20"/>
+      </w:rPr>
+    </w:lvl>
+    <w:lvl w:ilvl="8" w:tentative="1">
+      <w:start w:val="1"/>
+      <w:numFmt w:val="bullet"/>
+      <w:lvlText w:val=""/>
+      <w:lvlJc w:val="left"/>
+      <w:pPr>
+        <w:tabs>
+          <w:tab w:val="num" w:pos="6480"/>
+        </w:tabs>
+        <w:ind w:left="6480" w:hanging="360"/>
+      </w:pPr>
+      <w:rPr>
+        <w:rFonts w:ascii="Wingdings" w:hAnsi="Wingdings" w:hint="default"/>
+        <w:sz w:val="20"/>
+      </w:rPr>
+    </w:lvl>
+  </w:abstractNum>
+  <w:abstractNum w:abstractNumId="6" w15:restartNumberingAfterBreak="0">
+    <w:nsid w:val="162C4D4E"/>
+    <w:multiLevelType w:val="multilevel"/>
+    <w:tmpl w:val="F0CEADFE"/>
+    <w:lvl w:ilvl="0">
+      <w:start w:val="1"/>
+      <w:numFmt w:val="bullet"/>
+      <w:lvlText w:val=""/>
+      <w:lvlJc w:val="left"/>
+      <w:pPr>
+        <w:tabs>
+          <w:tab w:val="num" w:pos="720"/>
+        </w:tabs>
+        <w:ind w:left="720" w:hanging="360"/>
+      </w:pPr>
+      <w:rPr>
+        <w:rFonts w:ascii="Symbol" w:hAnsi="Symbol" w:hint="default"/>
+        <w:sz w:val="20"/>
+      </w:rPr>
+    </w:lvl>
+    <w:lvl w:ilvl="1" w:tentative="1">
+      <w:start w:val="1"/>
+      <w:numFmt w:val="bullet"/>
+      <w:lvlText w:val="o"/>
+      <w:lvlJc w:val="left"/>
+      <w:pPr>
+        <w:tabs>
+          <w:tab w:val="num" w:pos="1440"/>
+        </w:tabs>
+        <w:ind w:left="1440" w:hanging="360"/>
+      </w:pPr>
+      <w:rPr>
+        <w:rFonts w:ascii="Courier New" w:hAnsi="Courier New" w:hint="default"/>
+        <w:sz w:val="20"/>
+      </w:rPr>
+    </w:lvl>
+    <w:lvl w:ilvl="2" w:tentative="1">
+      <w:start w:val="1"/>
+      <w:numFmt w:val="bullet"/>
+      <w:lvlText w:val=""/>
+      <w:lvlJc w:val="left"/>
+      <w:pPr>
+        <w:tabs>
+          <w:tab w:val="num" w:pos="2160"/>
+        </w:tabs>
+        <w:ind w:left="2160" w:hanging="360"/>
+      </w:pPr>
+      <w:rPr>
+        <w:rFonts w:ascii="Wingdings" w:hAnsi="Wingdings" w:hint="default"/>
+        <w:sz w:val="20"/>
+      </w:rPr>
+    </w:lvl>
+    <w:lvl w:ilvl="3" w:tentative="1">
+      <w:start w:val="1"/>
+      <w:numFmt w:val="bullet"/>
+      <w:lvlText w:val=""/>
+      <w:lvlJc w:val="left"/>
+      <w:pPr>
+        <w:tabs>
+          <w:tab w:val="num" w:pos="2880"/>
+        </w:tabs>
+        <w:ind w:left="2880" w:hanging="360"/>
+      </w:pPr>
+      <w:rPr>
+        <w:rFonts w:ascii="Wingdings" w:hAnsi="Wingdings" w:hint="default"/>
+        <w:sz w:val="20"/>
+      </w:rPr>
+    </w:lvl>
+    <w:lvl w:ilvl="4" w:tentative="1">
+      <w:start w:val="1"/>
+      <w:numFmt w:val="bullet"/>
+      <w:lvlText w:val=""/>
+      <w:lvlJc w:val="left"/>
+      <w:pPr>
+        <w:tabs>
+          <w:tab w:val="num" w:pos="3600"/>
+        </w:tabs>
+        <w:ind w:left="3600" w:hanging="360"/>
+      </w:pPr>
+      <w:rPr>
+        <w:rFonts w:ascii="Wingdings" w:hAnsi="Wingdings" w:hint="default"/>
+        <w:sz w:val="20"/>
+      </w:rPr>
+    </w:lvl>
+    <w:lvl w:ilvl="5" w:tentative="1">
+      <w:start w:val="1"/>
+      <w:numFmt w:val="bullet"/>
+      <w:lvlText w:val=""/>
+      <w:lvlJc w:val="left"/>
+      <w:pPr>
+        <w:tabs>
+          <w:tab w:val="num" w:pos="4320"/>
+        </w:tabs>
+        <w:ind w:left="4320" w:hanging="360"/>
+      </w:pPr>
+      <w:rPr>
+        <w:rFonts w:ascii="Wingdings" w:hAnsi="Wingdings" w:hint="default"/>
+        <w:sz w:val="20"/>
+      </w:rPr>
+    </w:lvl>
+    <w:lvl w:ilvl="6" w:tentative="1">
+      <w:start w:val="1"/>
+      <w:numFmt w:val="bullet"/>
+      <w:lvlText w:val=""/>
+      <w:lvlJc w:val="left"/>
+      <w:pPr>
+        <w:tabs>
+          <w:tab w:val="num" w:pos="5040"/>
+        </w:tabs>
+        <w:ind w:left="5040" w:hanging="360"/>
+      </w:pPr>
+      <w:rPr>
+        <w:rFonts w:ascii="Wingdings" w:hAnsi="Wingdings" w:hint="default"/>
+        <w:sz w:val="20"/>
+      </w:rPr>
+    </w:lvl>
+    <w:lvl w:ilvl="7" w:tentative="1">
+      <w:start w:val="1"/>
+      <w:numFmt w:val="bullet"/>
+      <w:lvlText w:val=""/>
+      <w:lvlJc w:val="left"/>
+      <w:pPr>
+        <w:tabs>
+          <w:tab w:val="num" w:pos="5760"/>
+        </w:tabs>
+        <w:ind w:left="5760" w:hanging="360"/>
+      </w:pPr>
+      <w:rPr>
+        <w:rFonts w:ascii="Wingdings" w:hAnsi="Wingdings" w:hint="default"/>
+        <w:sz w:val="20"/>
+      </w:rPr>
+    </w:lvl>
+    <w:lvl w:ilvl="8" w:tentative="1">
+      <w:start w:val="1"/>
+      <w:numFmt w:val="bullet"/>
+      <w:lvlText w:val=""/>
+      <w:lvlJc w:val="left"/>
+      <w:pPr>
+        <w:tabs>
+          <w:tab w:val="num" w:pos="6480"/>
+        </w:tabs>
+        <w:ind w:left="6480" w:hanging="360"/>
+      </w:pPr>
+      <w:rPr>
+        <w:rFonts w:ascii="Wingdings" w:hAnsi="Wingdings" w:hint="default"/>
+        <w:sz w:val="20"/>
+      </w:rPr>
+    </w:lvl>
+  </w:abstractNum>
+  <w:abstractNum w:abstractNumId="7" w15:restartNumberingAfterBreak="0">
     <w:nsid w:val="1A206645"/>
     <w:multiLevelType w:val="hybridMultilevel"/>
     <w:tmpl w:val="841A73DE"/>
@@ -17515,7 +22804,156 @@
       </w:rPr>
     </w:lvl>
   </w:abstractNum>
-  <w:abstractNum w:abstractNumId="5" w15:restartNumberingAfterBreak="0">
+  <w:abstractNum w:abstractNumId="8" w15:restartNumberingAfterBreak="0">
+    <w:nsid w:val="206C74DC"/>
+    <w:multiLevelType w:val="multilevel"/>
+    <w:tmpl w:val="DCFEBFF2"/>
+    <w:lvl w:ilvl="0">
+      <w:start w:val="1"/>
+      <w:numFmt w:val="bullet"/>
+      <w:lvlText w:val=""/>
+      <w:lvlJc w:val="left"/>
+      <w:pPr>
+        <w:tabs>
+          <w:tab w:val="num" w:pos="720"/>
+        </w:tabs>
+        <w:ind w:left="720" w:hanging="360"/>
+      </w:pPr>
+      <w:rPr>
+        <w:rFonts w:ascii="Symbol" w:hAnsi="Symbol" w:hint="default"/>
+        <w:sz w:val="20"/>
+      </w:rPr>
+    </w:lvl>
+    <w:lvl w:ilvl="1" w:tentative="1">
+      <w:start w:val="1"/>
+      <w:numFmt w:val="bullet"/>
+      <w:lvlText w:val="o"/>
+      <w:lvlJc w:val="left"/>
+      <w:pPr>
+        <w:tabs>
+          <w:tab w:val="num" w:pos="1440"/>
+        </w:tabs>
+        <w:ind w:left="1440" w:hanging="360"/>
+      </w:pPr>
+      <w:rPr>
+        <w:rFonts w:ascii="Courier New" w:hAnsi="Courier New" w:hint="default"/>
+        <w:sz w:val="20"/>
+      </w:rPr>
+    </w:lvl>
+    <w:lvl w:ilvl="2" w:tentative="1">
+      <w:start w:val="1"/>
+      <w:numFmt w:val="bullet"/>
+      <w:lvlText w:val=""/>
+      <w:lvlJc w:val="left"/>
+      <w:pPr>
+        <w:tabs>
+          <w:tab w:val="num" w:pos="2160"/>
+        </w:tabs>
+        <w:ind w:left="2160" w:hanging="360"/>
+      </w:pPr>
+      <w:rPr>
+        <w:rFonts w:ascii="Wingdings" w:hAnsi="Wingdings" w:hint="default"/>
+        <w:sz w:val="20"/>
+      </w:rPr>
+    </w:lvl>
+    <w:lvl w:ilvl="3" w:tentative="1">
+      <w:start w:val="1"/>
+      <w:numFmt w:val="bullet"/>
+      <w:lvlText w:val=""/>
+      <w:lvlJc w:val="left"/>
+      <w:pPr>
+        <w:tabs>
+          <w:tab w:val="num" w:pos="2880"/>
+        </w:tabs>
+        <w:ind w:left="2880" w:hanging="360"/>
+      </w:pPr>
+      <w:rPr>
+        <w:rFonts w:ascii="Wingdings" w:hAnsi="Wingdings" w:hint="default"/>
+        <w:sz w:val="20"/>
+      </w:rPr>
+    </w:lvl>
+    <w:lvl w:ilvl="4" w:tentative="1">
+      <w:start w:val="1"/>
+      <w:numFmt w:val="bullet"/>
+      <w:lvlText w:val=""/>
+      <w:lvlJc w:val="left"/>
+      <w:pPr>
+        <w:tabs>
+          <w:tab w:val="num" w:pos="3600"/>
+        </w:tabs>
+        <w:ind w:left="3600" w:hanging="360"/>
+      </w:pPr>
+      <w:rPr>
+        <w:rFonts w:ascii="Wingdings" w:hAnsi="Wingdings" w:hint="default"/>
+        <w:sz w:val="20"/>
+      </w:rPr>
+    </w:lvl>
+    <w:lvl w:ilvl="5" w:tentative="1">
+      <w:start w:val="1"/>
+      <w:numFmt w:val="bullet"/>
+      <w:lvlText w:val=""/>
+      <w:lvlJc w:val="left"/>
+      <w:pPr>
+        <w:tabs>
+          <w:tab w:val="num" w:pos="4320"/>
+        </w:tabs>
+        <w:ind w:left="4320" w:hanging="360"/>
+      </w:pPr>
+      <w:rPr>
+        <w:rFonts w:ascii="Wingdings" w:hAnsi="Wingdings" w:hint="default"/>
+        <w:sz w:val="20"/>
+      </w:rPr>
+    </w:lvl>
+    <w:lvl w:ilvl="6" w:tentative="1">
+      <w:start w:val="1"/>
+      <w:numFmt w:val="bullet"/>
+      <w:lvlText w:val=""/>
+      <w:lvlJc w:val="left"/>
+      <w:pPr>
+        <w:tabs>
+          <w:tab w:val="num" w:pos="5040"/>
+        </w:tabs>
+        <w:ind w:left="5040" w:hanging="360"/>
+      </w:pPr>
+      <w:rPr>
+        <w:rFonts w:ascii="Wingdings" w:hAnsi="Wingdings" w:hint="default"/>
+        <w:sz w:val="20"/>
+      </w:rPr>
+    </w:lvl>
+    <w:lvl w:ilvl="7" w:tentative="1">
+      <w:start w:val="1"/>
+      <w:numFmt w:val="bullet"/>
+      <w:lvlText w:val=""/>
+      <w:lvlJc w:val="left"/>
+      <w:pPr>
+        <w:tabs>
+          <w:tab w:val="num" w:pos="5760"/>
+        </w:tabs>
+        <w:ind w:left="5760" w:hanging="360"/>
+      </w:pPr>
+      <w:rPr>
+        <w:rFonts w:ascii="Wingdings" w:hAnsi="Wingdings" w:hint="default"/>
+        <w:sz w:val="20"/>
+      </w:rPr>
+    </w:lvl>
+    <w:lvl w:ilvl="8" w:tentative="1">
+      <w:start w:val="1"/>
+      <w:numFmt w:val="bullet"/>
+      <w:lvlText w:val=""/>
+      <w:lvlJc w:val="left"/>
+      <w:pPr>
+        <w:tabs>
+          <w:tab w:val="num" w:pos="6480"/>
+        </w:tabs>
+        <w:ind w:left="6480" w:hanging="360"/>
+      </w:pPr>
+      <w:rPr>
+        <w:rFonts w:ascii="Wingdings" w:hAnsi="Wingdings" w:hint="default"/>
+        <w:sz w:val="20"/>
+      </w:rPr>
+    </w:lvl>
+  </w:abstractNum>
+  <w:abstractNum w:abstractNumId="9" w15:restartNumberingAfterBreak="0">
     <w:nsid w:val="27A47974"/>
     <w:multiLevelType w:val="hybridMultilevel"/>
     <w:tmpl w:val="65969CDA"/>
@@ -17645,7 +23083,7 @@
       </w:rPr>
     </w:lvl>
   </w:abstractNum>
-  <w:abstractNum w:abstractNumId="6" w15:restartNumberingAfterBreak="0">
+  <w:abstractNum w:abstractNumId="10" w15:restartNumberingAfterBreak="0">
     <w:nsid w:val="34E43FE8"/>
     <w:multiLevelType w:val="multilevel"/>
     <w:tmpl w:val="D8C24D3C"/>
@@ -17794,7 +23232,7 @@
       </w:rPr>
     </w:lvl>
   </w:abstractNum>
-  <w:abstractNum w:abstractNumId="7" w15:restartNumberingAfterBreak="0">
+  <w:abstractNum w:abstractNumId="11" w15:restartNumberingAfterBreak="0">
     <w:nsid w:val="35F36FC2"/>
     <w:multiLevelType w:val="multilevel"/>
     <w:tmpl w:val="7ADCE6EC"/>
@@ -17943,7 +23381,7 @@
       </w:rPr>
     </w:lvl>
   </w:abstractNum>
-  <w:abstractNum w:abstractNumId="8" w15:restartNumberingAfterBreak="0">
+  <w:abstractNum w:abstractNumId="12" w15:restartNumberingAfterBreak="0">
     <w:nsid w:val="3BE02FBE"/>
     <w:multiLevelType w:val="multilevel"/>
     <w:tmpl w:val="A28A0FC4"/>
@@ -18056,7 +23494,7 @@
       </w:pPr>
     </w:lvl>
   </w:abstractNum>
-  <w:abstractNum w:abstractNumId="9" w15:restartNumberingAfterBreak="0">
+  <w:abstractNum w:abstractNumId="13" w15:restartNumberingAfterBreak="0">
     <w:nsid w:val="49B27517"/>
     <w:multiLevelType w:val="multilevel"/>
     <w:tmpl w:val="8C68DEB8"/>
@@ -18205,7 +23643,120 @@
       </w:rPr>
     </w:lvl>
   </w:abstractNum>
-  <w:abstractNum w:abstractNumId="10" w15:restartNumberingAfterBreak="0">
+  <w:abstractNum w:abstractNumId="14" w15:restartNumberingAfterBreak="0">
+    <w:nsid w:val="49DE0857"/>
+    <w:multiLevelType w:val="hybridMultilevel"/>
+    <w:tmpl w:val="94FE7A06"/>
+    <w:lvl w:ilvl="0" w:tplc="04090001">
+      <w:start w:val="1"/>
+      <w:numFmt w:val="bullet"/>
+      <w:lvlText w:val=""/>
+      <w:lvlJc w:val="left"/>
+      <w:pPr>
+        <w:ind w:left="1080" w:hanging="360"/>
+      </w:pPr>
+      <w:rPr>
+        <w:rFonts w:ascii="Symbol" w:hAnsi="Symbol" w:hint="default"/>
+      </w:rPr>
+    </w:lvl>
+    <w:lvl w:ilvl="1" w:tplc="04090003" w:tentative="1">
+      <w:start w:val="1"/>
+      <w:numFmt w:val="bullet"/>
+      <w:lvlText w:val="o"/>
+      <w:lvlJc w:val="left"/>
+      <w:pPr>
+        <w:ind w:left="1800" w:hanging="360"/>
+      </w:pPr>
+      <w:rPr>
+        <w:rFonts w:ascii="Courier New" w:hAnsi="Courier New" w:cs="Courier New" w:hint="default"/>
+      </w:rPr>
+    </w:lvl>
+    <w:lvl w:ilvl="2" w:tplc="04090005" w:tentative="1">
+      <w:start w:val="1"/>
+      <w:numFmt w:val="bullet"/>
+      <w:lvlText w:val=""/>
+      <w:lvlJc w:val="left"/>
+      <w:pPr>
+        <w:ind w:left="2520" w:hanging="360"/>
+      </w:pPr>
+      <w:rPr>
+        <w:rFonts w:ascii="Wingdings" w:hAnsi="Wingdings" w:hint="default"/>
+      </w:rPr>
+    </w:lvl>
+    <w:lvl w:ilvl="3" w:tplc="04090001" w:tentative="1">
+      <w:start w:val="1"/>
+      <w:numFmt w:val="bullet"/>
+      <w:lvlText w:val=""/>
+      <w:lvlJc w:val="left"/>
+      <w:pPr>
+        <w:ind w:left="3240" w:hanging="360"/>
+      </w:pPr>
+      <w:rPr>
+        <w:rFonts w:ascii="Symbol" w:hAnsi="Symbol" w:hint="default"/>
+      </w:rPr>
+    </w:lvl>
+    <w:lvl w:ilvl="4" w:tplc="04090003" w:tentative="1">
+      <w:start w:val="1"/>
+      <w:numFmt w:val="bullet"/>
+      <w:lvlText w:val="o"/>
+      <w:lvlJc w:val="left"/>
+      <w:pPr>
+        <w:ind w:left="3960" w:hanging="360"/>
+      </w:pPr>
+      <w:rPr>
+        <w:rFonts w:ascii="Courier New" w:hAnsi="Courier New" w:cs="Courier New" w:hint="default"/>
+      </w:rPr>
+    </w:lvl>
+    <w:lvl w:ilvl="5" w:tplc="04090005" w:tentative="1">
+      <w:start w:val="1"/>
+      <w:numFmt w:val="bullet"/>
+      <w:lvlText w:val=""/>
+      <w:lvlJc w:val="left"/>
+      <w:pPr>
+        <w:ind w:left="4680" w:hanging="360"/>
+      </w:pPr>
+      <w:rPr>
+        <w:rFonts w:ascii="Wingdings" w:hAnsi="Wingdings" w:hint="default"/>
+      </w:rPr>
+    </w:lvl>
+    <w:lvl w:ilvl="6" w:tplc="04090001" w:tentative="1">
+      <w:start w:val="1"/>
+      <w:numFmt w:val="bullet"/>
+      <w:lvlText w:val=""/>
+      <w:lvlJc w:val="left"/>
+      <w:pPr>
+        <w:ind w:left="5400" w:hanging="360"/>
+      </w:pPr>
+      <w:rPr>
+        <w:rFonts w:ascii="Symbol" w:hAnsi="Symbol" w:hint="default"/>
+      </w:rPr>
+    </w:lvl>
+    <w:lvl w:ilvl="7" w:tplc="04090003" w:tentative="1">
+      <w:start w:val="1"/>
+      <w:numFmt w:val="bullet"/>
+      <w:lvlText w:val="o"/>
+      <w:lvlJc w:val="left"/>
+      <w:pPr>
+        <w:ind w:left="6120" w:hanging="360"/>
+      </w:pPr>
+      <w:rPr>
+        <w:rFonts w:ascii="Courier New" w:hAnsi="Courier New" w:cs="Courier New" w:hint="default"/>
+      </w:rPr>
+    </w:lvl>
+    <w:lvl w:ilvl="8" w:tplc="04090005" w:tentative="1">
+      <w:start w:val="1"/>
+      <w:numFmt w:val="bullet"/>
+      <w:lvlText w:val=""/>
+      <w:lvlJc w:val="left"/>
+      <w:pPr>
+        <w:ind w:left="6840" w:hanging="360"/>
+      </w:pPr>
+      <w:rPr>
+        <w:rFonts w:ascii="Wingdings" w:hAnsi="Wingdings" w:hint="default"/>
+      </w:rPr>
+    </w:lvl>
+  </w:abstractNum>
+  <w:abstractNum w:abstractNumId="15" w15:restartNumberingAfterBreak="0">
     <w:nsid w:val="4F5D62AF"/>
     <w:multiLevelType w:val="hybridMultilevel"/>
     <w:tmpl w:val="216A573C"/>
@@ -18327,7 +23878,7 @@
       </w:rPr>
     </w:lvl>
   </w:abstractNum>
-  <w:abstractNum w:abstractNumId="11" w15:restartNumberingAfterBreak="0">
+  <w:abstractNum w:abstractNumId="16" w15:restartNumberingAfterBreak="0">
     <w:nsid w:val="600F62AB"/>
     <w:multiLevelType w:val="multilevel"/>
     <w:tmpl w:val="0BD4479A"/>
@@ -18338,9 +23889,9 @@
       <w:lvlJc w:val="left"/>
       <w:pPr>
         <w:tabs>
-          <w:tab w:val="num" w:pos="720"/>
-        </w:tabs>
-        <w:ind w:left="720" w:hanging="360"/>
+          <w:tab w:val="num" w:pos="2160"/>
+        </w:tabs>
+        <w:ind w:left="2160" w:hanging="360"/>
       </w:pPr>
       <w:rPr>
         <w:rFonts w:ascii="Symbol" w:hAnsi="Symbol" w:hint="default"/>
@@ -18354,9 +23905,9 @@
       <w:lvlJc w:val="left"/>
       <w:pPr>
         <w:tabs>
-          <w:tab w:val="num" w:pos="1440"/>
-        </w:tabs>
-        <w:ind w:left="1440" w:hanging="360"/>
+          <w:tab w:val="num" w:pos="2880"/>
+        </w:tabs>
+        <w:ind w:left="2880" w:hanging="360"/>
       </w:pPr>
       <w:rPr>
         <w:rFonts w:ascii="Courier New" w:hAnsi="Courier New" w:hint="default"/>
@@ -18370,9 +23921,9 @@
       <w:lvlJc w:val="left"/>
       <w:pPr>
         <w:tabs>
-          <w:tab w:val="num" w:pos="2160"/>
-        </w:tabs>
-        <w:ind w:left="2160" w:hanging="360"/>
+          <w:tab w:val="num" w:pos="3600"/>
+        </w:tabs>
+        <w:ind w:left="3600" w:hanging="360"/>
       </w:pPr>
       <w:rPr>
         <w:rFonts w:ascii="Wingdings" w:hAnsi="Wingdings" w:hint="default"/>
@@ -18386,9 +23937,9 @@
       <w:lvlJc w:val="left"/>
       <w:pPr>
         <w:tabs>
-          <w:tab w:val="num" w:pos="2880"/>
-        </w:tabs>
-        <w:ind w:left="2880" w:hanging="360"/>
+          <w:tab w:val="num" w:pos="4320"/>
+        </w:tabs>
+        <w:ind w:left="4320" w:hanging="360"/>
       </w:pPr>
       <w:rPr>
         <w:rFonts w:ascii="Wingdings" w:hAnsi="Wingdings" w:hint="default"/>
@@ -18402,9 +23953,9 @@
       <w:lvlJc w:val="left"/>
       <w:pPr>
         <w:tabs>
-          <w:tab w:val="num" w:pos="3600"/>
-        </w:tabs>
-        <w:ind w:left="3600" w:hanging="360"/>
+          <w:tab w:val="num" w:pos="5040"/>
+        </w:tabs>
+        <w:ind w:left="5040" w:hanging="360"/>
       </w:pPr>
       <w:rPr>
         <w:rFonts w:ascii="Wingdings" w:hAnsi="Wingdings" w:hint="default"/>
@@ -18418,9 +23969,9 @@
       <w:lvlJc w:val="left"/>
       <w:pPr>
         <w:tabs>
-          <w:tab w:val="num" w:pos="4320"/>
-        </w:tabs>
-        <w:ind w:left="4320" w:hanging="360"/>
+          <w:tab w:val="num" w:pos="5760"/>
+        </w:tabs>
+        <w:ind w:left="5760" w:hanging="360"/>
       </w:pPr>
       <w:rPr>
         <w:rFonts w:ascii="Wingdings" w:hAnsi="Wingdings" w:hint="default"/>
@@ -18434,9 +23985,9 @@
       <w:lvlJc w:val="left"/>
       <w:pPr>
         <w:tabs>
-          <w:tab w:val="num" w:pos="5040"/>
-        </w:tabs>
-        <w:ind w:left="5040" w:hanging="360"/>
+          <w:tab w:val="num" w:pos="6480"/>
+        </w:tabs>
+        <w:ind w:left="6480" w:hanging="360"/>
       </w:pPr>
       <w:rPr>
         <w:rFonts w:ascii="Wingdings" w:hAnsi="Wingdings" w:hint="default"/>
@@ -18450,9 +24001,9 @@
       <w:lvlJc w:val="left"/>
       <w:pPr>
         <w:tabs>
-          <w:tab w:val="num" w:pos="5760"/>
-        </w:tabs>
-        <w:ind w:left="5760" w:hanging="360"/>
+          <w:tab w:val="num" w:pos="7200"/>
+        </w:tabs>
+        <w:ind w:left="7200" w:hanging="360"/>
       </w:pPr>
       <w:rPr>
         <w:rFonts w:ascii="Wingdings" w:hAnsi="Wingdings" w:hint="default"/>
@@ -18466,9 +24017,9 @@
       <w:lvlJc w:val="left"/>
       <w:pPr>
         <w:tabs>
-          <w:tab w:val="num" w:pos="6480"/>
-        </w:tabs>
-        <w:ind w:left="6480" w:hanging="360"/>
+          <w:tab w:val="num" w:pos="7920"/>
+        </w:tabs>
+        <w:ind w:left="7920" w:hanging="360"/>
       </w:pPr>
       <w:rPr>
         <w:rFonts w:ascii="Wingdings" w:hAnsi="Wingdings" w:hint="default"/>
@@ -18476,7 +24027,7 @@
       </w:rPr>
     </w:lvl>
   </w:abstractNum>
-  <w:abstractNum w:abstractNumId="12" w15:restartNumberingAfterBreak="0">
+  <w:abstractNum w:abstractNumId="17" w15:restartNumberingAfterBreak="0">
     <w:nsid w:val="645A1928"/>
     <w:multiLevelType w:val="multilevel"/>
     <w:tmpl w:val="9AF2E130"/>
@@ -18625,10 +24176,10 @@
       </w:rPr>
     </w:lvl>
   </w:abstractNum>
-  <w:abstractNum w:abstractNumId="13" w15:restartNumberingAfterBreak="0">
-    <w:nsid w:val="78BA4861"/>
+  <w:abstractNum w:abstractNumId="18" w15:restartNumberingAfterBreak="0">
+    <w:nsid w:val="6BB97202"/>
     <w:multiLevelType w:val="multilevel"/>
-    <w:tmpl w:val="F4BA07C4"/>
+    <w:tmpl w:val="14F421A8"/>
     <w:lvl w:ilvl="0">
       <w:start w:val="1"/>
       <w:numFmt w:val="bullet"/>
@@ -18636,9 +24187,9 @@
       <w:lvlJc w:val="left"/>
       <w:pPr>
         <w:tabs>
-          <w:tab w:val="num" w:pos="1080"/>
-        </w:tabs>
-        <w:ind w:left="1080" w:hanging="360"/>
+          <w:tab w:val="num" w:pos="1440"/>
+        </w:tabs>
+        <w:ind w:left="1440" w:hanging="360"/>
       </w:pPr>
       <w:rPr>
         <w:rFonts w:ascii="Symbol" w:hAnsi="Symbol" w:hint="default"/>
@@ -18652,9 +24203,9 @@
       <w:lvlJc w:val="left"/>
       <w:pPr>
         <w:tabs>
-          <w:tab w:val="num" w:pos="1800"/>
-        </w:tabs>
-        <w:ind w:left="1800" w:hanging="360"/>
+          <w:tab w:val="num" w:pos="2160"/>
+        </w:tabs>
+        <w:ind w:left="2160" w:hanging="360"/>
       </w:pPr>
       <w:rPr>
         <w:rFonts w:ascii="Courier New" w:hAnsi="Courier New" w:hint="default"/>
@@ -18668,9 +24219,9 @@
       <w:lvlJc w:val="left"/>
       <w:pPr>
         <w:tabs>
-          <w:tab w:val="num" w:pos="2520"/>
-        </w:tabs>
-        <w:ind w:left="2520" w:hanging="360"/>
+          <w:tab w:val="num" w:pos="2880"/>
+        </w:tabs>
+        <w:ind w:left="2880" w:hanging="360"/>
       </w:pPr>
       <w:rPr>
         <w:rFonts w:ascii="Wingdings" w:hAnsi="Wingdings" w:hint="default"/>
@@ -18684,9 +24235,9 @@
       <w:lvlJc w:val="left"/>
       <w:pPr>
         <w:tabs>
-          <w:tab w:val="num" w:pos="3240"/>
-        </w:tabs>
-        <w:ind w:left="3240" w:hanging="360"/>
+          <w:tab w:val="num" w:pos="3600"/>
+        </w:tabs>
+        <w:ind w:left="3600" w:hanging="360"/>
       </w:pPr>
       <w:rPr>
         <w:rFonts w:ascii="Wingdings" w:hAnsi="Wingdings" w:hint="default"/>
@@ -18700,9 +24251,9 @@
       <w:lvlJc w:val="left"/>
       <w:pPr>
         <w:tabs>
-          <w:tab w:val="num" w:pos="3960"/>
-        </w:tabs>
-        <w:ind w:left="3960" w:hanging="360"/>
+          <w:tab w:val="num" w:pos="4320"/>
+        </w:tabs>
+        <w:ind w:left="4320" w:hanging="360"/>
       </w:pPr>
       <w:rPr>
         <w:rFonts w:ascii="Wingdings" w:hAnsi="Wingdings" w:hint="default"/>
@@ -18716,9 +24267,9 @@
       <w:lvlJc w:val="left"/>
       <w:pPr>
         <w:tabs>
-          <w:tab w:val="num" w:pos="4680"/>
-        </w:tabs>
-        <w:ind w:left="4680" w:hanging="360"/>
+          <w:tab w:val="num" w:pos="5040"/>
+        </w:tabs>
+        <w:ind w:left="5040" w:hanging="360"/>
       </w:pPr>
       <w:rPr>
         <w:rFonts w:ascii="Wingdings" w:hAnsi="Wingdings" w:hint="default"/>
@@ -18732,9 +24283,9 @@
       <w:lvlJc w:val="left"/>
       <w:pPr>
         <w:tabs>
-          <w:tab w:val="num" w:pos="5400"/>
-        </w:tabs>
-        <w:ind w:left="5400" w:hanging="360"/>
+          <w:tab w:val="num" w:pos="5760"/>
+        </w:tabs>
+        <w:ind w:left="5760" w:hanging="360"/>
       </w:pPr>
       <w:rPr>
         <w:rFonts w:ascii="Wingdings" w:hAnsi="Wingdings" w:hint="default"/>
@@ -18748,9 +24299,9 @@
       <w:lvlJc w:val="left"/>
       <w:pPr>
         <w:tabs>
-          <w:tab w:val="num" w:pos="6120"/>
-        </w:tabs>
-        <w:ind w:left="6120" w:hanging="360"/>
+          <w:tab w:val="num" w:pos="6480"/>
+        </w:tabs>
+        <w:ind w:left="6480" w:hanging="360"/>
       </w:pPr>
       <w:rPr>
         <w:rFonts w:ascii="Wingdings" w:hAnsi="Wingdings" w:hint="default"/>
@@ -18764,6 +24315,268 @@
       <w:lvlJc w:val="left"/>
       <w:pPr>
         <w:tabs>
+          <w:tab w:val="num" w:pos="7200"/>
+        </w:tabs>
+        <w:ind w:left="7200" w:hanging="360"/>
+      </w:pPr>
+      <w:rPr>
+        <w:rFonts w:ascii="Wingdings" w:hAnsi="Wingdings" w:hint="default"/>
+        <w:sz w:val="20"/>
+      </w:rPr>
+    </w:lvl>
+  </w:abstractNum>
+  <w:abstractNum w:abstractNumId="19" w15:restartNumberingAfterBreak="0">
+    <w:nsid w:val="6E2A236C"/>
+    <w:multiLevelType w:val="multilevel"/>
+    <w:tmpl w:val="1C78739E"/>
+    <w:lvl w:ilvl="0">
+      <w:start w:val="1"/>
+      <w:numFmt w:val="decimal"/>
+      <w:lvlText w:val="%1."/>
+      <w:lvlJc w:val="left"/>
+      <w:pPr>
+        <w:tabs>
+          <w:tab w:val="num" w:pos="720"/>
+        </w:tabs>
+        <w:ind w:left="720" w:hanging="360"/>
+      </w:pPr>
+    </w:lvl>
+    <w:lvl w:ilvl="1" w:tentative="1">
+      <w:start w:val="1"/>
+      <w:numFmt w:val="decimal"/>
+      <w:lvlText w:val="%2."/>
+      <w:lvlJc w:val="left"/>
+      <w:pPr>
+        <w:tabs>
+          <w:tab w:val="num" w:pos="1440"/>
+        </w:tabs>
+        <w:ind w:left="1440" w:hanging="360"/>
+      </w:pPr>
+    </w:lvl>
+    <w:lvl w:ilvl="2" w:tentative="1">
+      <w:start w:val="1"/>
+      <w:numFmt w:val="decimal"/>
+      <w:lvlText w:val="%3."/>
+      <w:lvlJc w:val="left"/>
+      <w:pPr>
+        <w:tabs>
+          <w:tab w:val="num" w:pos="2160"/>
+        </w:tabs>
+        <w:ind w:left="2160" w:hanging="360"/>
+      </w:pPr>
+    </w:lvl>
+    <w:lvl w:ilvl="3" w:tentative="1">
+      <w:start w:val="1"/>
+      <w:numFmt w:val="decimal"/>
+      <w:lvlText w:val="%4."/>
+      <w:lvlJc w:val="left"/>
+      <w:pPr>
+        <w:tabs>
+          <w:tab w:val="num" w:pos="2880"/>
+        </w:tabs>
+        <w:ind w:left="2880" w:hanging="360"/>
+      </w:pPr>
+    </w:lvl>
+    <w:lvl w:ilvl="4" w:tentative="1">
+      <w:start w:val="1"/>
+      <w:numFmt w:val="decimal"/>
+      <w:lvlText w:val="%5."/>
+      <w:lvlJc w:val="left"/>
+      <w:pPr>
+        <w:tabs>
+          <w:tab w:val="num" w:pos="3600"/>
+        </w:tabs>
+        <w:ind w:left="3600" w:hanging="360"/>
+      </w:pPr>
+    </w:lvl>
+    <w:lvl w:ilvl="5" w:tentative="1">
+      <w:start w:val="1"/>
+      <w:numFmt w:val="decimal"/>
+      <w:lvlText w:val="%6."/>
+      <w:lvlJc w:val="left"/>
+      <w:pPr>
+        <w:tabs>
+          <w:tab w:val="num" w:pos="4320"/>
+        </w:tabs>
+        <w:ind w:left="4320" w:hanging="360"/>
+      </w:pPr>
+    </w:lvl>
+    <w:lvl w:ilvl="6" w:tentative="1">
+      <w:start w:val="1"/>
+      <w:numFmt w:val="decimal"/>
+      <w:lvlText w:val="%7."/>
+      <w:lvlJc w:val="left"/>
+      <w:pPr>
+        <w:tabs>
+          <w:tab w:val="num" w:pos="5040"/>
+        </w:tabs>
+        <w:ind w:left="5040" w:hanging="360"/>
+      </w:pPr>
+    </w:lvl>
+    <w:lvl w:ilvl="7" w:tentative="1">
+      <w:start w:val="1"/>
+      <w:numFmt w:val="decimal"/>
+      <w:lvlText w:val="%8."/>
+      <w:lvlJc w:val="left"/>
+      <w:pPr>
+        <w:tabs>
+          <w:tab w:val="num" w:pos="5760"/>
+        </w:tabs>
+        <w:ind w:left="5760" w:hanging="360"/>
+      </w:pPr>
+    </w:lvl>
+    <w:lvl w:ilvl="8" w:tentative="1">
+      <w:start w:val="1"/>
+      <w:numFmt w:val="decimal"/>
+      <w:lvlText w:val="%9."/>
+      <w:lvlJc w:val="left"/>
+      <w:pPr>
+        <w:tabs>
+          <w:tab w:val="num" w:pos="6480"/>
+        </w:tabs>
+        <w:ind w:left="6480" w:hanging="360"/>
+      </w:pPr>
+    </w:lvl>
+  </w:abstractNum>
+  <w:abstractNum w:abstractNumId="20" w15:restartNumberingAfterBreak="0">
+    <w:nsid w:val="78BA4861"/>
+    <w:multiLevelType w:val="multilevel"/>
+    <w:tmpl w:val="F4BA07C4"/>
+    <w:lvl w:ilvl="0">
+      <w:start w:val="1"/>
+      <w:numFmt w:val="bullet"/>
+      <w:lvlText w:val=""/>
+      <w:lvlJc w:val="left"/>
+      <w:pPr>
+        <w:tabs>
+          <w:tab w:val="num" w:pos="1080"/>
+        </w:tabs>
+        <w:ind w:left="1080" w:hanging="360"/>
+      </w:pPr>
+      <w:rPr>
+        <w:rFonts w:ascii="Symbol" w:hAnsi="Symbol" w:hint="default"/>
+        <w:sz w:val="20"/>
+      </w:rPr>
+    </w:lvl>
+    <w:lvl w:ilvl="1" w:tentative="1">
+      <w:start w:val="1"/>
+      <w:numFmt w:val="bullet"/>
+      <w:lvlText w:val="o"/>
+      <w:lvlJc w:val="left"/>
+      <w:pPr>
+        <w:tabs>
+          <w:tab w:val="num" w:pos="1800"/>
+        </w:tabs>
+        <w:ind w:left="1800" w:hanging="360"/>
+      </w:pPr>
+      <w:rPr>
+        <w:rFonts w:ascii="Courier New" w:hAnsi="Courier New" w:hint="default"/>
+        <w:sz w:val="20"/>
+      </w:rPr>
+    </w:lvl>
+    <w:lvl w:ilvl="2" w:tentative="1">
+      <w:start w:val="1"/>
+      <w:numFmt w:val="bullet"/>
+      <w:lvlText w:val=""/>
+      <w:lvlJc w:val="left"/>
+      <w:pPr>
+        <w:tabs>
+          <w:tab w:val="num" w:pos="2520"/>
+        </w:tabs>
+        <w:ind w:left="2520" w:hanging="360"/>
+      </w:pPr>
+      <w:rPr>
+        <w:rFonts w:ascii="Wingdings" w:hAnsi="Wingdings" w:hint="default"/>
+        <w:sz w:val="20"/>
+      </w:rPr>
+    </w:lvl>
+    <w:lvl w:ilvl="3" w:tentative="1">
+      <w:start w:val="1"/>
+      <w:numFmt w:val="bullet"/>
+      <w:lvlText w:val=""/>
+      <w:lvlJc w:val="left"/>
+      <w:pPr>
+        <w:tabs>
+          <w:tab w:val="num" w:pos="3240"/>
+        </w:tabs>
+        <w:ind w:left="3240" w:hanging="360"/>
+      </w:pPr>
+      <w:rPr>
+        <w:rFonts w:ascii="Wingdings" w:hAnsi="Wingdings" w:hint="default"/>
+        <w:sz w:val="20"/>
+      </w:rPr>
+    </w:lvl>
+    <w:lvl w:ilvl="4" w:tentative="1">
+      <w:start w:val="1"/>
+      <w:numFmt w:val="bullet"/>
+      <w:lvlText w:val=""/>
+      <w:lvlJc w:val="left"/>
+      <w:pPr>
+        <w:tabs>
+          <w:tab w:val="num" w:pos="3960"/>
+        </w:tabs>
+        <w:ind w:left="3960" w:hanging="360"/>
+      </w:pPr>
+      <w:rPr>
+        <w:rFonts w:ascii="Wingdings" w:hAnsi="Wingdings" w:hint="default"/>
+        <w:sz w:val="20"/>
+      </w:rPr>
+    </w:lvl>
+    <w:lvl w:ilvl="5" w:tentative="1">
+      <w:start w:val="1"/>
+      <w:numFmt w:val="bullet"/>
+      <w:lvlText w:val=""/>
+      <w:lvlJc w:val="left"/>
+      <w:pPr>
+        <w:tabs>
+          <w:tab w:val="num" w:pos="4680"/>
+        </w:tabs>
+        <w:ind w:left="4680" w:hanging="360"/>
+      </w:pPr>
+      <w:rPr>
+        <w:rFonts w:ascii="Wingdings" w:hAnsi="Wingdings" w:hint="default"/>
+        <w:sz w:val="20"/>
+      </w:rPr>
+    </w:lvl>
+    <w:lvl w:ilvl="6" w:tentative="1">
+      <w:start w:val="1"/>
+      <w:numFmt w:val="bullet"/>
+      <w:lvlText w:val=""/>
+      <w:lvlJc w:val="left"/>
+      <w:pPr>
+        <w:tabs>
+          <w:tab w:val="num" w:pos="5400"/>
+        </w:tabs>
+        <w:ind w:left="5400" w:hanging="360"/>
+      </w:pPr>
+      <w:rPr>
+        <w:rFonts w:ascii="Wingdings" w:hAnsi="Wingdings" w:hint="default"/>
+        <w:sz w:val="20"/>
+      </w:rPr>
+    </w:lvl>
+    <w:lvl w:ilvl="7" w:tentative="1">
+      <w:start w:val="1"/>
+      <w:numFmt w:val="bullet"/>
+      <w:lvlText w:val=""/>
+      <w:lvlJc w:val="left"/>
+      <w:pPr>
+        <w:tabs>
+          <w:tab w:val="num" w:pos="6120"/>
+        </w:tabs>
+        <w:ind w:left="6120" w:hanging="360"/>
+      </w:pPr>
+      <w:rPr>
+        <w:rFonts w:ascii="Wingdings" w:hAnsi="Wingdings" w:hint="default"/>
+        <w:sz w:val="20"/>
+      </w:rPr>
+    </w:lvl>
+    <w:lvl w:ilvl="8" w:tentative="1">
+      <w:start w:val="1"/>
+      <w:numFmt w:val="bullet"/>
+      <w:lvlText w:val=""/>
+      <w:lvlJc w:val="left"/>
+      <w:pPr>
+        <w:tabs>
           <w:tab w:val="num" w:pos="6840"/>
         </w:tabs>
         <w:ind w:left="6840" w:hanging="360"/>
@@ -18775,46 +24588,67 @@
     </w:lvl>
   </w:abstractNum>
   <w:num w:numId="1">
-    <w:abstractNumId w:val="5"/>
+    <w:abstractNumId w:val="9"/>
   </w:num>
   <w:num w:numId="2">
-    <w:abstractNumId w:val="4"/>
+    <w:abstractNumId w:val="7"/>
   </w:num>
   <w:num w:numId="3">
-    <w:abstractNumId w:val="10"/>
+    <w:abstractNumId w:val="15"/>
   </w:num>
   <w:num w:numId="4">
-    <w:abstractNumId w:val="12"/>
+    <w:abstractNumId w:val="17"/>
   </w:num>
   <w:num w:numId="5">
-    <w:abstractNumId w:val="11"/>
+    <w:abstractNumId w:val="16"/>
   </w:num>
   <w:num w:numId="6">
-    <w:abstractNumId w:val="1"/>
+    <w:abstractNumId w:val="3"/>
   </w:num>
   <w:num w:numId="7">
-    <w:abstractNumId w:val="13"/>
+    <w:abstractNumId w:val="20"/>
   </w:num>
   <w:num w:numId="8">
     <w:abstractNumId w:val="0"/>
   </w:num>
   <w:num w:numId="9">
+    <w:abstractNumId w:val="12"/>
+  </w:num>
+  <w:num w:numId="10">
+    <w:abstractNumId w:val="11"/>
+  </w:num>
+  <w:num w:numId="11">
+    <w:abstractNumId w:val="13"/>
+  </w:num>
+  <w:num w:numId="12">
+    <w:abstractNumId w:val="5"/>
+  </w:num>
+  <w:num w:numId="13">
+    <w:abstractNumId w:val="10"/>
+  </w:num>
+  <w:num w:numId="14">
+    <w:abstractNumId w:val="6"/>
+  </w:num>
+  <w:num w:numId="15">
+    <w:abstractNumId w:val="1"/>
+  </w:num>
+  <w:num w:numId="16">
+    <w:abstractNumId w:val="19"/>
+  </w:num>
+  <w:num w:numId="17">
+    <w:abstractNumId w:val="18"/>
+  </w:num>
+  <w:num w:numId="18">
+    <w:abstractNumId w:val="14"/>
+  </w:num>
+  <w:num w:numId="19">
     <w:abstractNumId w:val="8"/>
   </w:num>
-  <w:num w:numId="10">
-    <w:abstractNumId w:val="7"/>
-  </w:num>
-  <w:num w:numId="11">
-    <w:abstractNumId w:val="9"/>
-  </w:num>
-  <w:num w:numId="12">
+  <w:num w:numId="20">
     <w:abstractNumId w:val="2"/>
   </w:num>
-  <w:num w:numId="13">
-    <w:abstractNumId w:val="6"/>
-  </w:num>
-  <w:num w:numId="14">
-    <w:abstractNumId w:val="3"/>
+  <w:num w:numId="21">
+    <w:abstractNumId w:val="4"/>
   </w:num>
 </w:numbering>
 </file>
@@ -19281,6 +25115,29 @@
       <w:szCs w:val="24"/>
     </w:rPr>
   </w:style>
+  <w:style w:type="paragraph" w:styleId="Ttulo4">
+    <w:name w:val="heading 4"/>
+    <w:basedOn w:val="Normal"/>
+    <w:next w:val="Normal"/>
+    <w:link w:val="Ttulo4Car"/>
+    <w:uiPriority w:val="9"/>
+    <w:semiHidden/>
+    <w:unhideWhenUsed/>
+    <w:qFormat/>
+    <w:rsid w:val="00E87167"/>
+    <w:pPr>
+      <w:keepNext/>
+      <w:keepLines/>
+      <w:spacing w:before="40"/>
+      <w:outlineLvl w:val="3"/>
+    </w:pPr>
+    <w:rPr>
+      <w:rFonts w:asciiTheme="majorHAnsi" w:eastAsiaTheme="majorEastAsia" w:hAnsiTheme="majorHAnsi" w:cstheme="majorBidi"/>
+      <w:i/>
+      <w:iCs/>
+      <w:color w:val="365F91" w:themeColor="accent1" w:themeShade="BF"/>
+    </w:rPr>
+  </w:style>
   <w:style w:type="character" w:default="1" w:styleId="Fuentedeprrafopredeter">
     <w:name w:val="Default Paragraph Font"/>
     <w:uiPriority w:val="1"/>
@@ -19423,6 +25280,21 @@
         <w:insideV w:val="single" w:sz="4" w:space="0" w:color="auto"/>
       </w:tblBorders>
     </w:tblPr>
+  </w:style>
+  <w:style w:type="character" w:customStyle="1" w:styleId="Ttulo4Car">
+    <w:name w:val="Título 4 Car"/>
+    <w:basedOn w:val="Fuentedeprrafopredeter"/>
+    <w:link w:val="Ttulo4"/>
+    <w:uiPriority w:val="9"/>
+    <w:semiHidden/>
+    <w:rsid w:val="00E87167"/>
+    <w:rPr>
+      <w:rFonts w:asciiTheme="majorHAnsi" w:eastAsiaTheme="majorEastAsia" w:hAnsiTheme="majorHAnsi" w:cstheme="majorBidi"/>
+      <w:i/>
+      <w:iCs/>
+      <w:color w:val="365F91" w:themeColor="accent1" w:themeShade="BF"/>
+      <w:lang w:val="es-ES"/>
+    </w:rPr>
   </w:style>
 </w:styles>
 </file>

--- a/4to Año/Comunicaciones II/TP7.docx
+++ b/4to Año/Comunicaciones II/TP7.docx
@@ -243,10 +243,7 @@
         </w:rPr>
       </w:pPr>
       <w:r>
-        <w:t xml:space="preserve">        </w:t>
-      </w:r>
-      <w:r>
-        <w:t>2. Fundamentos del ruteo</w:t>
+        <w:t xml:space="preserve">        2. Fundamentos del ruteo</w:t>
       </w:r>
     </w:p>
     <w:p>
@@ -1105,13 +1102,13 @@
           </w:tcPr>
           <w:p>
             <w:r>
-              <w:t>Ajusta rutas automáticamente. Escalable y óptimo, pero consume CPU, ancho de banda y memoria.</w:t>
+              <w:t xml:space="preserve">Ajusta rutas automáticamente. Escalable y óptimo, pero consume CPU, ancho de banda y memoria. </w:t>
             </w:r>
             <w:r>
-              <w:t xml:space="preserve"> </w:t>
+              <w:t>U</w:t>
             </w:r>
             <w:r>
-              <w:t>utiliza protocolos de enrutamiento que detectan cambios como caídas de enlaces o incorporación de nuevos nodos y recalculan la mejor ruta disponible sin intervención humana.</w:t>
+              <w:t>tiliza protocolos de enrutamiento que detectan cambios como caídas de enlaces o incorporación de nuevos nodos y recalculan la mejor ruta disponible sin intervención humana.</w:t>
             </w:r>
             <w:r>
               <w:t xml:space="preserve"> </w:t>
@@ -1373,44 +1370,13 @@
           <w:rStyle w:val="Textoennegrita"/>
           <w:lang w:val="es-AR"/>
         </w:rPr>
-        <w:t>-Vector)</w:t>
-      </w:r>
-      <w:proofErr w:type="gramStart"/>
-      <w:r>
-        <w:rPr>
-          <w:rStyle w:val="Textoennegrita"/>
-          <w:lang w:val="es-AR"/>
-        </w:rPr>
-        <w:t>:</w:t>
-      </w:r>
-      <w:r>
-        <w:rPr>
-          <w:lang w:val="es-AR"/>
-        </w:rPr>
-        <w:t xml:space="preserve"> </w:t>
-      </w:r>
-      <w:r>
-        <w:rPr>
-          <w:b/>
-          <w:bCs/>
-          <w:lang w:val="es-AR"/>
-        </w:rPr>
-        <w:t>)</w:t>
-      </w:r>
-      <w:proofErr w:type="gramEnd"/>
-      <w:r>
-        <w:rPr>
-          <w:b/>
-          <w:bCs/>
-          <w:lang w:val="es-AR"/>
-        </w:rPr>
-        <w:t>:</w:t>
-      </w:r>
-      <w:r>
-        <w:rPr>
-          <w:lang w:val="es-AR"/>
-        </w:rPr>
-        <w:t xml:space="preserve"> cada </w:t>
+        <w:t>-Vector):</w:t>
+      </w:r>
+      <w:r>
+        <w:rPr>
+          <w:lang w:val="es-AR"/>
+        </w:rPr>
+        <w:t xml:space="preserve">  cada </w:t>
       </w:r>
       <w:proofErr w:type="spellStart"/>
       <w:r>
